--- a/docx/es/BUFRCREX_TableB_es_23.docx
+++ b/docx/es/BUFRCREX_TableB_es_23.docx
@@ -8,19 +8,33 @@
       </w:pPr>
       <w:r>
         <w:rPr>
-          <w:rFonts w:ascii="Arial" w:hAnsi="Arial"/>
+          <w:rFonts w:ascii="Verdana" w:hAnsi="Verdana"/>
           <w:b/>
           <w:sz w:val="22"/>
         </w:rPr>
-        <w:t>BUFR/CREX Table B — Class 23: Dispersión y transporte</w:t>
+        <w:t>Clase 23: Dispersión y transporte</w:t>
       </w:r>
     </w:p>
     <w:tbl>
       <w:tblPr>
         <w:tblStyle w:val="TableGrid"/>
         <w:tblW w:type="auto" w:w="0"/>
-        <w:jc w:val="center"/>
+        <w:jc w:val="left"/>
         <w:tblLook w:firstColumn="1" w:firstRow="1" w:lastColumn="0" w:lastRow="0" w:noHBand="0" w:noVBand="1" w:val="04A0"/>
+        <w:tblBorders>
+          <w:top w:val="single" w:sz="4" w:space="0" w:color="595959"/>
+          <w:left w:val="single" w:sz="4" w:space="0" w:color="595959"/>
+          <w:bottom w:val="single" w:sz="4" w:space="0" w:color="595959"/>
+          <w:right w:val="single" w:sz="4" w:space="0" w:color="595959"/>
+          <w:insideH w:val="single" w:sz="4" w:space="0" w:color="595959"/>
+          <w:insideV w:val="single" w:sz="4" w:space="0" w:color="595959"/>
+        </w:tblBorders>
+        <w:tblCellMar>
+          <w:top w:w="85" w:type="dxa"/>
+          <w:left w:w="85" w:type="dxa"/>
+          <w:bottom w:w="85" w:type="dxa"/>
+          <w:right w:w="85" w:type="dxa"/>
+        </w:tblCellMar>
       </w:tblPr>
       <w:tblGrid>
         <w:gridCol w:w="1514"/>
@@ -35,20 +49,20 @@
         <w:gridCol w:w="1514"/>
       </w:tblGrid>
       <w:tr>
+        <w:trPr>
+          <w:tblHeader/>
+        </w:trPr>
         <w:tc>
           <w:tcPr>
             <w:tcW w:type="dxa" w:w="1514"/>
-            <w:shd w:val="clear" w:color="auto" w:fill="D9E2F3"/>
+            <w:shd w:val="clear" w:color="auto" w:fill="D9D9D9"/>
           </w:tcPr>
           <w:p>
-            <w:pPr>
-              <w:jc w:val="center"/>
-            </w:pPr>
             <w:r/>
             <w:r>
               <w:rPr>
-                <w:rFonts w:ascii="Arial" w:hAnsi="Arial"/>
-                <w:b/>
+                <w:rFonts w:ascii="Verdana" w:hAnsi="Verdana"/>
+                <w:b w:val="0"/>
                 <w:sz w:val="16"/>
               </w:rPr>
               <w:t>FXY</w:t>
@@ -58,185 +72,161 @@
         <w:tc>
           <w:tcPr>
             <w:tcW w:type="dxa" w:w="1514"/>
-            <w:shd w:val="clear" w:color="auto" w:fill="D9E2F3"/>
+            <w:shd w:val="clear" w:color="auto" w:fill="D9D9D9"/>
           </w:tcPr>
           <w:p>
-            <w:pPr>
-              <w:jc w:val="center"/>
-            </w:pPr>
             <w:r/>
             <w:r>
               <w:rPr>
-                <w:rFonts w:ascii="Arial" w:hAnsi="Arial"/>
-                <w:b/>
+                <w:rFonts w:ascii="Verdana" w:hAnsi="Verdana"/>
+                <w:b w:val="0"/>
                 <w:sz w:val="16"/>
               </w:rPr>
-              <w:t>ElementName</w:t>
+              <w:t>NOMBRE DEL ELEMENTO</w:t>
             </w:r>
           </w:p>
         </w:tc>
         <w:tc>
           <w:tcPr>
             <w:tcW w:type="dxa" w:w="1514"/>
-            <w:shd w:val="clear" w:color="auto" w:fill="D9E2F3"/>
+            <w:shd w:val="clear" w:color="auto" w:fill="D9D9D9"/>
           </w:tcPr>
           <w:p>
-            <w:pPr>
-              <w:jc w:val="center"/>
-            </w:pPr>
             <w:r/>
             <w:r>
               <w:rPr>
-                <w:rFonts w:ascii="Arial" w:hAnsi="Arial"/>
-                <w:b/>
+                <w:rFonts w:ascii="Verdana" w:hAnsi="Verdana"/>
+                <w:b w:val="0"/>
                 <w:sz w:val="16"/>
               </w:rPr>
-              <w:t>BUFR Unit</w:t>
+              <w:t>UNIDAD BUFR</w:t>
             </w:r>
           </w:p>
         </w:tc>
         <w:tc>
           <w:tcPr>
             <w:tcW w:type="dxa" w:w="1514"/>
-            <w:shd w:val="clear" w:color="auto" w:fill="D9E2F3"/>
+            <w:shd w:val="clear" w:color="auto" w:fill="D9D9D9"/>
           </w:tcPr>
           <w:p>
-            <w:pPr>
-              <w:jc w:val="center"/>
-            </w:pPr>
             <w:r/>
             <w:r>
               <w:rPr>
-                <w:rFonts w:ascii="Arial" w:hAnsi="Arial"/>
-                <w:b/>
+                <w:rFonts w:ascii="Verdana" w:hAnsi="Verdana"/>
+                <w:b w:val="0"/>
                 <w:sz w:val="16"/>
               </w:rPr>
-              <w:t>Scale</w:t>
+              <w:t>ESCALA</w:t>
             </w:r>
           </w:p>
         </w:tc>
         <w:tc>
           <w:tcPr>
             <w:tcW w:type="dxa" w:w="1514"/>
-            <w:shd w:val="clear" w:color="auto" w:fill="D9E2F3"/>
+            <w:shd w:val="clear" w:color="auto" w:fill="D9D9D9"/>
           </w:tcPr>
           <w:p>
-            <w:pPr>
-              <w:jc w:val="center"/>
-            </w:pPr>
             <w:r/>
             <w:r>
               <w:rPr>
-                <w:rFonts w:ascii="Arial" w:hAnsi="Arial"/>
-                <w:b/>
+                <w:rFonts w:ascii="Verdana" w:hAnsi="Verdana"/>
+                <w:b w:val="0"/>
                 <w:sz w:val="16"/>
               </w:rPr>
-              <w:t>Ref Value</w:t>
+              <w:t>VAL. REF.</w:t>
             </w:r>
           </w:p>
         </w:tc>
         <w:tc>
           <w:tcPr>
             <w:tcW w:type="dxa" w:w="1514"/>
-            <w:shd w:val="clear" w:color="auto" w:fill="D9E2F3"/>
+            <w:shd w:val="clear" w:color="auto" w:fill="D9D9D9"/>
           </w:tcPr>
           <w:p>
-            <w:pPr>
-              <w:jc w:val="center"/>
-            </w:pPr>
             <w:r/>
             <w:r>
               <w:rPr>
-                <w:rFonts w:ascii="Arial" w:hAnsi="Arial"/>
-                <w:b/>
+                <w:rFonts w:ascii="Verdana" w:hAnsi="Verdana"/>
+                <w:b w:val="0"/>
                 <w:sz w:val="16"/>
               </w:rPr>
-              <w:t>Bits</w:t>
+              <w:t>BITS</w:t>
             </w:r>
           </w:p>
         </w:tc>
         <w:tc>
           <w:tcPr>
             <w:tcW w:type="dxa" w:w="1514"/>
-            <w:shd w:val="clear" w:color="auto" w:fill="D9E2F3"/>
+            <w:shd w:val="clear" w:color="auto" w:fill="D9D9D9"/>
           </w:tcPr>
           <w:p>
-            <w:pPr>
-              <w:jc w:val="center"/>
-            </w:pPr>
             <w:r/>
             <w:r>
               <w:rPr>
-                <w:rFonts w:ascii="Arial" w:hAnsi="Arial"/>
-                <w:b/>
+                <w:rFonts w:ascii="Verdana" w:hAnsi="Verdana"/>
+                <w:b w:val="0"/>
                 <w:sz w:val="16"/>
               </w:rPr>
-              <w:t>CREX Unit</w:t>
+              <w:t>UNIDAD CREX</w:t>
             </w:r>
           </w:p>
         </w:tc>
         <w:tc>
           <w:tcPr>
             <w:tcW w:type="dxa" w:w="1514"/>
-            <w:shd w:val="clear" w:color="auto" w:fill="D9E2F3"/>
+            <w:shd w:val="clear" w:color="auto" w:fill="D9D9D9"/>
           </w:tcPr>
           <w:p>
-            <w:pPr>
-              <w:jc w:val="center"/>
-            </w:pPr>
             <w:r/>
             <w:r>
               <w:rPr>
-                <w:rFonts w:ascii="Arial" w:hAnsi="Arial"/>
-                <w:b/>
+                <w:rFonts w:ascii="Verdana" w:hAnsi="Verdana"/>
+                <w:b w:val="0"/>
                 <w:sz w:val="16"/>
               </w:rPr>
-              <w:t>Scale</w:t>
+              <w:t>ESCALA</w:t>
             </w:r>
           </w:p>
         </w:tc>
         <w:tc>
           <w:tcPr>
             <w:tcW w:type="dxa" w:w="1514"/>
-            <w:shd w:val="clear" w:color="auto" w:fill="D9E2F3"/>
+            <w:shd w:val="clear" w:color="auto" w:fill="D9D9D9"/>
           </w:tcPr>
           <w:p>
-            <w:pPr>
-              <w:jc w:val="center"/>
-            </w:pPr>
             <w:r/>
             <w:r>
               <w:rPr>
-                <w:rFonts w:ascii="Arial" w:hAnsi="Arial"/>
-                <w:b/>
+                <w:rFonts w:ascii="Verdana" w:hAnsi="Verdana"/>
+                <w:b w:val="0"/>
                 <w:sz w:val="16"/>
               </w:rPr>
-              <w:t>Chars</w:t>
+              <w:t>CAR.</w:t>
             </w:r>
           </w:p>
         </w:tc>
         <w:tc>
           <w:tcPr>
             <w:tcW w:type="dxa" w:w="1514"/>
-            <w:shd w:val="clear" w:color="auto" w:fill="D9E2F3"/>
+            <w:shd w:val="clear" w:color="auto" w:fill="D9D9D9"/>
           </w:tcPr>
           <w:p>
-            <w:pPr>
-              <w:jc w:val="center"/>
-            </w:pPr>
             <w:r/>
             <w:r>
               <w:rPr>
-                <w:rFonts w:ascii="Arial" w:hAnsi="Arial"/>
-                <w:b/>
+                <w:rFonts w:ascii="Verdana" w:hAnsi="Verdana"/>
+                <w:b w:val="0"/>
                 <w:sz w:val="16"/>
               </w:rPr>
-              <w:t>Note</w:t>
+              <w:t>NOTA</w:t>
             </w:r>
           </w:p>
         </w:tc>
       </w:tr>
       <w:tr>
+        <w:trPr>
+          <w:cantSplit/>
+        </w:trPr>
         <w:tc>
           <w:tcPr>
             <w:tcW w:type="dxa" w:w="1514"/>
@@ -245,7 +235,7 @@
             <w:r/>
             <w:r>
               <w:rPr>
-                <w:rFonts w:ascii="Arial" w:hAnsi="Arial"/>
+                <w:rFonts w:ascii="Verdana" w:hAnsi="Verdana"/>
                 <w:b w:val="0"/>
                 <w:sz w:val="16"/>
               </w:rPr>
@@ -261,7 +251,7 @@
             <w:r/>
             <w:r>
               <w:rPr>
-                <w:rFonts w:ascii="Arial" w:hAnsi="Arial"/>
+                <w:rFonts w:ascii="Verdana" w:hAnsi="Verdana"/>
                 <w:b w:val="0"/>
                 <w:sz w:val="16"/>
               </w:rPr>
@@ -277,7 +267,7 @@
             <w:r/>
             <w:r>
               <w:rPr>
-                <w:rFonts w:ascii="Arial" w:hAnsi="Arial"/>
+                <w:rFonts w:ascii="Verdana" w:hAnsi="Verdana"/>
                 <w:b w:val="0"/>
                 <w:sz w:val="16"/>
               </w:rPr>
@@ -293,7 +283,7 @@
             <w:r/>
             <w:r>
               <w:rPr>
-                <w:rFonts w:ascii="Arial" w:hAnsi="Arial"/>
+                <w:rFonts w:ascii="Verdana" w:hAnsi="Verdana"/>
                 <w:b w:val="0"/>
                 <w:sz w:val="16"/>
               </w:rPr>
@@ -309,7 +299,7 @@
             <w:r/>
             <w:r>
               <w:rPr>
-                <w:rFonts w:ascii="Arial" w:hAnsi="Arial"/>
+                <w:rFonts w:ascii="Verdana" w:hAnsi="Verdana"/>
                 <w:b w:val="0"/>
                 <w:sz w:val="16"/>
               </w:rPr>
@@ -325,7 +315,7 @@
             <w:r/>
             <w:r>
               <w:rPr>
-                <w:rFonts w:ascii="Arial" w:hAnsi="Arial"/>
+                <w:rFonts w:ascii="Verdana" w:hAnsi="Verdana"/>
                 <w:b w:val="0"/>
                 <w:sz w:val="16"/>
               </w:rPr>
@@ -341,7 +331,7 @@
             <w:r/>
             <w:r>
               <w:rPr>
-                <w:rFonts w:ascii="Arial" w:hAnsi="Arial"/>
+                <w:rFonts w:ascii="Verdana" w:hAnsi="Verdana"/>
                 <w:b w:val="0"/>
                 <w:sz w:val="16"/>
               </w:rPr>
@@ -357,7 +347,7 @@
             <w:r/>
             <w:r>
               <w:rPr>
-                <w:rFonts w:ascii="Arial" w:hAnsi="Arial"/>
+                <w:rFonts w:ascii="Verdana" w:hAnsi="Verdana"/>
                 <w:b w:val="0"/>
                 <w:sz w:val="16"/>
               </w:rPr>
@@ -373,7 +363,7 @@
             <w:r/>
             <w:r>
               <w:rPr>
-                <w:rFonts w:ascii="Arial" w:hAnsi="Arial"/>
+                <w:rFonts w:ascii="Verdana" w:hAnsi="Verdana"/>
                 <w:b w:val="0"/>
                 <w:sz w:val="16"/>
               </w:rPr>
@@ -389,7 +379,7 @@
             <w:r/>
             <w:r>
               <w:rPr>
-                <w:rFonts w:ascii="Arial" w:hAnsi="Arial"/>
+                <w:rFonts w:ascii="Verdana" w:hAnsi="Verdana"/>
                 <w:b w:val="0"/>
                 <w:sz w:val="16"/>
               </w:rPr>
@@ -398,6 +388,9 @@
         </w:tc>
       </w:tr>
       <w:tr>
+        <w:trPr>
+          <w:cantSplit/>
+        </w:trPr>
         <w:tc>
           <w:tcPr>
             <w:tcW w:type="dxa" w:w="1514"/>
@@ -406,7 +399,7 @@
             <w:r/>
             <w:r>
               <w:rPr>
-                <w:rFonts w:ascii="Arial" w:hAnsi="Arial"/>
+                <w:rFonts w:ascii="Verdana" w:hAnsi="Verdana"/>
                 <w:b w:val="0"/>
                 <w:sz w:val="16"/>
               </w:rPr>
@@ -422,7 +415,7 @@
             <w:r/>
             <w:r>
               <w:rPr>
-                <w:rFonts w:ascii="Arial" w:hAnsi="Arial"/>
+                <w:rFonts w:ascii="Verdana" w:hAnsi="Verdana"/>
                 <w:b w:val="0"/>
                 <w:sz w:val="16"/>
               </w:rPr>
@@ -438,7 +431,7 @@
             <w:r/>
             <w:r>
               <w:rPr>
-                <w:rFonts w:ascii="Arial" w:hAnsi="Arial"/>
+                <w:rFonts w:ascii="Verdana" w:hAnsi="Verdana"/>
                 <w:b w:val="0"/>
                 <w:sz w:val="16"/>
               </w:rPr>
@@ -454,7 +447,7 @@
             <w:r/>
             <w:r>
               <w:rPr>
-                <w:rFonts w:ascii="Arial" w:hAnsi="Arial"/>
+                <w:rFonts w:ascii="Verdana" w:hAnsi="Verdana"/>
                 <w:b w:val="0"/>
                 <w:sz w:val="16"/>
               </w:rPr>
@@ -470,7 +463,7 @@
             <w:r/>
             <w:r>
               <w:rPr>
-                <w:rFonts w:ascii="Arial" w:hAnsi="Arial"/>
+                <w:rFonts w:ascii="Verdana" w:hAnsi="Verdana"/>
                 <w:b w:val="0"/>
                 <w:sz w:val="16"/>
               </w:rPr>
@@ -486,7 +479,7 @@
             <w:r/>
             <w:r>
               <w:rPr>
-                <w:rFonts w:ascii="Arial" w:hAnsi="Arial"/>
+                <w:rFonts w:ascii="Verdana" w:hAnsi="Verdana"/>
                 <w:b w:val="0"/>
                 <w:sz w:val="16"/>
               </w:rPr>
@@ -502,7 +495,7 @@
             <w:r/>
             <w:r>
               <w:rPr>
-                <w:rFonts w:ascii="Arial" w:hAnsi="Arial"/>
+                <w:rFonts w:ascii="Verdana" w:hAnsi="Verdana"/>
                 <w:b w:val="0"/>
                 <w:sz w:val="16"/>
               </w:rPr>
@@ -518,7 +511,7 @@
             <w:r/>
             <w:r>
               <w:rPr>
-                <w:rFonts w:ascii="Arial" w:hAnsi="Arial"/>
+                <w:rFonts w:ascii="Verdana" w:hAnsi="Verdana"/>
                 <w:b w:val="0"/>
                 <w:sz w:val="16"/>
               </w:rPr>
@@ -534,7 +527,7 @@
             <w:r/>
             <w:r>
               <w:rPr>
-                <w:rFonts w:ascii="Arial" w:hAnsi="Arial"/>
+                <w:rFonts w:ascii="Verdana" w:hAnsi="Verdana"/>
                 <w:b w:val="0"/>
                 <w:sz w:val="16"/>
               </w:rPr>
@@ -550,7 +543,7 @@
             <w:r/>
             <w:r>
               <w:rPr>
-                <w:rFonts w:ascii="Arial" w:hAnsi="Arial"/>
+                <w:rFonts w:ascii="Verdana" w:hAnsi="Verdana"/>
                 <w:b w:val="0"/>
                 <w:sz w:val="16"/>
               </w:rPr>
@@ -559,6 +552,9 @@
         </w:tc>
       </w:tr>
       <w:tr>
+        <w:trPr>
+          <w:cantSplit/>
+        </w:trPr>
         <w:tc>
           <w:tcPr>
             <w:tcW w:type="dxa" w:w="1514"/>
@@ -567,7 +563,7 @@
             <w:r/>
             <w:r>
               <w:rPr>
-                <w:rFonts w:ascii="Arial" w:hAnsi="Arial"/>
+                <w:rFonts w:ascii="Verdana" w:hAnsi="Verdana"/>
                 <w:b w:val="0"/>
                 <w:sz w:val="16"/>
               </w:rPr>
@@ -583,7 +579,7 @@
             <w:r/>
             <w:r>
               <w:rPr>
-                <w:rFonts w:ascii="Arial" w:hAnsi="Arial"/>
+                <w:rFonts w:ascii="Verdana" w:hAnsi="Verdana"/>
                 <w:b w:val="0"/>
                 <w:sz w:val="16"/>
               </w:rPr>
@@ -599,7 +595,7 @@
             <w:r/>
             <w:r>
               <w:rPr>
-                <w:rFonts w:ascii="Arial" w:hAnsi="Arial"/>
+                <w:rFonts w:ascii="Verdana" w:hAnsi="Verdana"/>
                 <w:b w:val="0"/>
                 <w:sz w:val="16"/>
               </w:rPr>
@@ -615,7 +611,7 @@
             <w:r/>
             <w:r>
               <w:rPr>
-                <w:rFonts w:ascii="Arial" w:hAnsi="Arial"/>
+                <w:rFonts w:ascii="Verdana" w:hAnsi="Verdana"/>
                 <w:b w:val="0"/>
                 <w:sz w:val="16"/>
               </w:rPr>
@@ -631,7 +627,7 @@
             <w:r/>
             <w:r>
               <w:rPr>
-                <w:rFonts w:ascii="Arial" w:hAnsi="Arial"/>
+                <w:rFonts w:ascii="Verdana" w:hAnsi="Verdana"/>
                 <w:b w:val="0"/>
                 <w:sz w:val="16"/>
               </w:rPr>
@@ -647,7 +643,7 @@
             <w:r/>
             <w:r>
               <w:rPr>
-                <w:rFonts w:ascii="Arial" w:hAnsi="Arial"/>
+                <w:rFonts w:ascii="Verdana" w:hAnsi="Verdana"/>
                 <w:b w:val="0"/>
                 <w:sz w:val="16"/>
               </w:rPr>
@@ -663,7 +659,7 @@
             <w:r/>
             <w:r>
               <w:rPr>
-                <w:rFonts w:ascii="Arial" w:hAnsi="Arial"/>
+                <w:rFonts w:ascii="Verdana" w:hAnsi="Verdana"/>
                 <w:b w:val="0"/>
                 <w:sz w:val="16"/>
               </w:rPr>
@@ -679,7 +675,7 @@
             <w:r/>
             <w:r>
               <w:rPr>
-                <w:rFonts w:ascii="Arial" w:hAnsi="Arial"/>
+                <w:rFonts w:ascii="Verdana" w:hAnsi="Verdana"/>
                 <w:b w:val="0"/>
                 <w:sz w:val="16"/>
               </w:rPr>
@@ -695,7 +691,7 @@
             <w:r/>
             <w:r>
               <w:rPr>
-                <w:rFonts w:ascii="Arial" w:hAnsi="Arial"/>
+                <w:rFonts w:ascii="Verdana" w:hAnsi="Verdana"/>
                 <w:b w:val="0"/>
                 <w:sz w:val="16"/>
               </w:rPr>
@@ -711,7 +707,7 @@
             <w:r/>
             <w:r>
               <w:rPr>
-                <w:rFonts w:ascii="Arial" w:hAnsi="Arial"/>
+                <w:rFonts w:ascii="Verdana" w:hAnsi="Verdana"/>
                 <w:b w:val="0"/>
                 <w:sz w:val="16"/>
               </w:rPr>
@@ -720,6 +716,9 @@
         </w:tc>
       </w:tr>
       <w:tr>
+        <w:trPr>
+          <w:cantSplit/>
+        </w:trPr>
         <w:tc>
           <w:tcPr>
             <w:tcW w:type="dxa" w:w="1514"/>
@@ -728,7 +727,7 @@
             <w:r/>
             <w:r>
               <w:rPr>
-                <w:rFonts w:ascii="Arial" w:hAnsi="Arial"/>
+                <w:rFonts w:ascii="Verdana" w:hAnsi="Verdana"/>
                 <w:b w:val="0"/>
                 <w:sz w:val="16"/>
               </w:rPr>
@@ -744,7 +743,7 @@
             <w:r/>
             <w:r>
               <w:rPr>
-                <w:rFonts w:ascii="Arial" w:hAnsi="Arial"/>
+                <w:rFonts w:ascii="Verdana" w:hAnsi="Verdana"/>
                 <w:b w:val="0"/>
                 <w:sz w:val="16"/>
               </w:rPr>
@@ -760,7 +759,7 @@
             <w:r/>
             <w:r>
               <w:rPr>
-                <w:rFonts w:ascii="Arial" w:hAnsi="Arial"/>
+                <w:rFonts w:ascii="Verdana" w:hAnsi="Verdana"/>
                 <w:b w:val="0"/>
                 <w:sz w:val="16"/>
               </w:rPr>
@@ -776,7 +775,7 @@
             <w:r/>
             <w:r>
               <w:rPr>
-                <w:rFonts w:ascii="Arial" w:hAnsi="Arial"/>
+                <w:rFonts w:ascii="Verdana" w:hAnsi="Verdana"/>
                 <w:b w:val="0"/>
                 <w:sz w:val="16"/>
               </w:rPr>
@@ -792,7 +791,7 @@
             <w:r/>
             <w:r>
               <w:rPr>
-                <w:rFonts w:ascii="Arial" w:hAnsi="Arial"/>
+                <w:rFonts w:ascii="Verdana" w:hAnsi="Verdana"/>
                 <w:b w:val="0"/>
                 <w:sz w:val="16"/>
               </w:rPr>
@@ -808,7 +807,7 @@
             <w:r/>
             <w:r>
               <w:rPr>
-                <w:rFonts w:ascii="Arial" w:hAnsi="Arial"/>
+                <w:rFonts w:ascii="Verdana" w:hAnsi="Verdana"/>
                 <w:b w:val="0"/>
                 <w:sz w:val="16"/>
               </w:rPr>
@@ -824,7 +823,7 @@
             <w:r/>
             <w:r>
               <w:rPr>
-                <w:rFonts w:ascii="Arial" w:hAnsi="Arial"/>
+                <w:rFonts w:ascii="Verdana" w:hAnsi="Verdana"/>
                 <w:b w:val="0"/>
                 <w:sz w:val="16"/>
               </w:rPr>
@@ -840,7 +839,7 @@
             <w:r/>
             <w:r>
               <w:rPr>
-                <w:rFonts w:ascii="Arial" w:hAnsi="Arial"/>
+                <w:rFonts w:ascii="Verdana" w:hAnsi="Verdana"/>
                 <w:b w:val="0"/>
                 <w:sz w:val="16"/>
               </w:rPr>
@@ -856,7 +855,7 @@
             <w:r/>
             <w:r>
               <w:rPr>
-                <w:rFonts w:ascii="Arial" w:hAnsi="Arial"/>
+                <w:rFonts w:ascii="Verdana" w:hAnsi="Verdana"/>
                 <w:b w:val="0"/>
                 <w:sz w:val="16"/>
               </w:rPr>
@@ -872,7 +871,7 @@
             <w:r/>
             <w:r>
               <w:rPr>
-                <w:rFonts w:ascii="Arial" w:hAnsi="Arial"/>
+                <w:rFonts w:ascii="Verdana" w:hAnsi="Verdana"/>
                 <w:b w:val="0"/>
                 <w:sz w:val="16"/>
               </w:rPr>
@@ -881,6 +880,9 @@
         </w:tc>
       </w:tr>
       <w:tr>
+        <w:trPr>
+          <w:cantSplit/>
+        </w:trPr>
         <w:tc>
           <w:tcPr>
             <w:tcW w:type="dxa" w:w="1514"/>
@@ -889,7 +891,7 @@
             <w:r/>
             <w:r>
               <w:rPr>
-                <w:rFonts w:ascii="Arial" w:hAnsi="Arial"/>
+                <w:rFonts w:ascii="Verdana" w:hAnsi="Verdana"/>
                 <w:b w:val="0"/>
                 <w:sz w:val="16"/>
               </w:rPr>
@@ -905,7 +907,7 @@
             <w:r/>
             <w:r>
               <w:rPr>
-                <w:rFonts w:ascii="Arial" w:hAnsi="Arial"/>
+                <w:rFonts w:ascii="Verdana" w:hAnsi="Verdana"/>
                 <w:b w:val="0"/>
                 <w:sz w:val="16"/>
               </w:rPr>
@@ -921,7 +923,7 @@
             <w:r/>
             <w:r>
               <w:rPr>
-                <w:rFonts w:ascii="Arial" w:hAnsi="Arial"/>
+                <w:rFonts w:ascii="Verdana" w:hAnsi="Verdana"/>
                 <w:b w:val="0"/>
                 <w:sz w:val="16"/>
               </w:rPr>
@@ -937,7 +939,7 @@
             <w:r/>
             <w:r>
               <w:rPr>
-                <w:rFonts w:ascii="Arial" w:hAnsi="Arial"/>
+                <w:rFonts w:ascii="Verdana" w:hAnsi="Verdana"/>
                 <w:b w:val="0"/>
                 <w:sz w:val="16"/>
               </w:rPr>
@@ -953,7 +955,7 @@
             <w:r/>
             <w:r>
               <w:rPr>
-                <w:rFonts w:ascii="Arial" w:hAnsi="Arial"/>
+                <w:rFonts w:ascii="Verdana" w:hAnsi="Verdana"/>
                 <w:b w:val="0"/>
                 <w:sz w:val="16"/>
               </w:rPr>
@@ -969,7 +971,7 @@
             <w:r/>
             <w:r>
               <w:rPr>
-                <w:rFonts w:ascii="Arial" w:hAnsi="Arial"/>
+                <w:rFonts w:ascii="Verdana" w:hAnsi="Verdana"/>
                 <w:b w:val="0"/>
                 <w:sz w:val="16"/>
               </w:rPr>
@@ -985,7 +987,7 @@
             <w:r/>
             <w:r>
               <w:rPr>
-                <w:rFonts w:ascii="Arial" w:hAnsi="Arial"/>
+                <w:rFonts w:ascii="Verdana" w:hAnsi="Verdana"/>
                 <w:b w:val="0"/>
                 <w:sz w:val="16"/>
               </w:rPr>
@@ -1001,7 +1003,7 @@
             <w:r/>
             <w:r>
               <w:rPr>
-                <w:rFonts w:ascii="Arial" w:hAnsi="Arial"/>
+                <w:rFonts w:ascii="Verdana" w:hAnsi="Verdana"/>
                 <w:b w:val="0"/>
                 <w:sz w:val="16"/>
               </w:rPr>
@@ -1017,7 +1019,7 @@
             <w:r/>
             <w:r>
               <w:rPr>
-                <w:rFonts w:ascii="Arial" w:hAnsi="Arial"/>
+                <w:rFonts w:ascii="Verdana" w:hAnsi="Verdana"/>
                 <w:b w:val="0"/>
                 <w:sz w:val="16"/>
               </w:rPr>
@@ -1033,7 +1035,7 @@
             <w:r/>
             <w:r>
               <w:rPr>
-                <w:rFonts w:ascii="Arial" w:hAnsi="Arial"/>
+                <w:rFonts w:ascii="Verdana" w:hAnsi="Verdana"/>
                 <w:b w:val="0"/>
                 <w:sz w:val="16"/>
               </w:rPr>
@@ -1042,6 +1044,9 @@
         </w:tc>
       </w:tr>
       <w:tr>
+        <w:trPr>
+          <w:cantSplit/>
+        </w:trPr>
         <w:tc>
           <w:tcPr>
             <w:tcW w:type="dxa" w:w="1514"/>
@@ -1050,7 +1055,7 @@
             <w:r/>
             <w:r>
               <w:rPr>
-                <w:rFonts w:ascii="Arial" w:hAnsi="Arial"/>
+                <w:rFonts w:ascii="Verdana" w:hAnsi="Verdana"/>
                 <w:b w:val="0"/>
                 <w:sz w:val="16"/>
               </w:rPr>
@@ -1066,7 +1071,7 @@
             <w:r/>
             <w:r>
               <w:rPr>
-                <w:rFonts w:ascii="Arial" w:hAnsi="Arial"/>
+                <w:rFonts w:ascii="Verdana" w:hAnsi="Verdana"/>
                 <w:b w:val="0"/>
                 <w:sz w:val="16"/>
               </w:rPr>
@@ -1082,7 +1087,7 @@
             <w:r/>
             <w:r>
               <w:rPr>
-                <w:rFonts w:ascii="Arial" w:hAnsi="Arial"/>
+                <w:rFonts w:ascii="Verdana" w:hAnsi="Verdana"/>
                 <w:b w:val="0"/>
                 <w:sz w:val="16"/>
               </w:rPr>
@@ -1098,7 +1103,7 @@
             <w:r/>
             <w:r>
               <w:rPr>
-                <w:rFonts w:ascii="Arial" w:hAnsi="Arial"/>
+                <w:rFonts w:ascii="Verdana" w:hAnsi="Verdana"/>
                 <w:b w:val="0"/>
                 <w:sz w:val="16"/>
               </w:rPr>
@@ -1114,7 +1119,7 @@
             <w:r/>
             <w:r>
               <w:rPr>
-                <w:rFonts w:ascii="Arial" w:hAnsi="Arial"/>
+                <w:rFonts w:ascii="Verdana" w:hAnsi="Verdana"/>
                 <w:b w:val="0"/>
                 <w:sz w:val="16"/>
               </w:rPr>
@@ -1130,7 +1135,7 @@
             <w:r/>
             <w:r>
               <w:rPr>
-                <w:rFonts w:ascii="Arial" w:hAnsi="Arial"/>
+                <w:rFonts w:ascii="Verdana" w:hAnsi="Verdana"/>
                 <w:b w:val="0"/>
                 <w:sz w:val="16"/>
               </w:rPr>
@@ -1146,7 +1151,7 @@
             <w:r/>
             <w:r>
               <w:rPr>
-                <w:rFonts w:ascii="Arial" w:hAnsi="Arial"/>
+                <w:rFonts w:ascii="Verdana" w:hAnsi="Verdana"/>
                 <w:b w:val="0"/>
                 <w:sz w:val="16"/>
               </w:rPr>
@@ -1162,7 +1167,7 @@
             <w:r/>
             <w:r>
               <w:rPr>
-                <w:rFonts w:ascii="Arial" w:hAnsi="Arial"/>
+                <w:rFonts w:ascii="Verdana" w:hAnsi="Verdana"/>
                 <w:b w:val="0"/>
                 <w:sz w:val="16"/>
               </w:rPr>
@@ -1178,7 +1183,7 @@
             <w:r/>
             <w:r>
               <w:rPr>
-                <w:rFonts w:ascii="Arial" w:hAnsi="Arial"/>
+                <w:rFonts w:ascii="Verdana" w:hAnsi="Verdana"/>
                 <w:b w:val="0"/>
                 <w:sz w:val="16"/>
               </w:rPr>
@@ -1194,7 +1199,7 @@
             <w:r/>
             <w:r>
               <w:rPr>
-                <w:rFonts w:ascii="Arial" w:hAnsi="Arial"/>
+                <w:rFonts w:ascii="Verdana" w:hAnsi="Verdana"/>
                 <w:b w:val="0"/>
                 <w:sz w:val="16"/>
               </w:rPr>
@@ -1203,6 +1208,9 @@
         </w:tc>
       </w:tr>
       <w:tr>
+        <w:trPr>
+          <w:cantSplit/>
+        </w:trPr>
         <w:tc>
           <w:tcPr>
             <w:tcW w:type="dxa" w:w="1514"/>
@@ -1211,7 +1219,7 @@
             <w:r/>
             <w:r>
               <w:rPr>
-                <w:rFonts w:ascii="Arial" w:hAnsi="Arial"/>
+                <w:rFonts w:ascii="Verdana" w:hAnsi="Verdana"/>
                 <w:b w:val="0"/>
                 <w:sz w:val="16"/>
               </w:rPr>
@@ -1227,7 +1235,7 @@
             <w:r/>
             <w:r>
               <w:rPr>
-                <w:rFonts w:ascii="Arial" w:hAnsi="Arial"/>
+                <w:rFonts w:ascii="Verdana" w:hAnsi="Verdana"/>
                 <w:b w:val="0"/>
                 <w:sz w:val="16"/>
               </w:rPr>
@@ -1243,7 +1251,7 @@
             <w:r/>
             <w:r>
               <w:rPr>
-                <w:rFonts w:ascii="Arial" w:hAnsi="Arial"/>
+                <w:rFonts w:ascii="Verdana" w:hAnsi="Verdana"/>
                 <w:b w:val="0"/>
                 <w:sz w:val="16"/>
               </w:rPr>
@@ -1259,7 +1267,7 @@
             <w:r/>
             <w:r>
               <w:rPr>
-                <w:rFonts w:ascii="Arial" w:hAnsi="Arial"/>
+                <w:rFonts w:ascii="Verdana" w:hAnsi="Verdana"/>
                 <w:b w:val="0"/>
                 <w:sz w:val="16"/>
               </w:rPr>
@@ -1275,7 +1283,7 @@
             <w:r/>
             <w:r>
               <w:rPr>
-                <w:rFonts w:ascii="Arial" w:hAnsi="Arial"/>
+                <w:rFonts w:ascii="Verdana" w:hAnsi="Verdana"/>
                 <w:b w:val="0"/>
                 <w:sz w:val="16"/>
               </w:rPr>
@@ -1291,7 +1299,7 @@
             <w:r/>
             <w:r>
               <w:rPr>
-                <w:rFonts w:ascii="Arial" w:hAnsi="Arial"/>
+                <w:rFonts w:ascii="Verdana" w:hAnsi="Verdana"/>
                 <w:b w:val="0"/>
                 <w:sz w:val="16"/>
               </w:rPr>
@@ -1307,7 +1315,7 @@
             <w:r/>
             <w:r>
               <w:rPr>
-                <w:rFonts w:ascii="Arial" w:hAnsi="Arial"/>
+                <w:rFonts w:ascii="Verdana" w:hAnsi="Verdana"/>
                 <w:b w:val="0"/>
                 <w:sz w:val="16"/>
               </w:rPr>
@@ -1323,7 +1331,7 @@
             <w:r/>
             <w:r>
               <w:rPr>
-                <w:rFonts w:ascii="Arial" w:hAnsi="Arial"/>
+                <w:rFonts w:ascii="Verdana" w:hAnsi="Verdana"/>
                 <w:b w:val="0"/>
                 <w:sz w:val="16"/>
               </w:rPr>
@@ -1339,7 +1347,7 @@
             <w:r/>
             <w:r>
               <w:rPr>
-                <w:rFonts w:ascii="Arial" w:hAnsi="Arial"/>
+                <w:rFonts w:ascii="Verdana" w:hAnsi="Verdana"/>
                 <w:b w:val="0"/>
                 <w:sz w:val="16"/>
               </w:rPr>
@@ -1355,7 +1363,7 @@
             <w:r/>
             <w:r>
               <w:rPr>
-                <w:rFonts w:ascii="Arial" w:hAnsi="Arial"/>
+                <w:rFonts w:ascii="Verdana" w:hAnsi="Verdana"/>
                 <w:b w:val="0"/>
                 <w:sz w:val="16"/>
               </w:rPr>
@@ -1364,6 +1372,9 @@
         </w:tc>
       </w:tr>
       <w:tr>
+        <w:trPr>
+          <w:cantSplit/>
+        </w:trPr>
         <w:tc>
           <w:tcPr>
             <w:tcW w:type="dxa" w:w="1514"/>
@@ -1372,7 +1383,7 @@
             <w:r/>
             <w:r>
               <w:rPr>
-                <w:rFonts w:ascii="Arial" w:hAnsi="Arial"/>
+                <w:rFonts w:ascii="Verdana" w:hAnsi="Verdana"/>
                 <w:b w:val="0"/>
                 <w:sz w:val="16"/>
               </w:rPr>
@@ -1388,7 +1399,7 @@
             <w:r/>
             <w:r>
               <w:rPr>
-                <w:rFonts w:ascii="Arial" w:hAnsi="Arial"/>
+                <w:rFonts w:ascii="Verdana" w:hAnsi="Verdana"/>
                 <w:b w:val="0"/>
                 <w:sz w:val="16"/>
               </w:rPr>
@@ -1404,7 +1415,7 @@
             <w:r/>
             <w:r>
               <w:rPr>
-                <w:rFonts w:ascii="Arial" w:hAnsi="Arial"/>
+                <w:rFonts w:ascii="Verdana" w:hAnsi="Verdana"/>
                 <w:b w:val="0"/>
                 <w:sz w:val="16"/>
               </w:rPr>
@@ -1420,7 +1431,7 @@
             <w:r/>
             <w:r>
               <w:rPr>
-                <w:rFonts w:ascii="Arial" w:hAnsi="Arial"/>
+                <w:rFonts w:ascii="Verdana" w:hAnsi="Verdana"/>
                 <w:b w:val="0"/>
                 <w:sz w:val="16"/>
               </w:rPr>
@@ -1436,7 +1447,7 @@
             <w:r/>
             <w:r>
               <w:rPr>
-                <w:rFonts w:ascii="Arial" w:hAnsi="Arial"/>
+                <w:rFonts w:ascii="Verdana" w:hAnsi="Verdana"/>
                 <w:b w:val="0"/>
                 <w:sz w:val="16"/>
               </w:rPr>
@@ -1452,7 +1463,7 @@
             <w:r/>
             <w:r>
               <w:rPr>
-                <w:rFonts w:ascii="Arial" w:hAnsi="Arial"/>
+                <w:rFonts w:ascii="Verdana" w:hAnsi="Verdana"/>
                 <w:b w:val="0"/>
                 <w:sz w:val="16"/>
               </w:rPr>
@@ -1468,7 +1479,7 @@
             <w:r/>
             <w:r>
               <w:rPr>
-                <w:rFonts w:ascii="Arial" w:hAnsi="Arial"/>
+                <w:rFonts w:ascii="Verdana" w:hAnsi="Verdana"/>
                 <w:b w:val="0"/>
                 <w:sz w:val="16"/>
               </w:rPr>
@@ -1484,7 +1495,7 @@
             <w:r/>
             <w:r>
               <w:rPr>
-                <w:rFonts w:ascii="Arial" w:hAnsi="Arial"/>
+                <w:rFonts w:ascii="Verdana" w:hAnsi="Verdana"/>
                 <w:b w:val="0"/>
                 <w:sz w:val="16"/>
               </w:rPr>
@@ -1500,7 +1511,7 @@
             <w:r/>
             <w:r>
               <w:rPr>
-                <w:rFonts w:ascii="Arial" w:hAnsi="Arial"/>
+                <w:rFonts w:ascii="Verdana" w:hAnsi="Verdana"/>
                 <w:b w:val="0"/>
                 <w:sz w:val="16"/>
               </w:rPr>
@@ -1516,7 +1527,7 @@
             <w:r/>
             <w:r>
               <w:rPr>
-                <w:rFonts w:ascii="Arial" w:hAnsi="Arial"/>
+                <w:rFonts w:ascii="Verdana" w:hAnsi="Verdana"/>
                 <w:b w:val="0"/>
                 <w:sz w:val="16"/>
               </w:rPr>
@@ -1525,6 +1536,9 @@
         </w:tc>
       </w:tr>
       <w:tr>
+        <w:trPr>
+          <w:cantSplit/>
+        </w:trPr>
         <w:tc>
           <w:tcPr>
             <w:tcW w:type="dxa" w:w="1514"/>
@@ -1533,7 +1547,7 @@
             <w:r/>
             <w:r>
               <w:rPr>
-                <w:rFonts w:ascii="Arial" w:hAnsi="Arial"/>
+                <w:rFonts w:ascii="Verdana" w:hAnsi="Verdana"/>
                 <w:b w:val="0"/>
                 <w:sz w:val="16"/>
               </w:rPr>
@@ -1549,7 +1563,7 @@
             <w:r/>
             <w:r>
               <w:rPr>
-                <w:rFonts w:ascii="Arial" w:hAnsi="Arial"/>
+                <w:rFonts w:ascii="Verdana" w:hAnsi="Verdana"/>
                 <w:b w:val="0"/>
                 <w:sz w:val="16"/>
               </w:rPr>
@@ -1565,7 +1579,7 @@
             <w:r/>
             <w:r>
               <w:rPr>
-                <w:rFonts w:ascii="Arial" w:hAnsi="Arial"/>
+                <w:rFonts w:ascii="Verdana" w:hAnsi="Verdana"/>
                 <w:b w:val="0"/>
                 <w:sz w:val="16"/>
               </w:rPr>
@@ -1581,7 +1595,7 @@
             <w:r/>
             <w:r>
               <w:rPr>
-                <w:rFonts w:ascii="Arial" w:hAnsi="Arial"/>
+                <w:rFonts w:ascii="Verdana" w:hAnsi="Verdana"/>
                 <w:b w:val="0"/>
                 <w:sz w:val="16"/>
               </w:rPr>
@@ -1597,7 +1611,7 @@
             <w:r/>
             <w:r>
               <w:rPr>
-                <w:rFonts w:ascii="Arial" w:hAnsi="Arial"/>
+                <w:rFonts w:ascii="Verdana" w:hAnsi="Verdana"/>
                 <w:b w:val="0"/>
                 <w:sz w:val="16"/>
               </w:rPr>
@@ -1613,7 +1627,7 @@
             <w:r/>
             <w:r>
               <w:rPr>
-                <w:rFonts w:ascii="Arial" w:hAnsi="Arial"/>
+                <w:rFonts w:ascii="Verdana" w:hAnsi="Verdana"/>
                 <w:b w:val="0"/>
                 <w:sz w:val="16"/>
               </w:rPr>
@@ -1629,7 +1643,7 @@
             <w:r/>
             <w:r>
               <w:rPr>
-                <w:rFonts w:ascii="Arial" w:hAnsi="Arial"/>
+                <w:rFonts w:ascii="Verdana" w:hAnsi="Verdana"/>
                 <w:b w:val="0"/>
                 <w:sz w:val="16"/>
               </w:rPr>
@@ -1645,7 +1659,7 @@
             <w:r/>
             <w:r>
               <w:rPr>
-                <w:rFonts w:ascii="Arial" w:hAnsi="Arial"/>
+                <w:rFonts w:ascii="Verdana" w:hAnsi="Verdana"/>
                 <w:b w:val="0"/>
                 <w:sz w:val="16"/>
               </w:rPr>
@@ -1661,7 +1675,7 @@
             <w:r/>
             <w:r>
               <w:rPr>
-                <w:rFonts w:ascii="Arial" w:hAnsi="Arial"/>
+                <w:rFonts w:ascii="Verdana" w:hAnsi="Verdana"/>
                 <w:b w:val="0"/>
                 <w:sz w:val="16"/>
               </w:rPr>
@@ -1677,7 +1691,7 @@
             <w:r/>
             <w:r>
               <w:rPr>
-                <w:rFonts w:ascii="Arial" w:hAnsi="Arial"/>
+                <w:rFonts w:ascii="Verdana" w:hAnsi="Verdana"/>
                 <w:b w:val="0"/>
                 <w:sz w:val="16"/>
               </w:rPr>
@@ -1686,6 +1700,9 @@
         </w:tc>
       </w:tr>
       <w:tr>
+        <w:trPr>
+          <w:cantSplit/>
+        </w:trPr>
         <w:tc>
           <w:tcPr>
             <w:tcW w:type="dxa" w:w="1514"/>
@@ -1694,7 +1711,7 @@
             <w:r/>
             <w:r>
               <w:rPr>
-                <w:rFonts w:ascii="Arial" w:hAnsi="Arial"/>
+                <w:rFonts w:ascii="Verdana" w:hAnsi="Verdana"/>
                 <w:b w:val="0"/>
                 <w:sz w:val="16"/>
               </w:rPr>
@@ -1710,7 +1727,7 @@
             <w:r/>
             <w:r>
               <w:rPr>
-                <w:rFonts w:ascii="Arial" w:hAnsi="Arial"/>
+                <w:rFonts w:ascii="Verdana" w:hAnsi="Verdana"/>
                 <w:b w:val="0"/>
                 <w:sz w:val="16"/>
               </w:rPr>
@@ -1726,7 +1743,7 @@
             <w:r/>
             <w:r>
               <w:rPr>
-                <w:rFonts w:ascii="Arial" w:hAnsi="Arial"/>
+                <w:rFonts w:ascii="Verdana" w:hAnsi="Verdana"/>
                 <w:b w:val="0"/>
                 <w:sz w:val="16"/>
               </w:rPr>
@@ -1742,7 +1759,7 @@
             <w:r/>
             <w:r>
               <w:rPr>
-                <w:rFonts w:ascii="Arial" w:hAnsi="Arial"/>
+                <w:rFonts w:ascii="Verdana" w:hAnsi="Verdana"/>
                 <w:b w:val="0"/>
                 <w:sz w:val="16"/>
               </w:rPr>
@@ -1758,7 +1775,7 @@
             <w:r/>
             <w:r>
               <w:rPr>
-                <w:rFonts w:ascii="Arial" w:hAnsi="Arial"/>
+                <w:rFonts w:ascii="Verdana" w:hAnsi="Verdana"/>
                 <w:b w:val="0"/>
                 <w:sz w:val="16"/>
               </w:rPr>
@@ -1774,7 +1791,7 @@
             <w:r/>
             <w:r>
               <w:rPr>
-                <w:rFonts w:ascii="Arial" w:hAnsi="Arial"/>
+                <w:rFonts w:ascii="Verdana" w:hAnsi="Verdana"/>
                 <w:b w:val="0"/>
                 <w:sz w:val="16"/>
               </w:rPr>
@@ -1790,7 +1807,7 @@
             <w:r/>
             <w:r>
               <w:rPr>
-                <w:rFonts w:ascii="Arial" w:hAnsi="Arial"/>
+                <w:rFonts w:ascii="Verdana" w:hAnsi="Verdana"/>
                 <w:b w:val="0"/>
                 <w:sz w:val="16"/>
               </w:rPr>
@@ -1806,7 +1823,7 @@
             <w:r/>
             <w:r>
               <w:rPr>
-                <w:rFonts w:ascii="Arial" w:hAnsi="Arial"/>
+                <w:rFonts w:ascii="Verdana" w:hAnsi="Verdana"/>
                 <w:b w:val="0"/>
                 <w:sz w:val="16"/>
               </w:rPr>
@@ -1822,7 +1839,7 @@
             <w:r/>
             <w:r>
               <w:rPr>
-                <w:rFonts w:ascii="Arial" w:hAnsi="Arial"/>
+                <w:rFonts w:ascii="Verdana" w:hAnsi="Verdana"/>
                 <w:b w:val="0"/>
                 <w:sz w:val="16"/>
               </w:rPr>
@@ -1838,7 +1855,7 @@
             <w:r/>
             <w:r>
               <w:rPr>
-                <w:rFonts w:ascii="Arial" w:hAnsi="Arial"/>
+                <w:rFonts w:ascii="Verdana" w:hAnsi="Verdana"/>
                 <w:b w:val="0"/>
                 <w:sz w:val="16"/>
               </w:rPr>
@@ -1847,6 +1864,9 @@
         </w:tc>
       </w:tr>
       <w:tr>
+        <w:trPr>
+          <w:cantSplit/>
+        </w:trPr>
         <w:tc>
           <w:tcPr>
             <w:tcW w:type="dxa" w:w="1514"/>
@@ -1855,7 +1875,7 @@
             <w:r/>
             <w:r>
               <w:rPr>
-                <w:rFonts w:ascii="Arial" w:hAnsi="Arial"/>
+                <w:rFonts w:ascii="Verdana" w:hAnsi="Verdana"/>
                 <w:b w:val="0"/>
                 <w:sz w:val="16"/>
               </w:rPr>
@@ -1871,7 +1891,7 @@
             <w:r/>
             <w:r>
               <w:rPr>
-                <w:rFonts w:ascii="Arial" w:hAnsi="Arial"/>
+                <w:rFonts w:ascii="Verdana" w:hAnsi="Verdana"/>
                 <w:b w:val="0"/>
                 <w:sz w:val="16"/>
               </w:rPr>
@@ -1887,7 +1907,7 @@
             <w:r/>
             <w:r>
               <w:rPr>
-                <w:rFonts w:ascii="Arial" w:hAnsi="Arial"/>
+                <w:rFonts w:ascii="Verdana" w:hAnsi="Verdana"/>
                 <w:b w:val="0"/>
                 <w:sz w:val="16"/>
               </w:rPr>
@@ -1903,7 +1923,7 @@
             <w:r/>
             <w:r>
               <w:rPr>
-                <w:rFonts w:ascii="Arial" w:hAnsi="Arial"/>
+                <w:rFonts w:ascii="Verdana" w:hAnsi="Verdana"/>
                 <w:b w:val="0"/>
                 <w:sz w:val="16"/>
               </w:rPr>
@@ -1919,7 +1939,7 @@
             <w:r/>
             <w:r>
               <w:rPr>
-                <w:rFonts w:ascii="Arial" w:hAnsi="Arial"/>
+                <w:rFonts w:ascii="Verdana" w:hAnsi="Verdana"/>
                 <w:b w:val="0"/>
                 <w:sz w:val="16"/>
               </w:rPr>
@@ -1935,7 +1955,7 @@
             <w:r/>
             <w:r>
               <w:rPr>
-                <w:rFonts w:ascii="Arial" w:hAnsi="Arial"/>
+                <w:rFonts w:ascii="Verdana" w:hAnsi="Verdana"/>
                 <w:b w:val="0"/>
                 <w:sz w:val="16"/>
               </w:rPr>
@@ -1951,7 +1971,7 @@
             <w:r/>
             <w:r>
               <w:rPr>
-                <w:rFonts w:ascii="Arial" w:hAnsi="Arial"/>
+                <w:rFonts w:ascii="Verdana" w:hAnsi="Verdana"/>
                 <w:b w:val="0"/>
                 <w:sz w:val="16"/>
               </w:rPr>
@@ -1967,7 +1987,7 @@
             <w:r/>
             <w:r>
               <w:rPr>
-                <w:rFonts w:ascii="Arial" w:hAnsi="Arial"/>
+                <w:rFonts w:ascii="Verdana" w:hAnsi="Verdana"/>
                 <w:b w:val="0"/>
                 <w:sz w:val="16"/>
               </w:rPr>
@@ -1983,7 +2003,7 @@
             <w:r/>
             <w:r>
               <w:rPr>
-                <w:rFonts w:ascii="Arial" w:hAnsi="Arial"/>
+                <w:rFonts w:ascii="Verdana" w:hAnsi="Verdana"/>
                 <w:b w:val="0"/>
                 <w:sz w:val="16"/>
               </w:rPr>
@@ -1999,7 +2019,7 @@
             <w:r/>
             <w:r>
               <w:rPr>
-                <w:rFonts w:ascii="Arial" w:hAnsi="Arial"/>
+                <w:rFonts w:ascii="Verdana" w:hAnsi="Verdana"/>
                 <w:b w:val="0"/>
                 <w:sz w:val="16"/>
               </w:rPr>
@@ -2008,6 +2028,9 @@
         </w:tc>
       </w:tr>
       <w:tr>
+        <w:trPr>
+          <w:cantSplit/>
+        </w:trPr>
         <w:tc>
           <w:tcPr>
             <w:tcW w:type="dxa" w:w="1514"/>
@@ -2016,7 +2039,7 @@
             <w:r/>
             <w:r>
               <w:rPr>
-                <w:rFonts w:ascii="Arial" w:hAnsi="Arial"/>
+                <w:rFonts w:ascii="Verdana" w:hAnsi="Verdana"/>
                 <w:b w:val="0"/>
                 <w:sz w:val="16"/>
               </w:rPr>
@@ -2032,7 +2055,7 @@
             <w:r/>
             <w:r>
               <w:rPr>
-                <w:rFonts w:ascii="Arial" w:hAnsi="Arial"/>
+                <w:rFonts w:ascii="Verdana" w:hAnsi="Verdana"/>
                 <w:b w:val="0"/>
                 <w:sz w:val="16"/>
               </w:rPr>
@@ -2048,7 +2071,7 @@
             <w:r/>
             <w:r>
               <w:rPr>
-                <w:rFonts w:ascii="Arial" w:hAnsi="Arial"/>
+                <w:rFonts w:ascii="Verdana" w:hAnsi="Verdana"/>
                 <w:b w:val="0"/>
                 <w:sz w:val="16"/>
               </w:rPr>
@@ -2064,7 +2087,7 @@
             <w:r/>
             <w:r>
               <w:rPr>
-                <w:rFonts w:ascii="Arial" w:hAnsi="Arial"/>
+                <w:rFonts w:ascii="Verdana" w:hAnsi="Verdana"/>
                 <w:b w:val="0"/>
                 <w:sz w:val="16"/>
               </w:rPr>
@@ -2080,7 +2103,7 @@
             <w:r/>
             <w:r>
               <w:rPr>
-                <w:rFonts w:ascii="Arial" w:hAnsi="Arial"/>
+                <w:rFonts w:ascii="Verdana" w:hAnsi="Verdana"/>
                 <w:b w:val="0"/>
                 <w:sz w:val="16"/>
               </w:rPr>
@@ -2096,7 +2119,7 @@
             <w:r/>
             <w:r>
               <w:rPr>
-                <w:rFonts w:ascii="Arial" w:hAnsi="Arial"/>
+                <w:rFonts w:ascii="Verdana" w:hAnsi="Verdana"/>
                 <w:b w:val="0"/>
                 <w:sz w:val="16"/>
               </w:rPr>
@@ -2112,7 +2135,7 @@
             <w:r/>
             <w:r>
               <w:rPr>
-                <w:rFonts w:ascii="Arial" w:hAnsi="Arial"/>
+                <w:rFonts w:ascii="Verdana" w:hAnsi="Verdana"/>
                 <w:b w:val="0"/>
                 <w:sz w:val="16"/>
               </w:rPr>
@@ -2128,7 +2151,7 @@
             <w:r/>
             <w:r>
               <w:rPr>
-                <w:rFonts w:ascii="Arial" w:hAnsi="Arial"/>
+                <w:rFonts w:ascii="Verdana" w:hAnsi="Verdana"/>
                 <w:b w:val="0"/>
                 <w:sz w:val="16"/>
               </w:rPr>
@@ -2144,7 +2167,7 @@
             <w:r/>
             <w:r>
               <w:rPr>
-                <w:rFonts w:ascii="Arial" w:hAnsi="Arial"/>
+                <w:rFonts w:ascii="Verdana" w:hAnsi="Verdana"/>
                 <w:b w:val="0"/>
                 <w:sz w:val="16"/>
               </w:rPr>
@@ -2160,7 +2183,7 @@
             <w:r/>
             <w:r>
               <w:rPr>
-                <w:rFonts w:ascii="Arial" w:hAnsi="Arial"/>
+                <w:rFonts w:ascii="Verdana" w:hAnsi="Verdana"/>
                 <w:b w:val="0"/>
                 <w:sz w:val="16"/>
               </w:rPr>
@@ -2169,6 +2192,9 @@
         </w:tc>
       </w:tr>
       <w:tr>
+        <w:trPr>
+          <w:cantSplit/>
+        </w:trPr>
         <w:tc>
           <w:tcPr>
             <w:tcW w:type="dxa" w:w="1514"/>
@@ -2177,7 +2203,7 @@
             <w:r/>
             <w:r>
               <w:rPr>
-                <w:rFonts w:ascii="Arial" w:hAnsi="Arial"/>
+                <w:rFonts w:ascii="Verdana" w:hAnsi="Verdana"/>
                 <w:b w:val="0"/>
                 <w:sz w:val="16"/>
               </w:rPr>
@@ -2193,7 +2219,7 @@
             <w:r/>
             <w:r>
               <w:rPr>
-                <w:rFonts w:ascii="Arial" w:hAnsi="Arial"/>
+                <w:rFonts w:ascii="Verdana" w:hAnsi="Verdana"/>
                 <w:b w:val="0"/>
                 <w:sz w:val="16"/>
               </w:rPr>
@@ -2209,7 +2235,7 @@
             <w:r/>
             <w:r>
               <w:rPr>
-                <w:rFonts w:ascii="Arial" w:hAnsi="Arial"/>
+                <w:rFonts w:ascii="Verdana" w:hAnsi="Verdana"/>
                 <w:b w:val="0"/>
                 <w:sz w:val="16"/>
               </w:rPr>
@@ -2225,7 +2251,7 @@
             <w:r/>
             <w:r>
               <w:rPr>
-                <w:rFonts w:ascii="Arial" w:hAnsi="Arial"/>
+                <w:rFonts w:ascii="Verdana" w:hAnsi="Verdana"/>
                 <w:b w:val="0"/>
                 <w:sz w:val="16"/>
               </w:rPr>
@@ -2241,7 +2267,7 @@
             <w:r/>
             <w:r>
               <w:rPr>
-                <w:rFonts w:ascii="Arial" w:hAnsi="Arial"/>
+                <w:rFonts w:ascii="Verdana" w:hAnsi="Verdana"/>
                 <w:b w:val="0"/>
                 <w:sz w:val="16"/>
               </w:rPr>
@@ -2257,7 +2283,7 @@
             <w:r/>
             <w:r>
               <w:rPr>
-                <w:rFonts w:ascii="Arial" w:hAnsi="Arial"/>
+                <w:rFonts w:ascii="Verdana" w:hAnsi="Verdana"/>
                 <w:b w:val="0"/>
                 <w:sz w:val="16"/>
               </w:rPr>
@@ -2273,7 +2299,7 @@
             <w:r/>
             <w:r>
               <w:rPr>
-                <w:rFonts w:ascii="Arial" w:hAnsi="Arial"/>
+                <w:rFonts w:ascii="Verdana" w:hAnsi="Verdana"/>
                 <w:b w:val="0"/>
                 <w:sz w:val="16"/>
               </w:rPr>
@@ -2289,7 +2315,7 @@
             <w:r/>
             <w:r>
               <w:rPr>
-                <w:rFonts w:ascii="Arial" w:hAnsi="Arial"/>
+                <w:rFonts w:ascii="Verdana" w:hAnsi="Verdana"/>
                 <w:b w:val="0"/>
                 <w:sz w:val="16"/>
               </w:rPr>
@@ -2305,7 +2331,7 @@
             <w:r/>
             <w:r>
               <w:rPr>
-                <w:rFonts w:ascii="Arial" w:hAnsi="Arial"/>
+                <w:rFonts w:ascii="Verdana" w:hAnsi="Verdana"/>
                 <w:b w:val="0"/>
                 <w:sz w:val="16"/>
               </w:rPr>
@@ -2321,7 +2347,7 @@
             <w:r/>
             <w:r>
               <w:rPr>
-                <w:rFonts w:ascii="Arial" w:hAnsi="Arial"/>
+                <w:rFonts w:ascii="Verdana" w:hAnsi="Verdana"/>
                 <w:b w:val="0"/>
                 <w:sz w:val="16"/>
               </w:rPr>
@@ -2330,6 +2356,9 @@
         </w:tc>
       </w:tr>
       <w:tr>
+        <w:trPr>
+          <w:cantSplit/>
+        </w:trPr>
         <w:tc>
           <w:tcPr>
             <w:tcW w:type="dxa" w:w="1514"/>
@@ -2338,7 +2367,7 @@
             <w:r/>
             <w:r>
               <w:rPr>
-                <w:rFonts w:ascii="Arial" w:hAnsi="Arial"/>
+                <w:rFonts w:ascii="Verdana" w:hAnsi="Verdana"/>
                 <w:b w:val="0"/>
                 <w:sz w:val="16"/>
               </w:rPr>
@@ -2354,7 +2383,7 @@
             <w:r/>
             <w:r>
               <w:rPr>
-                <w:rFonts w:ascii="Arial" w:hAnsi="Arial"/>
+                <w:rFonts w:ascii="Verdana" w:hAnsi="Verdana"/>
                 <w:b w:val="0"/>
                 <w:sz w:val="16"/>
               </w:rPr>
@@ -2370,7 +2399,7 @@
             <w:r/>
             <w:r>
               <w:rPr>
-                <w:rFonts w:ascii="Arial" w:hAnsi="Arial"/>
+                <w:rFonts w:ascii="Verdana" w:hAnsi="Verdana"/>
                 <w:b w:val="0"/>
                 <w:sz w:val="16"/>
               </w:rPr>
@@ -2386,7 +2415,7 @@
             <w:r/>
             <w:r>
               <w:rPr>
-                <w:rFonts w:ascii="Arial" w:hAnsi="Arial"/>
+                <w:rFonts w:ascii="Verdana" w:hAnsi="Verdana"/>
                 <w:b w:val="0"/>
                 <w:sz w:val="16"/>
               </w:rPr>
@@ -2402,7 +2431,7 @@
             <w:r/>
             <w:r>
               <w:rPr>
-                <w:rFonts w:ascii="Arial" w:hAnsi="Arial"/>
+                <w:rFonts w:ascii="Verdana" w:hAnsi="Verdana"/>
                 <w:b w:val="0"/>
                 <w:sz w:val="16"/>
               </w:rPr>
@@ -2418,7 +2447,7 @@
             <w:r/>
             <w:r>
               <w:rPr>
-                <w:rFonts w:ascii="Arial" w:hAnsi="Arial"/>
+                <w:rFonts w:ascii="Verdana" w:hAnsi="Verdana"/>
                 <w:b w:val="0"/>
                 <w:sz w:val="16"/>
               </w:rPr>
@@ -2434,7 +2463,7 @@
             <w:r/>
             <w:r>
               <w:rPr>
-                <w:rFonts w:ascii="Arial" w:hAnsi="Arial"/>
+                <w:rFonts w:ascii="Verdana" w:hAnsi="Verdana"/>
                 <w:b w:val="0"/>
                 <w:sz w:val="16"/>
               </w:rPr>
@@ -2450,7 +2479,7 @@
             <w:r/>
             <w:r>
               <w:rPr>
-                <w:rFonts w:ascii="Arial" w:hAnsi="Arial"/>
+                <w:rFonts w:ascii="Verdana" w:hAnsi="Verdana"/>
                 <w:b w:val="0"/>
                 <w:sz w:val="16"/>
               </w:rPr>
@@ -2466,7 +2495,7 @@
             <w:r/>
             <w:r>
               <w:rPr>
-                <w:rFonts w:ascii="Arial" w:hAnsi="Arial"/>
+                <w:rFonts w:ascii="Verdana" w:hAnsi="Verdana"/>
                 <w:b w:val="0"/>
                 <w:sz w:val="16"/>
               </w:rPr>
@@ -2482,7 +2511,7 @@
             <w:r/>
             <w:r>
               <w:rPr>
-                <w:rFonts w:ascii="Arial" w:hAnsi="Arial"/>
+                <w:rFonts w:ascii="Verdana" w:hAnsi="Verdana"/>
                 <w:b w:val="0"/>
                 <w:sz w:val="16"/>
               </w:rPr>
@@ -2491,6 +2520,9 @@
         </w:tc>
       </w:tr>
       <w:tr>
+        <w:trPr>
+          <w:cantSplit/>
+        </w:trPr>
         <w:tc>
           <w:tcPr>
             <w:tcW w:type="dxa" w:w="1514"/>
@@ -2499,7 +2531,7 @@
             <w:r/>
             <w:r>
               <w:rPr>
-                <w:rFonts w:ascii="Arial" w:hAnsi="Arial"/>
+                <w:rFonts w:ascii="Verdana" w:hAnsi="Verdana"/>
                 <w:b w:val="0"/>
                 <w:sz w:val="16"/>
               </w:rPr>
@@ -2515,7 +2547,7 @@
             <w:r/>
             <w:r>
               <w:rPr>
-                <w:rFonts w:ascii="Arial" w:hAnsi="Arial"/>
+                <w:rFonts w:ascii="Verdana" w:hAnsi="Verdana"/>
                 <w:b w:val="0"/>
                 <w:sz w:val="16"/>
               </w:rPr>
@@ -2531,7 +2563,7 @@
             <w:r/>
             <w:r>
               <w:rPr>
-                <w:rFonts w:ascii="Arial" w:hAnsi="Arial"/>
+                <w:rFonts w:ascii="Verdana" w:hAnsi="Verdana"/>
                 <w:b w:val="0"/>
                 <w:sz w:val="16"/>
               </w:rPr>
@@ -2547,7 +2579,7 @@
             <w:r/>
             <w:r>
               <w:rPr>
-                <w:rFonts w:ascii="Arial" w:hAnsi="Arial"/>
+                <w:rFonts w:ascii="Verdana" w:hAnsi="Verdana"/>
                 <w:b w:val="0"/>
                 <w:sz w:val="16"/>
               </w:rPr>
@@ -2563,7 +2595,7 @@
             <w:r/>
             <w:r>
               <w:rPr>
-                <w:rFonts w:ascii="Arial" w:hAnsi="Arial"/>
+                <w:rFonts w:ascii="Verdana" w:hAnsi="Verdana"/>
                 <w:b w:val="0"/>
                 <w:sz w:val="16"/>
               </w:rPr>
@@ -2579,7 +2611,7 @@
             <w:r/>
             <w:r>
               <w:rPr>
-                <w:rFonts w:ascii="Arial" w:hAnsi="Arial"/>
+                <w:rFonts w:ascii="Verdana" w:hAnsi="Verdana"/>
                 <w:b w:val="0"/>
                 <w:sz w:val="16"/>
               </w:rPr>
@@ -2595,7 +2627,7 @@
             <w:r/>
             <w:r>
               <w:rPr>
-                <w:rFonts w:ascii="Arial" w:hAnsi="Arial"/>
+                <w:rFonts w:ascii="Verdana" w:hAnsi="Verdana"/>
                 <w:b w:val="0"/>
                 <w:sz w:val="16"/>
               </w:rPr>
@@ -2611,7 +2643,7 @@
             <w:r/>
             <w:r>
               <w:rPr>
-                <w:rFonts w:ascii="Arial" w:hAnsi="Arial"/>
+                <w:rFonts w:ascii="Verdana" w:hAnsi="Verdana"/>
                 <w:b w:val="0"/>
                 <w:sz w:val="16"/>
               </w:rPr>
@@ -2627,7 +2659,7 @@
             <w:r/>
             <w:r>
               <w:rPr>
-                <w:rFonts w:ascii="Arial" w:hAnsi="Arial"/>
+                <w:rFonts w:ascii="Verdana" w:hAnsi="Verdana"/>
                 <w:b w:val="0"/>
                 <w:sz w:val="16"/>
               </w:rPr>
@@ -2643,7 +2675,7 @@
             <w:r/>
             <w:r>
               <w:rPr>
-                <w:rFonts w:ascii="Arial" w:hAnsi="Arial"/>
+                <w:rFonts w:ascii="Verdana" w:hAnsi="Verdana"/>
                 <w:b w:val="0"/>
                 <w:sz w:val="16"/>
               </w:rPr>
@@ -2652,6 +2684,9 @@
         </w:tc>
       </w:tr>
       <w:tr>
+        <w:trPr>
+          <w:cantSplit/>
+        </w:trPr>
         <w:tc>
           <w:tcPr>
             <w:tcW w:type="dxa" w:w="1514"/>
@@ -2660,7 +2695,7 @@
             <w:r/>
             <w:r>
               <w:rPr>
-                <w:rFonts w:ascii="Arial" w:hAnsi="Arial"/>
+                <w:rFonts w:ascii="Verdana" w:hAnsi="Verdana"/>
                 <w:b w:val="0"/>
                 <w:sz w:val="16"/>
               </w:rPr>
@@ -2676,7 +2711,7 @@
             <w:r/>
             <w:r>
               <w:rPr>
-                <w:rFonts w:ascii="Arial" w:hAnsi="Arial"/>
+                <w:rFonts w:ascii="Verdana" w:hAnsi="Verdana"/>
                 <w:b w:val="0"/>
                 <w:sz w:val="16"/>
               </w:rPr>
@@ -2692,7 +2727,7 @@
             <w:r/>
             <w:r>
               <w:rPr>
-                <w:rFonts w:ascii="Arial" w:hAnsi="Arial"/>
+                <w:rFonts w:ascii="Verdana" w:hAnsi="Verdana"/>
                 <w:b w:val="0"/>
                 <w:sz w:val="16"/>
               </w:rPr>
@@ -2708,7 +2743,7 @@
             <w:r/>
             <w:r>
               <w:rPr>
-                <w:rFonts w:ascii="Arial" w:hAnsi="Arial"/>
+                <w:rFonts w:ascii="Verdana" w:hAnsi="Verdana"/>
                 <w:b w:val="0"/>
                 <w:sz w:val="16"/>
               </w:rPr>
@@ -2724,7 +2759,7 @@
             <w:r/>
             <w:r>
               <w:rPr>
-                <w:rFonts w:ascii="Arial" w:hAnsi="Arial"/>
+                <w:rFonts w:ascii="Verdana" w:hAnsi="Verdana"/>
                 <w:b w:val="0"/>
                 <w:sz w:val="16"/>
               </w:rPr>
@@ -2740,7 +2775,7 @@
             <w:r/>
             <w:r>
               <w:rPr>
-                <w:rFonts w:ascii="Arial" w:hAnsi="Arial"/>
+                <w:rFonts w:ascii="Verdana" w:hAnsi="Verdana"/>
                 <w:b w:val="0"/>
                 <w:sz w:val="16"/>
               </w:rPr>
@@ -2756,7 +2791,7 @@
             <w:r/>
             <w:r>
               <w:rPr>
-                <w:rFonts w:ascii="Arial" w:hAnsi="Arial"/>
+                <w:rFonts w:ascii="Verdana" w:hAnsi="Verdana"/>
                 <w:b w:val="0"/>
                 <w:sz w:val="16"/>
               </w:rPr>
@@ -2772,7 +2807,7 @@
             <w:r/>
             <w:r>
               <w:rPr>
-                <w:rFonts w:ascii="Arial" w:hAnsi="Arial"/>
+                <w:rFonts w:ascii="Verdana" w:hAnsi="Verdana"/>
                 <w:b w:val="0"/>
                 <w:sz w:val="16"/>
               </w:rPr>
@@ -2788,7 +2823,7 @@
             <w:r/>
             <w:r>
               <w:rPr>
-                <w:rFonts w:ascii="Arial" w:hAnsi="Arial"/>
+                <w:rFonts w:ascii="Verdana" w:hAnsi="Verdana"/>
                 <w:b w:val="0"/>
                 <w:sz w:val="16"/>
               </w:rPr>
@@ -2804,7 +2839,7 @@
             <w:r/>
             <w:r>
               <w:rPr>
-                <w:rFonts w:ascii="Arial" w:hAnsi="Arial"/>
+                <w:rFonts w:ascii="Verdana" w:hAnsi="Verdana"/>
                 <w:b w:val="0"/>
                 <w:sz w:val="16"/>
               </w:rPr>
@@ -2813,6 +2848,9 @@
         </w:tc>
       </w:tr>
       <w:tr>
+        <w:trPr>
+          <w:cantSplit/>
+        </w:trPr>
         <w:tc>
           <w:tcPr>
             <w:tcW w:type="dxa" w:w="1514"/>
@@ -2821,7 +2859,7 @@
             <w:r/>
             <w:r>
               <w:rPr>
-                <w:rFonts w:ascii="Arial" w:hAnsi="Arial"/>
+                <w:rFonts w:ascii="Verdana" w:hAnsi="Verdana"/>
                 <w:b w:val="0"/>
                 <w:sz w:val="16"/>
               </w:rPr>
@@ -2837,7 +2875,7 @@
             <w:r/>
             <w:r>
               <w:rPr>
-                <w:rFonts w:ascii="Arial" w:hAnsi="Arial"/>
+                <w:rFonts w:ascii="Verdana" w:hAnsi="Verdana"/>
                 <w:b w:val="0"/>
                 <w:sz w:val="16"/>
               </w:rPr>
@@ -2853,7 +2891,7 @@
             <w:r/>
             <w:r>
               <w:rPr>
-                <w:rFonts w:ascii="Arial" w:hAnsi="Arial"/>
+                <w:rFonts w:ascii="Verdana" w:hAnsi="Verdana"/>
                 <w:b w:val="0"/>
                 <w:sz w:val="16"/>
               </w:rPr>
@@ -2869,7 +2907,7 @@
             <w:r/>
             <w:r>
               <w:rPr>
-                <w:rFonts w:ascii="Arial" w:hAnsi="Arial"/>
+                <w:rFonts w:ascii="Verdana" w:hAnsi="Verdana"/>
                 <w:b w:val="0"/>
                 <w:sz w:val="16"/>
               </w:rPr>
@@ -2885,7 +2923,7 @@
             <w:r/>
             <w:r>
               <w:rPr>
-                <w:rFonts w:ascii="Arial" w:hAnsi="Arial"/>
+                <w:rFonts w:ascii="Verdana" w:hAnsi="Verdana"/>
                 <w:b w:val="0"/>
                 <w:sz w:val="16"/>
               </w:rPr>
@@ -2901,7 +2939,7 @@
             <w:r/>
             <w:r>
               <w:rPr>
-                <w:rFonts w:ascii="Arial" w:hAnsi="Arial"/>
+                <w:rFonts w:ascii="Verdana" w:hAnsi="Verdana"/>
                 <w:b w:val="0"/>
                 <w:sz w:val="16"/>
               </w:rPr>
@@ -2917,7 +2955,7 @@
             <w:r/>
             <w:r>
               <w:rPr>
-                <w:rFonts w:ascii="Arial" w:hAnsi="Arial"/>
+                <w:rFonts w:ascii="Verdana" w:hAnsi="Verdana"/>
                 <w:b w:val="0"/>
                 <w:sz w:val="16"/>
               </w:rPr>
@@ -2933,7 +2971,7 @@
             <w:r/>
             <w:r>
               <w:rPr>
-                <w:rFonts w:ascii="Arial" w:hAnsi="Arial"/>
+                <w:rFonts w:ascii="Verdana" w:hAnsi="Verdana"/>
                 <w:b w:val="0"/>
                 <w:sz w:val="16"/>
               </w:rPr>
@@ -2949,7 +2987,7 @@
             <w:r/>
             <w:r>
               <w:rPr>
-                <w:rFonts w:ascii="Arial" w:hAnsi="Arial"/>
+                <w:rFonts w:ascii="Verdana" w:hAnsi="Verdana"/>
                 <w:b w:val="0"/>
                 <w:sz w:val="16"/>
               </w:rPr>
@@ -2965,7 +3003,7 @@
             <w:r/>
             <w:r>
               <w:rPr>
-                <w:rFonts w:ascii="Arial" w:hAnsi="Arial"/>
+                <w:rFonts w:ascii="Verdana" w:hAnsi="Verdana"/>
                 <w:b w:val="0"/>
                 <w:sz w:val="16"/>
               </w:rPr>
@@ -2974,6 +3012,9 @@
         </w:tc>
       </w:tr>
       <w:tr>
+        <w:trPr>
+          <w:cantSplit/>
+        </w:trPr>
         <w:tc>
           <w:tcPr>
             <w:tcW w:type="dxa" w:w="1514"/>
@@ -2982,7 +3023,7 @@
             <w:r/>
             <w:r>
               <w:rPr>
-                <w:rFonts w:ascii="Arial" w:hAnsi="Arial"/>
+                <w:rFonts w:ascii="Verdana" w:hAnsi="Verdana"/>
                 <w:b w:val="0"/>
                 <w:sz w:val="16"/>
               </w:rPr>
@@ -2998,7 +3039,7 @@
             <w:r/>
             <w:r>
               <w:rPr>
-                <w:rFonts w:ascii="Arial" w:hAnsi="Arial"/>
+                <w:rFonts w:ascii="Verdana" w:hAnsi="Verdana"/>
                 <w:b w:val="0"/>
                 <w:sz w:val="16"/>
               </w:rPr>
@@ -3014,7 +3055,7 @@
             <w:r/>
             <w:r>
               <w:rPr>
-                <w:rFonts w:ascii="Arial" w:hAnsi="Arial"/>
+                <w:rFonts w:ascii="Verdana" w:hAnsi="Verdana"/>
                 <w:b w:val="0"/>
                 <w:sz w:val="16"/>
               </w:rPr>
@@ -3030,7 +3071,7 @@
             <w:r/>
             <w:r>
               <w:rPr>
-                <w:rFonts w:ascii="Arial" w:hAnsi="Arial"/>
+                <w:rFonts w:ascii="Verdana" w:hAnsi="Verdana"/>
                 <w:b w:val="0"/>
                 <w:sz w:val="16"/>
               </w:rPr>
@@ -3046,7 +3087,7 @@
             <w:r/>
             <w:r>
               <w:rPr>
-                <w:rFonts w:ascii="Arial" w:hAnsi="Arial"/>
+                <w:rFonts w:ascii="Verdana" w:hAnsi="Verdana"/>
                 <w:b w:val="0"/>
                 <w:sz w:val="16"/>
               </w:rPr>
@@ -3062,7 +3103,7 @@
             <w:r/>
             <w:r>
               <w:rPr>
-                <w:rFonts w:ascii="Arial" w:hAnsi="Arial"/>
+                <w:rFonts w:ascii="Verdana" w:hAnsi="Verdana"/>
                 <w:b w:val="0"/>
                 <w:sz w:val="16"/>
               </w:rPr>
@@ -3078,7 +3119,7 @@
             <w:r/>
             <w:r>
               <w:rPr>
-                <w:rFonts w:ascii="Arial" w:hAnsi="Arial"/>
+                <w:rFonts w:ascii="Verdana" w:hAnsi="Verdana"/>
                 <w:b w:val="0"/>
                 <w:sz w:val="16"/>
               </w:rPr>
@@ -3094,7 +3135,7 @@
             <w:r/>
             <w:r>
               <w:rPr>
-                <w:rFonts w:ascii="Arial" w:hAnsi="Arial"/>
+                <w:rFonts w:ascii="Verdana" w:hAnsi="Verdana"/>
                 <w:b w:val="0"/>
                 <w:sz w:val="16"/>
               </w:rPr>
@@ -3110,7 +3151,7 @@
             <w:r/>
             <w:r>
               <w:rPr>
-                <w:rFonts w:ascii="Arial" w:hAnsi="Arial"/>
+                <w:rFonts w:ascii="Verdana" w:hAnsi="Verdana"/>
                 <w:b w:val="0"/>
                 <w:sz w:val="16"/>
               </w:rPr>
@@ -3126,7 +3167,7 @@
             <w:r/>
             <w:r>
               <w:rPr>
-                <w:rFonts w:ascii="Arial" w:hAnsi="Arial"/>
+                <w:rFonts w:ascii="Verdana" w:hAnsi="Verdana"/>
                 <w:b w:val="0"/>
                 <w:sz w:val="16"/>
               </w:rPr>
@@ -3135,6 +3176,9 @@
         </w:tc>
       </w:tr>
       <w:tr>
+        <w:trPr>
+          <w:cantSplit/>
+        </w:trPr>
         <w:tc>
           <w:tcPr>
             <w:tcW w:type="dxa" w:w="1514"/>
@@ -3143,7 +3187,7 @@
             <w:r/>
             <w:r>
               <w:rPr>
-                <w:rFonts w:ascii="Arial" w:hAnsi="Arial"/>
+                <w:rFonts w:ascii="Verdana" w:hAnsi="Verdana"/>
                 <w:b w:val="0"/>
                 <w:sz w:val="16"/>
               </w:rPr>
@@ -3159,7 +3203,7 @@
             <w:r/>
             <w:r>
               <w:rPr>
-                <w:rFonts w:ascii="Arial" w:hAnsi="Arial"/>
+                <w:rFonts w:ascii="Verdana" w:hAnsi="Verdana"/>
                 <w:b w:val="0"/>
                 <w:sz w:val="16"/>
               </w:rPr>
@@ -3175,7 +3219,7 @@
             <w:r/>
             <w:r>
               <w:rPr>
-                <w:rFonts w:ascii="Arial" w:hAnsi="Arial"/>
+                <w:rFonts w:ascii="Verdana" w:hAnsi="Verdana"/>
                 <w:b w:val="0"/>
                 <w:sz w:val="16"/>
               </w:rPr>
@@ -3191,7 +3235,7 @@
             <w:r/>
             <w:r>
               <w:rPr>
-                <w:rFonts w:ascii="Arial" w:hAnsi="Arial"/>
+                <w:rFonts w:ascii="Verdana" w:hAnsi="Verdana"/>
                 <w:b w:val="0"/>
                 <w:sz w:val="16"/>
               </w:rPr>
@@ -3207,7 +3251,7 @@
             <w:r/>
             <w:r>
               <w:rPr>
-                <w:rFonts w:ascii="Arial" w:hAnsi="Arial"/>
+                <w:rFonts w:ascii="Verdana" w:hAnsi="Verdana"/>
                 <w:b w:val="0"/>
                 <w:sz w:val="16"/>
               </w:rPr>
@@ -3223,7 +3267,7 @@
             <w:r/>
             <w:r>
               <w:rPr>
-                <w:rFonts w:ascii="Arial" w:hAnsi="Arial"/>
+                <w:rFonts w:ascii="Verdana" w:hAnsi="Verdana"/>
                 <w:b w:val="0"/>
                 <w:sz w:val="16"/>
               </w:rPr>
@@ -3239,7 +3283,7 @@
             <w:r/>
             <w:r>
               <w:rPr>
-                <w:rFonts w:ascii="Arial" w:hAnsi="Arial"/>
+                <w:rFonts w:ascii="Verdana" w:hAnsi="Verdana"/>
                 <w:b w:val="0"/>
                 <w:sz w:val="16"/>
               </w:rPr>
@@ -3255,7 +3299,7 @@
             <w:r/>
             <w:r>
               <w:rPr>
-                <w:rFonts w:ascii="Arial" w:hAnsi="Arial"/>
+                <w:rFonts w:ascii="Verdana" w:hAnsi="Verdana"/>
                 <w:b w:val="0"/>
                 <w:sz w:val="16"/>
               </w:rPr>
@@ -3271,7 +3315,7 @@
             <w:r/>
             <w:r>
               <w:rPr>
-                <w:rFonts w:ascii="Arial" w:hAnsi="Arial"/>
+                <w:rFonts w:ascii="Verdana" w:hAnsi="Verdana"/>
                 <w:b w:val="0"/>
                 <w:sz w:val="16"/>
               </w:rPr>
@@ -3287,7 +3331,7 @@
             <w:r/>
             <w:r>
               <w:rPr>
-                <w:rFonts w:ascii="Arial" w:hAnsi="Arial"/>
+                <w:rFonts w:ascii="Verdana" w:hAnsi="Verdana"/>
                 <w:b w:val="0"/>
                 <w:sz w:val="16"/>
               </w:rPr>
@@ -3296,6 +3340,9 @@
         </w:tc>
       </w:tr>
       <w:tr>
+        <w:trPr>
+          <w:cantSplit/>
+        </w:trPr>
         <w:tc>
           <w:tcPr>
             <w:tcW w:type="dxa" w:w="1514"/>
@@ -3304,7 +3351,7 @@
             <w:r/>
             <w:r>
               <w:rPr>
-                <w:rFonts w:ascii="Arial" w:hAnsi="Arial"/>
+                <w:rFonts w:ascii="Verdana" w:hAnsi="Verdana"/>
                 <w:b w:val="0"/>
                 <w:sz w:val="16"/>
               </w:rPr>
@@ -3320,7 +3367,7 @@
             <w:r/>
             <w:r>
               <w:rPr>
-                <w:rFonts w:ascii="Arial" w:hAnsi="Arial"/>
+                <w:rFonts w:ascii="Verdana" w:hAnsi="Verdana"/>
                 <w:b w:val="0"/>
                 <w:sz w:val="16"/>
               </w:rPr>
@@ -3336,7 +3383,7 @@
             <w:r/>
             <w:r>
               <w:rPr>
-                <w:rFonts w:ascii="Arial" w:hAnsi="Arial"/>
+                <w:rFonts w:ascii="Verdana" w:hAnsi="Verdana"/>
                 <w:b w:val="0"/>
                 <w:sz w:val="16"/>
               </w:rPr>
@@ -3352,7 +3399,7 @@
             <w:r/>
             <w:r>
               <w:rPr>
-                <w:rFonts w:ascii="Arial" w:hAnsi="Arial"/>
+                <w:rFonts w:ascii="Verdana" w:hAnsi="Verdana"/>
                 <w:b w:val="0"/>
                 <w:sz w:val="16"/>
               </w:rPr>
@@ -3368,7 +3415,7 @@
             <w:r/>
             <w:r>
               <w:rPr>
-                <w:rFonts w:ascii="Arial" w:hAnsi="Arial"/>
+                <w:rFonts w:ascii="Verdana" w:hAnsi="Verdana"/>
                 <w:b w:val="0"/>
                 <w:sz w:val="16"/>
               </w:rPr>
@@ -3384,7 +3431,7 @@
             <w:r/>
             <w:r>
               <w:rPr>
-                <w:rFonts w:ascii="Arial" w:hAnsi="Arial"/>
+                <w:rFonts w:ascii="Verdana" w:hAnsi="Verdana"/>
                 <w:b w:val="0"/>
                 <w:sz w:val="16"/>
               </w:rPr>
@@ -3400,7 +3447,7 @@
             <w:r/>
             <w:r>
               <w:rPr>
-                <w:rFonts w:ascii="Arial" w:hAnsi="Arial"/>
+                <w:rFonts w:ascii="Verdana" w:hAnsi="Verdana"/>
                 <w:b w:val="0"/>
                 <w:sz w:val="16"/>
               </w:rPr>
@@ -3416,7 +3463,7 @@
             <w:r/>
             <w:r>
               <w:rPr>
-                <w:rFonts w:ascii="Arial" w:hAnsi="Arial"/>
+                <w:rFonts w:ascii="Verdana" w:hAnsi="Verdana"/>
                 <w:b w:val="0"/>
                 <w:sz w:val="16"/>
               </w:rPr>
@@ -3432,7 +3479,7 @@
             <w:r/>
             <w:r>
               <w:rPr>
-                <w:rFonts w:ascii="Arial" w:hAnsi="Arial"/>
+                <w:rFonts w:ascii="Verdana" w:hAnsi="Verdana"/>
                 <w:b w:val="0"/>
                 <w:sz w:val="16"/>
               </w:rPr>
@@ -3448,7 +3495,7 @@
             <w:r/>
             <w:r>
               <w:rPr>
-                <w:rFonts w:ascii="Arial" w:hAnsi="Arial"/>
+                <w:rFonts w:ascii="Verdana" w:hAnsi="Verdana"/>
                 <w:b w:val="0"/>
                 <w:sz w:val="16"/>
               </w:rPr>
@@ -3457,6 +3504,9 @@
         </w:tc>
       </w:tr>
       <w:tr>
+        <w:trPr>
+          <w:cantSplit/>
+        </w:trPr>
         <w:tc>
           <w:tcPr>
             <w:tcW w:type="dxa" w:w="1514"/>
@@ -3465,7 +3515,7 @@
             <w:r/>
             <w:r>
               <w:rPr>
-                <w:rFonts w:ascii="Arial" w:hAnsi="Arial"/>
+                <w:rFonts w:ascii="Verdana" w:hAnsi="Verdana"/>
                 <w:b w:val="0"/>
                 <w:sz w:val="16"/>
               </w:rPr>
@@ -3481,7 +3531,7 @@
             <w:r/>
             <w:r>
               <w:rPr>
-                <w:rFonts w:ascii="Arial" w:hAnsi="Arial"/>
+                <w:rFonts w:ascii="Verdana" w:hAnsi="Verdana"/>
                 <w:b w:val="0"/>
                 <w:sz w:val="16"/>
               </w:rPr>
@@ -3497,7 +3547,7 @@
             <w:r/>
             <w:r>
               <w:rPr>
-                <w:rFonts w:ascii="Arial" w:hAnsi="Arial"/>
+                <w:rFonts w:ascii="Verdana" w:hAnsi="Verdana"/>
                 <w:b w:val="0"/>
                 <w:sz w:val="16"/>
               </w:rPr>
@@ -3513,7 +3563,7 @@
             <w:r/>
             <w:r>
               <w:rPr>
-                <w:rFonts w:ascii="Arial" w:hAnsi="Arial"/>
+                <w:rFonts w:ascii="Verdana" w:hAnsi="Verdana"/>
                 <w:b w:val="0"/>
                 <w:sz w:val="16"/>
               </w:rPr>
@@ -3529,7 +3579,7 @@
             <w:r/>
             <w:r>
               <w:rPr>
-                <w:rFonts w:ascii="Arial" w:hAnsi="Arial"/>
+                <w:rFonts w:ascii="Verdana" w:hAnsi="Verdana"/>
                 <w:b w:val="0"/>
                 <w:sz w:val="16"/>
               </w:rPr>
@@ -3545,7 +3595,7 @@
             <w:r/>
             <w:r>
               <w:rPr>
-                <w:rFonts w:ascii="Arial" w:hAnsi="Arial"/>
+                <w:rFonts w:ascii="Verdana" w:hAnsi="Verdana"/>
                 <w:b w:val="0"/>
                 <w:sz w:val="16"/>
               </w:rPr>
@@ -3561,7 +3611,7 @@
             <w:r/>
             <w:r>
               <w:rPr>
-                <w:rFonts w:ascii="Arial" w:hAnsi="Arial"/>
+                <w:rFonts w:ascii="Verdana" w:hAnsi="Verdana"/>
                 <w:b w:val="0"/>
                 <w:sz w:val="16"/>
               </w:rPr>
@@ -3577,7 +3627,7 @@
             <w:r/>
             <w:r>
               <w:rPr>
-                <w:rFonts w:ascii="Arial" w:hAnsi="Arial"/>
+                <w:rFonts w:ascii="Verdana" w:hAnsi="Verdana"/>
                 <w:b w:val="0"/>
                 <w:sz w:val="16"/>
               </w:rPr>
@@ -3593,7 +3643,7 @@
             <w:r/>
             <w:r>
               <w:rPr>
-                <w:rFonts w:ascii="Arial" w:hAnsi="Arial"/>
+                <w:rFonts w:ascii="Verdana" w:hAnsi="Verdana"/>
                 <w:b w:val="0"/>
                 <w:sz w:val="16"/>
               </w:rPr>
@@ -3609,7 +3659,7 @@
             <w:r/>
             <w:r>
               <w:rPr>
-                <w:rFonts w:ascii="Arial" w:hAnsi="Arial"/>
+                <w:rFonts w:ascii="Verdana" w:hAnsi="Verdana"/>
                 <w:b w:val="0"/>
                 <w:sz w:val="16"/>
               </w:rPr>
@@ -3618,6 +3668,9 @@
         </w:tc>
       </w:tr>
       <w:tr>
+        <w:trPr>
+          <w:cantSplit/>
+        </w:trPr>
         <w:tc>
           <w:tcPr>
             <w:tcW w:type="dxa" w:w="1514"/>
@@ -3626,7 +3679,7 @@
             <w:r/>
             <w:r>
               <w:rPr>
-                <w:rFonts w:ascii="Arial" w:hAnsi="Arial"/>
+                <w:rFonts w:ascii="Verdana" w:hAnsi="Verdana"/>
                 <w:b w:val="0"/>
                 <w:sz w:val="16"/>
               </w:rPr>
@@ -3642,7 +3695,7 @@
             <w:r/>
             <w:r>
               <w:rPr>
-                <w:rFonts w:ascii="Arial" w:hAnsi="Arial"/>
+                <w:rFonts w:ascii="Verdana" w:hAnsi="Verdana"/>
                 <w:b w:val="0"/>
                 <w:sz w:val="16"/>
               </w:rPr>
@@ -3658,7 +3711,7 @@
             <w:r/>
             <w:r>
               <w:rPr>
-                <w:rFonts w:ascii="Arial" w:hAnsi="Arial"/>
+                <w:rFonts w:ascii="Verdana" w:hAnsi="Verdana"/>
                 <w:b w:val="0"/>
                 <w:sz w:val="16"/>
               </w:rPr>
@@ -3674,7 +3727,7 @@
             <w:r/>
             <w:r>
               <w:rPr>
-                <w:rFonts w:ascii="Arial" w:hAnsi="Arial"/>
+                <w:rFonts w:ascii="Verdana" w:hAnsi="Verdana"/>
                 <w:b w:val="0"/>
                 <w:sz w:val="16"/>
               </w:rPr>
@@ -3690,7 +3743,7 @@
             <w:r/>
             <w:r>
               <w:rPr>
-                <w:rFonts w:ascii="Arial" w:hAnsi="Arial"/>
+                <w:rFonts w:ascii="Verdana" w:hAnsi="Verdana"/>
                 <w:b w:val="0"/>
                 <w:sz w:val="16"/>
               </w:rPr>
@@ -3706,7 +3759,7 @@
             <w:r/>
             <w:r>
               <w:rPr>
-                <w:rFonts w:ascii="Arial" w:hAnsi="Arial"/>
+                <w:rFonts w:ascii="Verdana" w:hAnsi="Verdana"/>
                 <w:b w:val="0"/>
                 <w:sz w:val="16"/>
               </w:rPr>
@@ -3722,7 +3775,7 @@
             <w:r/>
             <w:r>
               <w:rPr>
-                <w:rFonts w:ascii="Arial" w:hAnsi="Arial"/>
+                <w:rFonts w:ascii="Verdana" w:hAnsi="Verdana"/>
                 <w:b w:val="0"/>
                 <w:sz w:val="16"/>
               </w:rPr>
@@ -3738,7 +3791,7 @@
             <w:r/>
             <w:r>
               <w:rPr>
-                <w:rFonts w:ascii="Arial" w:hAnsi="Arial"/>
+                <w:rFonts w:ascii="Verdana" w:hAnsi="Verdana"/>
                 <w:b w:val="0"/>
                 <w:sz w:val="16"/>
               </w:rPr>
@@ -3754,7 +3807,7 @@
             <w:r/>
             <w:r>
               <w:rPr>
-                <w:rFonts w:ascii="Arial" w:hAnsi="Arial"/>
+                <w:rFonts w:ascii="Verdana" w:hAnsi="Verdana"/>
                 <w:b w:val="0"/>
                 <w:sz w:val="16"/>
               </w:rPr>
@@ -3770,7 +3823,7 @@
             <w:r/>
             <w:r>
               <w:rPr>
-                <w:rFonts w:ascii="Arial" w:hAnsi="Arial"/>
+                <w:rFonts w:ascii="Verdana" w:hAnsi="Verdana"/>
                 <w:b w:val="0"/>
                 <w:sz w:val="16"/>
               </w:rPr>
@@ -3779,6 +3832,9 @@
         </w:tc>
       </w:tr>
       <w:tr>
+        <w:trPr>
+          <w:cantSplit/>
+        </w:trPr>
         <w:tc>
           <w:tcPr>
             <w:tcW w:type="dxa" w:w="1514"/>
@@ -3787,7 +3843,7 @@
             <w:r/>
             <w:r>
               <w:rPr>
-                <w:rFonts w:ascii="Arial" w:hAnsi="Arial"/>
+                <w:rFonts w:ascii="Verdana" w:hAnsi="Verdana"/>
                 <w:b w:val="0"/>
                 <w:sz w:val="16"/>
               </w:rPr>
@@ -3803,7 +3859,7 @@
             <w:r/>
             <w:r>
               <w:rPr>
-                <w:rFonts w:ascii="Arial" w:hAnsi="Arial"/>
+                <w:rFonts w:ascii="Verdana" w:hAnsi="Verdana"/>
                 <w:b w:val="0"/>
                 <w:sz w:val="16"/>
               </w:rPr>
@@ -3819,7 +3875,7 @@
             <w:r/>
             <w:r>
               <w:rPr>
-                <w:rFonts w:ascii="Arial" w:hAnsi="Arial"/>
+                <w:rFonts w:ascii="Verdana" w:hAnsi="Verdana"/>
                 <w:b w:val="0"/>
                 <w:sz w:val="16"/>
               </w:rPr>
@@ -3835,7 +3891,7 @@
             <w:r/>
             <w:r>
               <w:rPr>
-                <w:rFonts w:ascii="Arial" w:hAnsi="Arial"/>
+                <w:rFonts w:ascii="Verdana" w:hAnsi="Verdana"/>
                 <w:b w:val="0"/>
                 <w:sz w:val="16"/>
               </w:rPr>
@@ -3851,7 +3907,7 @@
             <w:r/>
             <w:r>
               <w:rPr>
-                <w:rFonts w:ascii="Arial" w:hAnsi="Arial"/>
+                <w:rFonts w:ascii="Verdana" w:hAnsi="Verdana"/>
                 <w:b w:val="0"/>
                 <w:sz w:val="16"/>
               </w:rPr>
@@ -3867,7 +3923,7 @@
             <w:r/>
             <w:r>
               <w:rPr>
-                <w:rFonts w:ascii="Arial" w:hAnsi="Arial"/>
+                <w:rFonts w:ascii="Verdana" w:hAnsi="Verdana"/>
                 <w:b w:val="0"/>
                 <w:sz w:val="16"/>
               </w:rPr>
@@ -3883,7 +3939,7 @@
             <w:r/>
             <w:r>
               <w:rPr>
-                <w:rFonts w:ascii="Arial" w:hAnsi="Arial"/>
+                <w:rFonts w:ascii="Verdana" w:hAnsi="Verdana"/>
                 <w:b w:val="0"/>
                 <w:sz w:val="16"/>
               </w:rPr>
@@ -3899,7 +3955,7 @@
             <w:r/>
             <w:r>
               <w:rPr>
-                <w:rFonts w:ascii="Arial" w:hAnsi="Arial"/>
+                <w:rFonts w:ascii="Verdana" w:hAnsi="Verdana"/>
                 <w:b w:val="0"/>
                 <w:sz w:val="16"/>
               </w:rPr>
@@ -3915,7 +3971,7 @@
             <w:r/>
             <w:r>
               <w:rPr>
-                <w:rFonts w:ascii="Arial" w:hAnsi="Arial"/>
+                <w:rFonts w:ascii="Verdana" w:hAnsi="Verdana"/>
                 <w:b w:val="0"/>
                 <w:sz w:val="16"/>
               </w:rPr>
@@ -3931,7 +3987,7 @@
             <w:r/>
             <w:r>
               <w:rPr>
-                <w:rFonts w:ascii="Arial" w:hAnsi="Arial"/>
+                <w:rFonts w:ascii="Verdana" w:hAnsi="Verdana"/>
                 <w:b w:val="0"/>
                 <w:sz w:val="16"/>
               </w:rPr>
@@ -3940,6 +3996,9 @@
         </w:tc>
       </w:tr>
       <w:tr>
+        <w:trPr>
+          <w:cantSplit/>
+        </w:trPr>
         <w:tc>
           <w:tcPr>
             <w:tcW w:type="dxa" w:w="1514"/>
@@ -3948,7 +4007,7 @@
             <w:r/>
             <w:r>
               <w:rPr>
-                <w:rFonts w:ascii="Arial" w:hAnsi="Arial"/>
+                <w:rFonts w:ascii="Verdana" w:hAnsi="Verdana"/>
                 <w:b w:val="0"/>
                 <w:sz w:val="16"/>
               </w:rPr>
@@ -3964,7 +4023,7 @@
             <w:r/>
             <w:r>
               <w:rPr>
-                <w:rFonts w:ascii="Arial" w:hAnsi="Arial"/>
+                <w:rFonts w:ascii="Verdana" w:hAnsi="Verdana"/>
                 <w:b w:val="0"/>
                 <w:sz w:val="16"/>
               </w:rPr>
@@ -3980,7 +4039,7 @@
             <w:r/>
             <w:r>
               <w:rPr>
-                <w:rFonts w:ascii="Arial" w:hAnsi="Arial"/>
+                <w:rFonts w:ascii="Verdana" w:hAnsi="Verdana"/>
                 <w:b w:val="0"/>
                 <w:sz w:val="16"/>
               </w:rPr>
@@ -3996,7 +4055,7 @@
             <w:r/>
             <w:r>
               <w:rPr>
-                <w:rFonts w:ascii="Arial" w:hAnsi="Arial"/>
+                <w:rFonts w:ascii="Verdana" w:hAnsi="Verdana"/>
                 <w:b w:val="0"/>
                 <w:sz w:val="16"/>
               </w:rPr>
@@ -4012,7 +4071,7 @@
             <w:r/>
             <w:r>
               <w:rPr>
-                <w:rFonts w:ascii="Arial" w:hAnsi="Arial"/>
+                <w:rFonts w:ascii="Verdana" w:hAnsi="Verdana"/>
                 <w:b w:val="0"/>
                 <w:sz w:val="16"/>
               </w:rPr>
@@ -4028,7 +4087,7 @@
             <w:r/>
             <w:r>
               <w:rPr>
-                <w:rFonts w:ascii="Arial" w:hAnsi="Arial"/>
+                <w:rFonts w:ascii="Verdana" w:hAnsi="Verdana"/>
                 <w:b w:val="0"/>
                 <w:sz w:val="16"/>
               </w:rPr>
@@ -4044,7 +4103,7 @@
             <w:r/>
             <w:r>
               <w:rPr>
-                <w:rFonts w:ascii="Arial" w:hAnsi="Arial"/>
+                <w:rFonts w:ascii="Verdana" w:hAnsi="Verdana"/>
                 <w:b w:val="0"/>
                 <w:sz w:val="16"/>
               </w:rPr>
@@ -4060,7 +4119,7 @@
             <w:r/>
             <w:r>
               <w:rPr>
-                <w:rFonts w:ascii="Arial" w:hAnsi="Arial"/>
+                <w:rFonts w:ascii="Verdana" w:hAnsi="Verdana"/>
                 <w:b w:val="0"/>
                 <w:sz w:val="16"/>
               </w:rPr>
@@ -4076,7 +4135,7 @@
             <w:r/>
             <w:r>
               <w:rPr>
-                <w:rFonts w:ascii="Arial" w:hAnsi="Arial"/>
+                <w:rFonts w:ascii="Verdana" w:hAnsi="Verdana"/>
                 <w:b w:val="0"/>
                 <w:sz w:val="16"/>
               </w:rPr>
@@ -4092,7 +4151,7 @@
             <w:r/>
             <w:r>
               <w:rPr>
-                <w:rFonts w:ascii="Arial" w:hAnsi="Arial"/>
+                <w:rFonts w:ascii="Verdana" w:hAnsi="Verdana"/>
                 <w:b w:val="0"/>
                 <w:sz w:val="16"/>
               </w:rPr>
@@ -4101,6 +4160,9 @@
         </w:tc>
       </w:tr>
       <w:tr>
+        <w:trPr>
+          <w:cantSplit/>
+        </w:trPr>
         <w:tc>
           <w:tcPr>
             <w:tcW w:type="dxa" w:w="1514"/>
@@ -4109,7 +4171,7 @@
             <w:r/>
             <w:r>
               <w:rPr>
-                <w:rFonts w:ascii="Arial" w:hAnsi="Arial"/>
+                <w:rFonts w:ascii="Verdana" w:hAnsi="Verdana"/>
                 <w:b w:val="0"/>
                 <w:sz w:val="16"/>
               </w:rPr>
@@ -4125,7 +4187,7 @@
             <w:r/>
             <w:r>
               <w:rPr>
-                <w:rFonts w:ascii="Arial" w:hAnsi="Arial"/>
+                <w:rFonts w:ascii="Verdana" w:hAnsi="Verdana"/>
                 <w:b w:val="0"/>
                 <w:sz w:val="16"/>
               </w:rPr>
@@ -4141,7 +4203,7 @@
             <w:r/>
             <w:r>
               <w:rPr>
-                <w:rFonts w:ascii="Arial" w:hAnsi="Arial"/>
+                <w:rFonts w:ascii="Verdana" w:hAnsi="Verdana"/>
                 <w:b w:val="0"/>
                 <w:sz w:val="16"/>
               </w:rPr>
@@ -4157,7 +4219,7 @@
             <w:r/>
             <w:r>
               <w:rPr>
-                <w:rFonts w:ascii="Arial" w:hAnsi="Arial"/>
+                <w:rFonts w:ascii="Verdana" w:hAnsi="Verdana"/>
                 <w:b w:val="0"/>
                 <w:sz w:val="16"/>
               </w:rPr>
@@ -4173,7 +4235,7 @@
             <w:r/>
             <w:r>
               <w:rPr>
-                <w:rFonts w:ascii="Arial" w:hAnsi="Arial"/>
+                <w:rFonts w:ascii="Verdana" w:hAnsi="Verdana"/>
                 <w:b w:val="0"/>
                 <w:sz w:val="16"/>
               </w:rPr>
@@ -4189,7 +4251,7 @@
             <w:r/>
             <w:r>
               <w:rPr>
-                <w:rFonts w:ascii="Arial" w:hAnsi="Arial"/>
+                <w:rFonts w:ascii="Verdana" w:hAnsi="Verdana"/>
                 <w:b w:val="0"/>
                 <w:sz w:val="16"/>
               </w:rPr>
@@ -4205,7 +4267,7 @@
             <w:r/>
             <w:r>
               <w:rPr>
-                <w:rFonts w:ascii="Arial" w:hAnsi="Arial"/>
+                <w:rFonts w:ascii="Verdana" w:hAnsi="Verdana"/>
                 <w:b w:val="0"/>
                 <w:sz w:val="16"/>
               </w:rPr>
@@ -4221,7 +4283,7 @@
             <w:r/>
             <w:r>
               <w:rPr>
-                <w:rFonts w:ascii="Arial" w:hAnsi="Arial"/>
+                <w:rFonts w:ascii="Verdana" w:hAnsi="Verdana"/>
                 <w:b w:val="0"/>
                 <w:sz w:val="16"/>
               </w:rPr>
@@ -4237,7 +4299,7 @@
             <w:r/>
             <w:r>
               <w:rPr>
-                <w:rFonts w:ascii="Arial" w:hAnsi="Arial"/>
+                <w:rFonts w:ascii="Verdana" w:hAnsi="Verdana"/>
                 <w:b w:val="0"/>
                 <w:sz w:val="16"/>
               </w:rPr>
@@ -4253,7 +4315,7 @@
             <w:r/>
             <w:r>
               <w:rPr>
-                <w:rFonts w:ascii="Arial" w:hAnsi="Arial"/>
+                <w:rFonts w:ascii="Verdana" w:hAnsi="Verdana"/>
                 <w:b w:val="0"/>
                 <w:sz w:val="16"/>
               </w:rPr>

--- a/docx/es/BUFRCREX_TableB_es_23.docx
+++ b/docx/es/BUFRCREX_TableB_es_23.docx
@@ -239,7 +239,7 @@
                 <w:b w:val="0"/>
                 <w:sz w:val="16"/>
               </w:rPr>
-              <w:t>023001</w:t>
+              <w:t>0 23 001</w:t>
             </w:r>
           </w:p>
         </w:tc>
@@ -403,7 +403,7 @@
                 <w:b w:val="0"/>
                 <w:sz w:val="16"/>
               </w:rPr>
-              <w:t>023002</w:t>
+              <w:t>0 23 002</w:t>
             </w:r>
           </w:p>
         </w:tc>
@@ -567,7 +567,7 @@
                 <w:b w:val="0"/>
                 <w:sz w:val="16"/>
               </w:rPr>
-              <w:t>023003</w:t>
+              <w:t>0 23 003</w:t>
             </w:r>
           </w:p>
         </w:tc>
@@ -731,7 +731,7 @@
                 <w:b w:val="0"/>
                 <w:sz w:val="16"/>
               </w:rPr>
-              <w:t>023004</w:t>
+              <w:t>0 23 004</w:t>
             </w:r>
           </w:p>
         </w:tc>
@@ -895,7 +895,7 @@
                 <w:b w:val="0"/>
                 <w:sz w:val="16"/>
               </w:rPr>
-              <w:t>023005</w:t>
+              <w:t>0 23 005</w:t>
             </w:r>
           </w:p>
         </w:tc>
@@ -1059,7 +1059,7 @@
                 <w:b w:val="0"/>
                 <w:sz w:val="16"/>
               </w:rPr>
-              <w:t>023006</w:t>
+              <w:t>0 23 006</w:t>
             </w:r>
           </w:p>
         </w:tc>
@@ -1223,7 +1223,7 @@
                 <w:b w:val="0"/>
                 <w:sz w:val="16"/>
               </w:rPr>
-              <w:t>023007</w:t>
+              <w:t>0 23 007</w:t>
             </w:r>
           </w:p>
         </w:tc>
@@ -1387,7 +1387,7 @@
                 <w:b w:val="0"/>
                 <w:sz w:val="16"/>
               </w:rPr>
-              <w:t>023008</w:t>
+              <w:t>0 23 008</w:t>
             </w:r>
           </w:p>
         </w:tc>
@@ -1551,7 +1551,7 @@
                 <w:b w:val="0"/>
                 <w:sz w:val="16"/>
               </w:rPr>
-              <w:t>023009</w:t>
+              <w:t>0 23 009</w:t>
             </w:r>
           </w:p>
         </w:tc>
@@ -1715,7 +1715,7 @@
                 <w:b w:val="0"/>
                 <w:sz w:val="16"/>
               </w:rPr>
-              <w:t>023016</w:t>
+              <w:t>0 23 016</w:t>
             </w:r>
           </w:p>
         </w:tc>
@@ -1879,7 +1879,7 @@
                 <w:b w:val="0"/>
                 <w:sz w:val="16"/>
               </w:rPr>
-              <w:t>023017</w:t>
+              <w:t>0 23 017</w:t>
             </w:r>
           </w:p>
         </w:tc>
@@ -2043,7 +2043,7 @@
                 <w:b w:val="0"/>
                 <w:sz w:val="16"/>
               </w:rPr>
-              <w:t>023018</w:t>
+              <w:t>0 23 018</w:t>
             </w:r>
           </w:p>
         </w:tc>
@@ -2207,7 +2207,7 @@
                 <w:b w:val="0"/>
                 <w:sz w:val="16"/>
               </w:rPr>
-              <w:t>023019</w:t>
+              <w:t>0 23 019</w:t>
             </w:r>
           </w:p>
         </w:tc>
@@ -2371,7 +2371,7 @@
                 <w:b w:val="0"/>
                 <w:sz w:val="16"/>
               </w:rPr>
-              <w:t>023021</w:t>
+              <w:t>0 23 021</w:t>
             </w:r>
           </w:p>
         </w:tc>
@@ -2535,7 +2535,7 @@
                 <w:b w:val="0"/>
                 <w:sz w:val="16"/>
               </w:rPr>
-              <w:t>023022</w:t>
+              <w:t>0 23 022</w:t>
             </w:r>
           </w:p>
         </w:tc>
@@ -2699,7 +2699,7 @@
                 <w:b w:val="0"/>
                 <w:sz w:val="16"/>
               </w:rPr>
-              <w:t>023023</w:t>
+              <w:t>0 23 023</w:t>
             </w:r>
           </w:p>
         </w:tc>
@@ -2863,7 +2863,7 @@
                 <w:b w:val="0"/>
                 <w:sz w:val="16"/>
               </w:rPr>
-              <w:t>023024</w:t>
+              <w:t>0 23 024</w:t>
             </w:r>
           </w:p>
         </w:tc>
@@ -3027,7 +3027,7 @@
                 <w:b w:val="0"/>
                 <w:sz w:val="16"/>
               </w:rPr>
-              <w:t>023025</w:t>
+              <w:t>0 23 025</w:t>
             </w:r>
           </w:p>
         </w:tc>
@@ -3191,7 +3191,7 @@
                 <w:b w:val="0"/>
                 <w:sz w:val="16"/>
               </w:rPr>
-              <w:t>023027</w:t>
+              <w:t>0 23 027</w:t>
             </w:r>
           </w:p>
         </w:tc>
@@ -3355,7 +3355,7 @@
                 <w:b w:val="0"/>
                 <w:sz w:val="16"/>
               </w:rPr>
-              <w:t>023028</w:t>
+              <w:t>0 23 028</w:t>
             </w:r>
           </w:p>
         </w:tc>
@@ -3519,7 +3519,7 @@
                 <w:b w:val="0"/>
                 <w:sz w:val="16"/>
               </w:rPr>
-              <w:t>023029</w:t>
+              <w:t>0 23 029</w:t>
             </w:r>
           </w:p>
         </w:tc>
@@ -3683,7 +3683,7 @@
                 <w:b w:val="0"/>
                 <w:sz w:val="16"/>
               </w:rPr>
-              <w:t>023031</w:t>
+              <w:t>0 23 031</w:t>
             </w:r>
           </w:p>
         </w:tc>
@@ -3847,7 +3847,7 @@
                 <w:b w:val="0"/>
                 <w:sz w:val="16"/>
               </w:rPr>
-              <w:t>023032</w:t>
+              <w:t>0 23 032</w:t>
             </w:r>
           </w:p>
         </w:tc>
@@ -4011,7 +4011,7 @@
                 <w:b w:val="0"/>
                 <w:sz w:val="16"/>
               </w:rPr>
-              <w:t>023040</w:t>
+              <w:t>0 23 040</w:t>
             </w:r>
           </w:p>
         </w:tc>
@@ -4175,7 +4175,7 @@
                 <w:b w:val="0"/>
                 <w:sz w:val="16"/>
               </w:rPr>
-              <w:t>023041</w:t>
+              <w:t>0 23 041</w:t>
             </w:r>
           </w:p>
         </w:tc>

--- a/docx/es/BUFRCREX_TableB_es_23.docx
+++ b/docx/es/BUFRCREX_TableB_es_23.docx
@@ -13,6 +13,376 @@
           <w:sz w:val="22"/>
         </w:rPr>
         <w:t>Clase 23: Dispersión y transporte</w:t>
+      </w:r>
+    </w:p>
+    <w:p>
+      <w:r>
+        <w:rPr>
+          <w:rFonts w:ascii="Verdana" w:hAnsi="Verdana"/>
+          <w:i/>
+          <w:sz w:val="14"/>
+        </w:rPr>
+        <w:t>Note 23: El valor –0,1 kg m–2 antes de la aplicación del factor de escala (–1 después de su aplicación o en la clave CREX) indicará “trazas” (no mensurable, menos de 0,05 kg m–2).</w:t>
+      </w:r>
+    </w:p>
+    <w:p>
+      <w:r>
+        <w:rPr>
+          <w:rFonts w:ascii="Verdana" w:hAnsi="Verdana"/>
+          <w:i/>
+          <w:sz w:val="14"/>
+        </w:rPr>
+        <w:t>Note 25: Una significación definida anteriormente puede anularse transmitiendo un “valor faltante” a partir de la tabla de cifrado o de banderines apropiada.</w:t>
+      </w:r>
+    </w:p>
+    <w:p>
+      <w:r>
+        <w:rPr>
+          <w:rFonts w:ascii="Verdana" w:hAnsi="Verdana"/>
+          <w:i/>
+          <w:sz w:val="14"/>
+        </w:rPr>
+        <w:t>Note 27: Todas las horas están expresadas en Tiempo Universal Coordinado (UTC), a menos que se indique lo contrario. I.2 – BUFR/CREX Tabla B/04 – 3</w:t>
+      </w:r>
+    </w:p>
+    <w:p>
+      <w:r>
+        <w:rPr>
+          <w:rFonts w:ascii="Verdana" w:hAnsi="Verdana"/>
+          <w:i/>
+          <w:sz w:val="14"/>
+        </w:rPr>
+        <w:t>Note 32: Solo se indicará el rumbo o azimut en relación con la localización comunicada que no volverá a especificarse.</w:t>
+      </w:r>
+    </w:p>
+    <w:p>
+      <w:r>
+        <w:rPr>
+          <w:rFonts w:ascii="Verdana" w:hAnsi="Verdana"/>
+          <w:i/>
+          <w:sz w:val="14"/>
+        </w:rPr>
+        <w:t>Note 62: Tan solo se indicará la distancia en relación con la localización comunicada y el rumbo, azimut o elevación y no se volverá a especificar esta localización.</w:t>
+      </w:r>
+    </w:p>
+    <w:p>
+      <w:r>
+        <w:rPr>
+          <w:rFonts w:ascii="Verdana" w:hAnsi="Verdana"/>
+          <w:i/>
+          <w:sz w:val="14"/>
+        </w:rPr>
+        <w:t>Note 63: Se asignarán valores positivos a la radiación descendente.</w:t>
+      </w:r>
+    </w:p>
+    <w:p>
+      <w:r>
+        <w:rPr>
+          <w:rFonts w:ascii="Verdana" w:hAnsi="Verdana"/>
+          <w:i/>
+          <w:sz w:val="14"/>
+        </w:rPr>
+        <w:t>Note 64: Se asignarán valores positivos a los componentes descendentes w cuando las unidades sean Pa s –1.</w:t>
+      </w:r>
+    </w:p>
+    <w:p>
+      <w:r>
+        <w:rPr>
+          <w:rFonts w:ascii="Verdana" w:hAnsi="Verdana"/>
+          <w:i/>
+          <w:sz w:val="14"/>
+        </w:rPr>
+        <w:t>Note 66: Se asignarán valores negativos a los incrementos este-oeste.</w:t>
+      </w:r>
+    </w:p>
+    <w:p>
+      <w:r>
+        <w:rPr>
+          <w:rFonts w:ascii="Verdana" w:hAnsi="Verdana"/>
+          <w:i/>
+          <w:sz w:val="14"/>
+        </w:rPr>
+        <w:t>Note 75: Para los descriptores CREX F = B, no 0.</w:t>
+      </w:r>
+    </w:p>
+    <w:p>
+      <w:r>
+        <w:rPr>
+          <w:rFonts w:ascii="Verdana" w:hAnsi="Verdana"/>
+          <w:i/>
+          <w:sz w:val="14"/>
+        </w:rPr>
+        <w:t>Note 92: Para distinguir claramente los casos de datos faltantes y de píxeles saturados, los datos de imagen de n bits deberían cifrarse utilizando una anchura de datos de n + 1. Si tal descriptor no está disponible ya en la Clase 30, debería utilizarse un descriptor de operación 2 01 YYY para modificar la anchura de datos de la entrada existente, si fuese necesario. I.2 – BUFR/CREX Tabla B/30 – 1</w:t>
+      </w:r>
+    </w:p>
+    <w:p>
+      <w:r>
+        <w:rPr>
+          <w:rFonts w:ascii="Verdana" w:hAnsi="Verdana"/>
+          <w:i/>
+          <w:sz w:val="14"/>
+        </w:rPr>
+        <w:t>Note 105: Para indicar períodos de tiempo o desplazamientos que preceden al tiempo definido actualmente se emplearán períodos de tiempo negativos o desplazamientos.</w:t>
+      </w:r>
+    </w:p>
+    <w:p>
+      <w:r>
+        <w:rPr>
+          <w:rFonts w:ascii="Verdana" w:hAnsi="Verdana"/>
+          <w:i/>
+          <w:sz w:val="14"/>
+        </w:rPr>
+        <w:t>Note 110: Se asignarán valores negativos a los incrementos norte-sur.</w:t>
+      </w:r>
+    </w:p>
+    <w:p>
+      <w:r>
+        <w:rPr>
+          <w:rFonts w:ascii="Verdana" w:hAnsi="Verdana"/>
+          <w:i/>
+          <w:sz w:val="14"/>
+        </w:rPr>
+        <w:t>Note 115: La anchura de datos de los píxeles puede cambiarse mediante el descriptor 2 01 YYY.</w:t>
+      </w:r>
+    </w:p>
+    <w:p>
+      <w:r>
+        <w:rPr>
+          <w:rFonts w:ascii="Verdana" w:hAnsi="Verdana"/>
+          <w:i/>
+          <w:sz w:val="14"/>
+        </w:rPr>
+        <w:t>Note 121: En relación con determinados elementos de esta clase, pueden consignarse algunas indicaciones sobre la precisión prevista.</w:t>
+      </w:r>
+    </w:p>
+    <w:p>
+      <w:r>
+        <w:rPr>
+          <w:rFonts w:ascii="Verdana" w:hAnsi="Verdana"/>
+          <w:i/>
+          <w:sz w:val="14"/>
+        </w:rPr>
+        <w:t>Note 122: Se asignarán valores negativos a la latitud sur.</w:t>
+      </w:r>
+    </w:p>
+    <w:p>
+      <w:r>
+        <w:rPr>
+          <w:rFonts w:ascii="Verdana" w:hAnsi="Verdana"/>
+          <w:i/>
+          <w:sz w:val="14"/>
+        </w:rPr>
+        <w:t>Note 123: Se asignarán valores positivos a los componentes v en sentido sur–norte.</w:t>
+      </w:r>
+    </w:p>
+    <w:p>
+      <w:r>
+        <w:rPr>
+          <w:rFonts w:ascii="Verdana" w:hAnsi="Verdana"/>
+          <w:i/>
+          <w:sz w:val="14"/>
+        </w:rPr>
+        <w:t>Note 126: Los informes sobre la dirección del viento de superficie resultantes de mediciones dentro del 1° del Polo Norte o del Polo Sur se notificarán de manera que el cero de su acimut esté alineado, coincidiendo con los 0° del meridiano de Greenwich. I.2 – BUFR/CREX Tabla B/11 – 6</w:t>
+      </w:r>
+    </w:p>
+    <w:p>
+      <w:r>
+        <w:rPr>
+          <w:rFonts w:ascii="Verdana" w:hAnsi="Verdana"/>
+          <w:i/>
+          <w:sz w:val="14"/>
+        </w:rPr>
+        <w:t>Note 140: El tamaño del píxel en la horizontal – 1 está dado por la posición donde el factor de escala del mapa es igual a la unidad.</w:t>
+      </w:r>
+    </w:p>
+    <w:p>
+      <w:r>
+        <w:rPr>
+          <w:rFonts w:ascii="Verdana" w:hAnsi="Verdana"/>
+          <w:i/>
+          <w:sz w:val="14"/>
+        </w:rPr>
+        <w:t>Note 141: El tamaño del píxel en la horizontal – 2 está dado por la posición donde el factor de escala del mapa es igual a la unidad.</w:t>
+      </w:r>
+    </w:p>
+    <w:p>
+      <w:r>
+        <w:rPr>
+          <w:rFonts w:ascii="Verdana" w:hAnsi="Verdana"/>
+          <w:i/>
+          <w:sz w:val="14"/>
+        </w:rPr>
+        <w:t>Note 145: La significación de los períodos o desplazamientos de tiempo se puede indicar utilizando la clave de significación del tiempo correspondiente a la referencia de tabla 0 08 021.</w:t>
+      </w:r>
+    </w:p>
+    <w:p>
+      <w:r>
+        <w:rPr>
+          <w:rFonts w:ascii="Verdana" w:hAnsi="Verdana"/>
+          <w:i/>
+          <w:sz w:val="14"/>
+        </w:rPr>
+        <w:t>Note 149: La localización del tiempo, cuando se utiliza con valores de predicción, indicará la hora del estado inicial de la predicción o el comienzo del período de predicción; cuando se utilice con promedios de conjunto de valores de predicción, la localización del tiempo indicará el estado inicial o el comienzo de la primera predicción de las que se obtienen los valores medios de conjunto</w:t>
+      </w:r>
+    </w:p>
+    <w:p>
+      <w:r>
+        <w:rPr>
+          <w:rFonts w:ascii="Verdana" w:hAnsi="Verdana"/>
+          <w:i/>
+          <w:sz w:val="14"/>
+        </w:rPr>
+        <w:t>Note 155: Esta clase también puede contener elementos relativos a los procedimientos de observación.</w:t>
+      </w:r>
+    </w:p>
+    <w:p>
+      <w:r>
+        <w:rPr>
+          <w:rFonts w:ascii="Verdana" w:hAnsi="Verdana"/>
+          <w:i/>
+          <w:sz w:val="14"/>
+        </w:rPr>
+        <w:t>Note 156: Esta clase incluirá elementos que describen los instrumentos que se utilizan para obtener los elementos meteorológicos transmitidos.</w:t>
+      </w:r>
+    </w:p>
+    <w:p>
+      <w:r>
+        <w:rPr>
+          <w:rFonts w:ascii="Verdana" w:hAnsi="Verdana"/>
+          <w:i/>
+          <w:sz w:val="14"/>
+        </w:rPr>
+        <w:t>Note 158: Respecto a los períodos o desplazamientos de tiempo, e incrementos de tiempo, será necesario determinar la localización inicial del tiempo antes de utilizarlos, y a continuación, según corresponda, se indicará la definición y significación del tiempo.</w:t>
+      </w:r>
+    </w:p>
+    <w:p>
+      <w:r>
+        <w:rPr>
+          <w:rFonts w:ascii="Verdana" w:hAnsi="Verdana"/>
+          <w:i/>
+          <w:sz w:val="14"/>
+        </w:rPr>
+        <w:t>Note 160: Se asignarán valores negativos a la radiación ascendente.</w:t>
+      </w:r>
+    </w:p>
+    <w:p>
+      <w:r>
+        <w:rPr>
+          <w:rFonts w:ascii="Verdana" w:hAnsi="Verdana"/>
+          <w:i/>
+          <w:sz w:val="14"/>
+        </w:rPr>
+        <w:t>Note 161: Se asignarán valores positivos a los componentes ascendentes w cuando las unidades sean m s–1.</w:t>
+      </w:r>
+    </w:p>
+    <w:p>
+      <w:r>
+        <w:rPr>
+          <w:rFonts w:ascii="Verdana" w:hAnsi="Verdana"/>
+          <w:i/>
+          <w:sz w:val="14"/>
+        </w:rPr>
+        <w:t>Note 162: Intervalos útiles utilizados: de 1011 Bq a 1019 Bq para emisiones; de 10–2 Bq a 107 Bq y de 10–2 mSv a 107 mSv para concentraciones y dosis.</w:t>
+      </w:r>
+    </w:p>
+    <w:p>
+      <w:r>
+        <w:rPr>
+          <w:rFonts w:ascii="Verdana" w:hAnsi="Verdana"/>
+          <w:i/>
+          <w:sz w:val="14"/>
+        </w:rPr>
+        <w:t>Note 163: Los valores de la latitud y de los incrementos de latitud quedan comprendidos entre –90 grados y +90 grados.</w:t>
+      </w:r>
+    </w:p>
+    <w:p>
+      <w:r>
+        <w:rPr>
+          <w:rFonts w:ascii="Verdana" w:hAnsi="Verdana"/>
+          <w:i/>
+          <w:sz w:val="14"/>
+        </w:rPr>
+        <w:t>Note 164: Los valores de longitud quedarán comprendidos entre –180 grados y +180 grados.</w:t>
+      </w:r>
+    </w:p>
+    <w:p>
+      <w:r>
+        <w:rPr>
+          <w:rFonts w:ascii="Verdana" w:hAnsi="Verdana"/>
+          <w:i/>
+          <w:sz w:val="14"/>
+        </w:rPr>
+        <w:t>Note 165: Se indicarán los elementos verticales y la presión para determinar los valores de estos elementos con independencia del elemento o variable que indique la coordenada vertical.</w:t>
+      </w:r>
+    </w:p>
+    <w:p>
+      <w:r>
+        <w:rPr>
+          <w:rFonts w:ascii="Verdana" w:hAnsi="Verdana"/>
+          <w:i/>
+          <w:sz w:val="14"/>
+        </w:rPr>
+        <w:t>Note 166: Se asignarán valores negativos a la longitud oeste.</w:t>
+      </w:r>
+    </w:p>
+    <w:p>
+      <w:r>
+        <w:rPr>
+          <w:rFonts w:ascii="Verdana" w:hAnsi="Verdana"/>
+          <w:i/>
+          <w:sz w:val="14"/>
+        </w:rPr>
+        <w:t>Note 167: Se asignarán valores positivos a los componentes u en sentido oeste–este.</w:t>
+      </w:r>
+    </w:p>
+    <w:p>
+      <w:r>
+        <w:rPr>
+          <w:rFonts w:ascii="Verdana" w:hAnsi="Verdana"/>
+          <w:i/>
+          <w:sz w:val="14"/>
+        </w:rPr>
+        <w:t>Note 176: Cuando sea necesario indicar más de un período o desplazamiento de tiempo para hacer indicaciones de tiempo complejas se definirán en sucesión inmediata en el siguiente orden: período conjunto (según corresponda), seguido por el período de predicción (según corresponda), seguido por el período de promedio o acumulación (según corresponda).</w:t>
+      </w:r>
+    </w:p>
+    <w:p>
+      <w:r>
+        <w:rPr>
+          <w:rFonts w:ascii="Verdana" w:hAnsi="Verdana"/>
+          <w:i/>
+          <w:sz w:val="14"/>
+        </w:rPr>
+        <w:t>Note 178: Cuando se indique la expresión “período determinado” en la columna “nombre del elemento”, deberá indicarse el período correspondiente, utilizando referencias de la Clase 04.</w:t>
+      </w:r>
+    </w:p>
+    <w:p>
+      <w:r>
+        <w:rPr>
+          <w:rFonts w:ascii="Verdana" w:hAnsi="Verdana"/>
+          <w:i/>
+          <w:sz w:val="14"/>
+        </w:rPr>
+        <w:t>Note 179: Cuando se acumulen o promedien los valores (por ejemplo en relación con un determinado período de tiempo), el número total de valores de los que se obtienen los valores acumulados o promediados podrán representarse utilizando la referencia 0 08 022.</w:t>
+      </w:r>
+    </w:p>
+    <w:p>
+      <w:r>
+        <w:rPr>
+          <w:rFonts w:ascii="Verdana" w:hAnsi="Verdana"/>
+          <w:i/>
+          <w:sz w:val="14"/>
+        </w:rPr>
+        <w:t>Note 180: Normas para la información sobre vientos: Velocidad Dirección Valor faltante Valor faltante Calma 0 0 Observación normal &gt;0 1°–360° Velocidad solamente &gt;0 Valor faltante Dirección solamente Valor faltante 1°–360° “Ligero y variable” &gt;0 0 No hay observaciones</w:t>
+      </w:r>
+    </w:p>
+    <w:p>
+      <w:r>
+        <w:rPr>
+          <w:rFonts w:ascii="Verdana" w:hAnsi="Verdana"/>
+          <w:i/>
+          <w:sz w:val="14"/>
+        </w:rPr>
+        <w:t>Note 181: Normas de notificación sobre mar de viento y olas: Observación Velocidad Dirección Ninguna observación faltante faltante Calma 0 0 Observación normal &gt;0 1–360 Velocidad únicamente &gt;0 faltante Dirección únicamente faltante 1–360 &gt;0 0 “Ligero y variable”</w:t>
       </w:r>
     </w:p>
     <w:tbl>
@@ -58,6 +428,9 @@
             <w:shd w:val="clear" w:color="auto" w:fill="D9D9D9"/>
           </w:tcPr>
           <w:p>
+            <w:pPr>
+              <w:spacing w:before="20" w:after="20"/>
+            </w:pPr>
             <w:r/>
             <w:r>
               <w:rPr>
@@ -75,6 +448,9 @@
             <w:shd w:val="clear" w:color="auto" w:fill="D9D9D9"/>
           </w:tcPr>
           <w:p>
+            <w:pPr>
+              <w:spacing w:before="20" w:after="20"/>
+            </w:pPr>
             <w:r/>
             <w:r>
               <w:rPr>
@@ -92,6 +468,9 @@
             <w:shd w:val="clear" w:color="auto" w:fill="D9D9D9"/>
           </w:tcPr>
           <w:p>
+            <w:pPr>
+              <w:spacing w:before="20" w:after="20"/>
+            </w:pPr>
             <w:r/>
             <w:r>
               <w:rPr>
@@ -109,6 +488,9 @@
             <w:shd w:val="clear" w:color="auto" w:fill="D9D9D9"/>
           </w:tcPr>
           <w:p>
+            <w:pPr>
+              <w:spacing w:before="20" w:after="20"/>
+            </w:pPr>
             <w:r/>
             <w:r>
               <w:rPr>
@@ -126,6 +508,9 @@
             <w:shd w:val="clear" w:color="auto" w:fill="D9D9D9"/>
           </w:tcPr>
           <w:p>
+            <w:pPr>
+              <w:spacing w:before="20" w:after="20"/>
+            </w:pPr>
             <w:r/>
             <w:r>
               <w:rPr>
@@ -143,6 +528,9 @@
             <w:shd w:val="clear" w:color="auto" w:fill="D9D9D9"/>
           </w:tcPr>
           <w:p>
+            <w:pPr>
+              <w:spacing w:before="20" w:after="20"/>
+            </w:pPr>
             <w:r/>
             <w:r>
               <w:rPr>
@@ -160,6 +548,9 @@
             <w:shd w:val="clear" w:color="auto" w:fill="D9D9D9"/>
           </w:tcPr>
           <w:p>
+            <w:pPr>
+              <w:spacing w:before="20" w:after="20"/>
+            </w:pPr>
             <w:r/>
             <w:r>
               <w:rPr>
@@ -177,6 +568,9 @@
             <w:shd w:val="clear" w:color="auto" w:fill="D9D9D9"/>
           </w:tcPr>
           <w:p>
+            <w:pPr>
+              <w:spacing w:before="20" w:after="20"/>
+            </w:pPr>
             <w:r/>
             <w:r>
               <w:rPr>
@@ -194,6 +588,9 @@
             <w:shd w:val="clear" w:color="auto" w:fill="D9D9D9"/>
           </w:tcPr>
           <w:p>
+            <w:pPr>
+              <w:spacing w:before="20" w:after="20"/>
+            </w:pPr>
             <w:r/>
             <w:r>
               <w:rPr>
@@ -211,6 +608,9 @@
             <w:shd w:val="clear" w:color="auto" w:fill="D9D9D9"/>
           </w:tcPr>
           <w:p>
+            <w:pPr>
+              <w:spacing w:before="20" w:after="20"/>
+            </w:pPr>
             <w:r/>
             <w:r>
               <w:rPr>
@@ -232,6 +632,9 @@
             <w:tcW w:type="dxa" w:w="1514"/>
           </w:tcPr>
           <w:p>
+            <w:pPr>
+              <w:spacing w:before="20" w:after="20"/>
+            </w:pPr>
             <w:r/>
             <w:r>
               <w:rPr>
@@ -248,6 +651,9 @@
             <w:tcW w:type="dxa" w:w="1514"/>
           </w:tcPr>
           <w:p>
+            <w:pPr>
+              <w:spacing w:before="20" w:after="20"/>
+            </w:pPr>
             <w:r/>
             <w:r>
               <w:rPr>
@@ -264,11 +670,13 @@
             <w:tcW w:type="dxa" w:w="1514"/>
           </w:tcPr>
           <w:p>
+            <w:pPr>
+              <w:spacing w:before="20" w:after="20"/>
+            </w:pPr>
             <w:r/>
             <w:r>
               <w:rPr>
                 <w:rFonts w:ascii="Verdana" w:hAnsi="Verdana"/>
-                <w:b w:val="0"/>
                 <w:sz w:val="16"/>
               </w:rPr>
               <w:t>Tabla de cifrado</w:t>
@@ -280,6 +688,9 @@
             <w:tcW w:type="dxa" w:w="1514"/>
           </w:tcPr>
           <w:p>
+            <w:pPr>
+              <w:spacing w:before="20" w:after="20"/>
+            </w:pPr>
             <w:r/>
             <w:r>
               <w:rPr>
@@ -296,6 +707,9 @@
             <w:tcW w:type="dxa" w:w="1514"/>
           </w:tcPr>
           <w:p>
+            <w:pPr>
+              <w:spacing w:before="20" w:after="20"/>
+            </w:pPr>
             <w:r/>
             <w:r>
               <w:rPr>
@@ -312,6 +726,9 @@
             <w:tcW w:type="dxa" w:w="1514"/>
           </w:tcPr>
           <w:p>
+            <w:pPr>
+              <w:spacing w:before="20" w:after="20"/>
+            </w:pPr>
             <w:r/>
             <w:r>
               <w:rPr>
@@ -328,11 +745,13 @@
             <w:tcW w:type="dxa" w:w="1514"/>
           </w:tcPr>
           <w:p>
+            <w:pPr>
+              <w:spacing w:before="20" w:after="20"/>
+            </w:pPr>
             <w:r/>
             <w:r>
               <w:rPr>
                 <w:rFonts w:ascii="Verdana" w:hAnsi="Verdana"/>
-                <w:b w:val="0"/>
                 <w:sz w:val="16"/>
               </w:rPr>
               <w:t>Tabla de cifrado</w:t>
@@ -344,6 +763,9 @@
             <w:tcW w:type="dxa" w:w="1514"/>
           </w:tcPr>
           <w:p>
+            <w:pPr>
+              <w:spacing w:before="20" w:after="20"/>
+            </w:pPr>
             <w:r/>
             <w:r>
               <w:rPr>
@@ -360,6 +782,9 @@
             <w:tcW w:type="dxa" w:w="1514"/>
           </w:tcPr>
           <w:p>
+            <w:pPr>
+              <w:spacing w:before="20" w:after="20"/>
+            </w:pPr>
             <w:r/>
             <w:r>
               <w:rPr>
@@ -376,6 +801,9 @@
             <w:tcW w:type="dxa" w:w="1514"/>
           </w:tcPr>
           <w:p>
+            <w:pPr>
+              <w:spacing w:before="20" w:after="20"/>
+            </w:pPr>
             <w:r/>
             <w:r>
               <w:rPr>
@@ -396,6 +824,9 @@
             <w:tcW w:type="dxa" w:w="1514"/>
           </w:tcPr>
           <w:p>
+            <w:pPr>
+              <w:spacing w:before="20" w:after="20"/>
+            </w:pPr>
             <w:r/>
             <w:r>
               <w:rPr>
@@ -412,6 +843,9 @@
             <w:tcW w:type="dxa" w:w="1514"/>
           </w:tcPr>
           <w:p>
+            <w:pPr>
+              <w:spacing w:before="20" w:after="20"/>
+            </w:pPr>
             <w:r/>
             <w:r>
               <w:rPr>
@@ -428,11 +862,13 @@
             <w:tcW w:type="dxa" w:w="1514"/>
           </w:tcPr>
           <w:p>
+            <w:pPr>
+              <w:spacing w:before="20" w:after="20"/>
+            </w:pPr>
             <w:r/>
             <w:r>
               <w:rPr>
                 <w:rFonts w:ascii="Verdana" w:hAnsi="Verdana"/>
-                <w:b w:val="0"/>
                 <w:sz w:val="16"/>
               </w:rPr>
               <w:t>Tabla de cifrado</w:t>
@@ -444,6 +880,9 @@
             <w:tcW w:type="dxa" w:w="1514"/>
           </w:tcPr>
           <w:p>
+            <w:pPr>
+              <w:spacing w:before="20" w:after="20"/>
+            </w:pPr>
             <w:r/>
             <w:r>
               <w:rPr>
@@ -460,6 +899,9 @@
             <w:tcW w:type="dxa" w:w="1514"/>
           </w:tcPr>
           <w:p>
+            <w:pPr>
+              <w:spacing w:before="20" w:after="20"/>
+            </w:pPr>
             <w:r/>
             <w:r>
               <w:rPr>
@@ -476,6 +918,9 @@
             <w:tcW w:type="dxa" w:w="1514"/>
           </w:tcPr>
           <w:p>
+            <w:pPr>
+              <w:spacing w:before="20" w:after="20"/>
+            </w:pPr>
             <w:r/>
             <w:r>
               <w:rPr>
@@ -492,11 +937,13 @@
             <w:tcW w:type="dxa" w:w="1514"/>
           </w:tcPr>
           <w:p>
+            <w:pPr>
+              <w:spacing w:before="20" w:after="20"/>
+            </w:pPr>
             <w:r/>
             <w:r>
               <w:rPr>
                 <w:rFonts w:ascii="Verdana" w:hAnsi="Verdana"/>
-                <w:b w:val="0"/>
                 <w:sz w:val="16"/>
               </w:rPr>
               <w:t>Tabla de cifrado</w:t>
@@ -508,6 +955,9 @@
             <w:tcW w:type="dxa" w:w="1514"/>
           </w:tcPr>
           <w:p>
+            <w:pPr>
+              <w:spacing w:before="20" w:after="20"/>
+            </w:pPr>
             <w:r/>
             <w:r>
               <w:rPr>
@@ -524,6 +974,9 @@
             <w:tcW w:type="dxa" w:w="1514"/>
           </w:tcPr>
           <w:p>
+            <w:pPr>
+              <w:spacing w:before="20" w:after="20"/>
+            </w:pPr>
             <w:r/>
             <w:r>
               <w:rPr>
@@ -540,6 +993,9 @@
             <w:tcW w:type="dxa" w:w="1514"/>
           </w:tcPr>
           <w:p>
+            <w:pPr>
+              <w:spacing w:before="20" w:after="20"/>
+            </w:pPr>
             <w:r/>
             <w:r>
               <w:rPr>
@@ -560,6 +1016,9 @@
             <w:tcW w:type="dxa" w:w="1514"/>
           </w:tcPr>
           <w:p>
+            <w:pPr>
+              <w:spacing w:before="20" w:after="20"/>
+            </w:pPr>
             <w:r/>
             <w:r>
               <w:rPr>
@@ -576,6 +1035,9 @@
             <w:tcW w:type="dxa" w:w="1514"/>
           </w:tcPr>
           <w:p>
+            <w:pPr>
+              <w:spacing w:before="20" w:after="20"/>
+            </w:pPr>
             <w:r/>
             <w:r>
               <w:rPr>
@@ -592,11 +1054,13 @@
             <w:tcW w:type="dxa" w:w="1514"/>
           </w:tcPr>
           <w:p>
+            <w:pPr>
+              <w:spacing w:before="20" w:after="20"/>
+            </w:pPr>
             <w:r/>
             <w:r>
               <w:rPr>
                 <w:rFonts w:ascii="Verdana" w:hAnsi="Verdana"/>
-                <w:b w:val="0"/>
                 <w:sz w:val="16"/>
               </w:rPr>
               <w:t>Tabla de cifrado</w:t>
@@ -608,6 +1072,9 @@
             <w:tcW w:type="dxa" w:w="1514"/>
           </w:tcPr>
           <w:p>
+            <w:pPr>
+              <w:spacing w:before="20" w:after="20"/>
+            </w:pPr>
             <w:r/>
             <w:r>
               <w:rPr>
@@ -624,6 +1091,9 @@
             <w:tcW w:type="dxa" w:w="1514"/>
           </w:tcPr>
           <w:p>
+            <w:pPr>
+              <w:spacing w:before="20" w:after="20"/>
+            </w:pPr>
             <w:r/>
             <w:r>
               <w:rPr>
@@ -640,6 +1110,9 @@
             <w:tcW w:type="dxa" w:w="1514"/>
           </w:tcPr>
           <w:p>
+            <w:pPr>
+              <w:spacing w:before="20" w:after="20"/>
+            </w:pPr>
             <w:r/>
             <w:r>
               <w:rPr>
@@ -656,11 +1129,13 @@
             <w:tcW w:type="dxa" w:w="1514"/>
           </w:tcPr>
           <w:p>
+            <w:pPr>
+              <w:spacing w:before="20" w:after="20"/>
+            </w:pPr>
             <w:r/>
             <w:r>
               <w:rPr>
                 <w:rFonts w:ascii="Verdana" w:hAnsi="Verdana"/>
-                <w:b w:val="0"/>
                 <w:sz w:val="16"/>
               </w:rPr>
               <w:t>Tabla de cifrado</w:t>
@@ -672,6 +1147,9 @@
             <w:tcW w:type="dxa" w:w="1514"/>
           </w:tcPr>
           <w:p>
+            <w:pPr>
+              <w:spacing w:before="20" w:after="20"/>
+            </w:pPr>
             <w:r/>
             <w:r>
               <w:rPr>
@@ -688,6 +1166,9 @@
             <w:tcW w:type="dxa" w:w="1514"/>
           </w:tcPr>
           <w:p>
+            <w:pPr>
+              <w:spacing w:before="20" w:after="20"/>
+            </w:pPr>
             <w:r/>
             <w:r>
               <w:rPr>
@@ -704,6 +1185,9 @@
             <w:tcW w:type="dxa" w:w="1514"/>
           </w:tcPr>
           <w:p>
+            <w:pPr>
+              <w:spacing w:before="20" w:after="20"/>
+            </w:pPr>
             <w:r/>
             <w:r>
               <w:rPr>
@@ -724,6 +1208,9 @@
             <w:tcW w:type="dxa" w:w="1514"/>
           </w:tcPr>
           <w:p>
+            <w:pPr>
+              <w:spacing w:before="20" w:after="20"/>
+            </w:pPr>
             <w:r/>
             <w:r>
               <w:rPr>
@@ -740,6 +1227,9 @@
             <w:tcW w:type="dxa" w:w="1514"/>
           </w:tcPr>
           <w:p>
+            <w:pPr>
+              <w:spacing w:before="20" w:after="20"/>
+            </w:pPr>
             <w:r/>
             <w:r>
               <w:rPr>
@@ -756,11 +1246,13 @@
             <w:tcW w:type="dxa" w:w="1514"/>
           </w:tcPr>
           <w:p>
+            <w:pPr>
+              <w:spacing w:before="20" w:after="20"/>
+            </w:pPr>
             <w:r/>
             <w:r>
               <w:rPr>
                 <w:rFonts w:ascii="Verdana" w:hAnsi="Verdana"/>
-                <w:b w:val="0"/>
                 <w:sz w:val="16"/>
               </w:rPr>
               <w:t>Tabla de cifrado</w:t>
@@ -772,6 +1264,9 @@
             <w:tcW w:type="dxa" w:w="1514"/>
           </w:tcPr>
           <w:p>
+            <w:pPr>
+              <w:spacing w:before="20" w:after="20"/>
+            </w:pPr>
             <w:r/>
             <w:r>
               <w:rPr>
@@ -788,6 +1283,9 @@
             <w:tcW w:type="dxa" w:w="1514"/>
           </w:tcPr>
           <w:p>
+            <w:pPr>
+              <w:spacing w:before="20" w:after="20"/>
+            </w:pPr>
             <w:r/>
             <w:r>
               <w:rPr>
@@ -804,6 +1302,9 @@
             <w:tcW w:type="dxa" w:w="1514"/>
           </w:tcPr>
           <w:p>
+            <w:pPr>
+              <w:spacing w:before="20" w:after="20"/>
+            </w:pPr>
             <w:r/>
             <w:r>
               <w:rPr>
@@ -820,11 +1321,13 @@
             <w:tcW w:type="dxa" w:w="1514"/>
           </w:tcPr>
           <w:p>
+            <w:pPr>
+              <w:spacing w:before="20" w:after="20"/>
+            </w:pPr>
             <w:r/>
             <w:r>
               <w:rPr>
                 <w:rFonts w:ascii="Verdana" w:hAnsi="Verdana"/>
-                <w:b w:val="0"/>
                 <w:sz w:val="16"/>
               </w:rPr>
               <w:t>Tabla de cifrado</w:t>
@@ -836,6 +1339,9 @@
             <w:tcW w:type="dxa" w:w="1514"/>
           </w:tcPr>
           <w:p>
+            <w:pPr>
+              <w:spacing w:before="20" w:after="20"/>
+            </w:pPr>
             <w:r/>
             <w:r>
               <w:rPr>
@@ -852,6 +1358,9 @@
             <w:tcW w:type="dxa" w:w="1514"/>
           </w:tcPr>
           <w:p>
+            <w:pPr>
+              <w:spacing w:before="20" w:after="20"/>
+            </w:pPr>
             <w:r/>
             <w:r>
               <w:rPr>
@@ -868,6 +1377,9 @@
             <w:tcW w:type="dxa" w:w="1514"/>
           </w:tcPr>
           <w:p>
+            <w:pPr>
+              <w:spacing w:before="20" w:after="20"/>
+            </w:pPr>
             <w:r/>
             <w:r>
               <w:rPr>
@@ -888,6 +1400,9 @@
             <w:tcW w:type="dxa" w:w="1514"/>
           </w:tcPr>
           <w:p>
+            <w:pPr>
+              <w:spacing w:before="20" w:after="20"/>
+            </w:pPr>
             <w:r/>
             <w:r>
               <w:rPr>
@@ -904,6 +1419,9 @@
             <w:tcW w:type="dxa" w:w="1514"/>
           </w:tcPr>
           <w:p>
+            <w:pPr>
+              <w:spacing w:before="20" w:after="20"/>
+            </w:pPr>
             <w:r/>
             <w:r>
               <w:rPr>
@@ -920,11 +1438,13 @@
             <w:tcW w:type="dxa" w:w="1514"/>
           </w:tcPr>
           <w:p>
+            <w:pPr>
+              <w:spacing w:before="20" w:after="20"/>
+            </w:pPr>
             <w:r/>
             <w:r>
               <w:rPr>
                 <w:rFonts w:ascii="Verdana" w:hAnsi="Verdana"/>
-                <w:b w:val="0"/>
                 <w:sz w:val="16"/>
               </w:rPr>
               <w:t>Tabla de cifrado</w:t>
@@ -936,6 +1456,9 @@
             <w:tcW w:type="dxa" w:w="1514"/>
           </w:tcPr>
           <w:p>
+            <w:pPr>
+              <w:spacing w:before="20" w:after="20"/>
+            </w:pPr>
             <w:r/>
             <w:r>
               <w:rPr>
@@ -952,6 +1475,9 @@
             <w:tcW w:type="dxa" w:w="1514"/>
           </w:tcPr>
           <w:p>
+            <w:pPr>
+              <w:spacing w:before="20" w:after="20"/>
+            </w:pPr>
             <w:r/>
             <w:r>
               <w:rPr>
@@ -968,6 +1494,9 @@
             <w:tcW w:type="dxa" w:w="1514"/>
           </w:tcPr>
           <w:p>
+            <w:pPr>
+              <w:spacing w:before="20" w:after="20"/>
+            </w:pPr>
             <w:r/>
             <w:r>
               <w:rPr>
@@ -984,11 +1513,13 @@
             <w:tcW w:type="dxa" w:w="1514"/>
           </w:tcPr>
           <w:p>
+            <w:pPr>
+              <w:spacing w:before="20" w:after="20"/>
+            </w:pPr>
             <w:r/>
             <w:r>
               <w:rPr>
                 <w:rFonts w:ascii="Verdana" w:hAnsi="Verdana"/>
-                <w:b w:val="0"/>
                 <w:sz w:val="16"/>
               </w:rPr>
               <w:t>Tabla de cifrado</w:t>
@@ -1000,6 +1531,9 @@
             <w:tcW w:type="dxa" w:w="1514"/>
           </w:tcPr>
           <w:p>
+            <w:pPr>
+              <w:spacing w:before="20" w:after="20"/>
+            </w:pPr>
             <w:r/>
             <w:r>
               <w:rPr>
@@ -1016,6 +1550,9 @@
             <w:tcW w:type="dxa" w:w="1514"/>
           </w:tcPr>
           <w:p>
+            <w:pPr>
+              <w:spacing w:before="20" w:after="20"/>
+            </w:pPr>
             <w:r/>
             <w:r>
               <w:rPr>
@@ -1032,6 +1569,9 @@
             <w:tcW w:type="dxa" w:w="1514"/>
           </w:tcPr>
           <w:p>
+            <w:pPr>
+              <w:spacing w:before="20" w:after="20"/>
+            </w:pPr>
             <w:r/>
             <w:r>
               <w:rPr>
@@ -1052,6 +1592,9 @@
             <w:tcW w:type="dxa" w:w="1514"/>
           </w:tcPr>
           <w:p>
+            <w:pPr>
+              <w:spacing w:before="20" w:after="20"/>
+            </w:pPr>
             <w:r/>
             <w:r>
               <w:rPr>
@@ -1068,6 +1611,9 @@
             <w:tcW w:type="dxa" w:w="1514"/>
           </w:tcPr>
           <w:p>
+            <w:pPr>
+              <w:spacing w:before="20" w:after="20"/>
+            </w:pPr>
             <w:r/>
             <w:r>
               <w:rPr>
@@ -1084,11 +1630,13 @@
             <w:tcW w:type="dxa" w:w="1514"/>
           </w:tcPr>
           <w:p>
+            <w:pPr>
+              <w:spacing w:before="20" w:after="20"/>
+            </w:pPr>
             <w:r/>
             <w:r>
               <w:rPr>
                 <w:rFonts w:ascii="Verdana" w:hAnsi="Verdana"/>
-                <w:b w:val="0"/>
                 <w:sz w:val="16"/>
               </w:rPr>
               <w:t>Tabla de cifrado</w:t>
@@ -1100,6 +1648,9 @@
             <w:tcW w:type="dxa" w:w="1514"/>
           </w:tcPr>
           <w:p>
+            <w:pPr>
+              <w:spacing w:before="20" w:after="20"/>
+            </w:pPr>
             <w:r/>
             <w:r>
               <w:rPr>
@@ -1116,6 +1667,9 @@
             <w:tcW w:type="dxa" w:w="1514"/>
           </w:tcPr>
           <w:p>
+            <w:pPr>
+              <w:spacing w:before="20" w:after="20"/>
+            </w:pPr>
             <w:r/>
             <w:r>
               <w:rPr>
@@ -1132,6 +1686,9 @@
             <w:tcW w:type="dxa" w:w="1514"/>
           </w:tcPr>
           <w:p>
+            <w:pPr>
+              <w:spacing w:before="20" w:after="20"/>
+            </w:pPr>
             <w:r/>
             <w:r>
               <w:rPr>
@@ -1148,11 +1705,13 @@
             <w:tcW w:type="dxa" w:w="1514"/>
           </w:tcPr>
           <w:p>
+            <w:pPr>
+              <w:spacing w:before="20" w:after="20"/>
+            </w:pPr>
             <w:r/>
             <w:r>
               <w:rPr>
                 <w:rFonts w:ascii="Verdana" w:hAnsi="Verdana"/>
-                <w:b w:val="0"/>
                 <w:sz w:val="16"/>
               </w:rPr>
               <w:t>Tabla de cifrado</w:t>
@@ -1164,6 +1723,9 @@
             <w:tcW w:type="dxa" w:w="1514"/>
           </w:tcPr>
           <w:p>
+            <w:pPr>
+              <w:spacing w:before="20" w:after="20"/>
+            </w:pPr>
             <w:r/>
             <w:r>
               <w:rPr>
@@ -1180,6 +1742,9 @@
             <w:tcW w:type="dxa" w:w="1514"/>
           </w:tcPr>
           <w:p>
+            <w:pPr>
+              <w:spacing w:before="20" w:after="20"/>
+            </w:pPr>
             <w:r/>
             <w:r>
               <w:rPr>
@@ -1196,6 +1761,9 @@
             <w:tcW w:type="dxa" w:w="1514"/>
           </w:tcPr>
           <w:p>
+            <w:pPr>
+              <w:spacing w:before="20" w:after="20"/>
+            </w:pPr>
             <w:r/>
             <w:r>
               <w:rPr>
@@ -1216,6 +1784,9 @@
             <w:tcW w:type="dxa" w:w="1514"/>
           </w:tcPr>
           <w:p>
+            <w:pPr>
+              <w:spacing w:before="20" w:after="20"/>
+            </w:pPr>
             <w:r/>
             <w:r>
               <w:rPr>
@@ -1232,6 +1803,9 @@
             <w:tcW w:type="dxa" w:w="1514"/>
           </w:tcPr>
           <w:p>
+            <w:pPr>
+              <w:spacing w:before="20" w:after="20"/>
+            </w:pPr>
             <w:r/>
             <w:r>
               <w:rPr>
@@ -1248,11 +1822,13 @@
             <w:tcW w:type="dxa" w:w="1514"/>
           </w:tcPr>
           <w:p>
+            <w:pPr>
+              <w:spacing w:before="20" w:after="20"/>
+            </w:pPr>
             <w:r/>
             <w:r>
               <w:rPr>
                 <w:rFonts w:ascii="Verdana" w:hAnsi="Verdana"/>
-                <w:b w:val="0"/>
                 <w:sz w:val="16"/>
               </w:rPr>
               <w:t>Tabla de cifrado</w:t>
@@ -1264,6 +1840,9 @@
             <w:tcW w:type="dxa" w:w="1514"/>
           </w:tcPr>
           <w:p>
+            <w:pPr>
+              <w:spacing w:before="20" w:after="20"/>
+            </w:pPr>
             <w:r/>
             <w:r>
               <w:rPr>
@@ -1280,6 +1859,9 @@
             <w:tcW w:type="dxa" w:w="1514"/>
           </w:tcPr>
           <w:p>
+            <w:pPr>
+              <w:spacing w:before="20" w:after="20"/>
+            </w:pPr>
             <w:r/>
             <w:r>
               <w:rPr>
@@ -1296,6 +1878,9 @@
             <w:tcW w:type="dxa" w:w="1514"/>
           </w:tcPr>
           <w:p>
+            <w:pPr>
+              <w:spacing w:before="20" w:after="20"/>
+            </w:pPr>
             <w:r/>
             <w:r>
               <w:rPr>
@@ -1312,11 +1897,13 @@
             <w:tcW w:type="dxa" w:w="1514"/>
           </w:tcPr>
           <w:p>
+            <w:pPr>
+              <w:spacing w:before="20" w:after="20"/>
+            </w:pPr>
             <w:r/>
             <w:r>
               <w:rPr>
                 <w:rFonts w:ascii="Verdana" w:hAnsi="Verdana"/>
-                <w:b w:val="0"/>
                 <w:sz w:val="16"/>
               </w:rPr>
               <w:t>Tabla de cifrado</w:t>
@@ -1328,6 +1915,9 @@
             <w:tcW w:type="dxa" w:w="1514"/>
           </w:tcPr>
           <w:p>
+            <w:pPr>
+              <w:spacing w:before="20" w:after="20"/>
+            </w:pPr>
             <w:r/>
             <w:r>
               <w:rPr>
@@ -1344,6 +1934,9 @@
             <w:tcW w:type="dxa" w:w="1514"/>
           </w:tcPr>
           <w:p>
+            <w:pPr>
+              <w:spacing w:before="20" w:after="20"/>
+            </w:pPr>
             <w:r/>
             <w:r>
               <w:rPr>
@@ -1360,6 +1953,9 @@
             <w:tcW w:type="dxa" w:w="1514"/>
           </w:tcPr>
           <w:p>
+            <w:pPr>
+              <w:spacing w:before="20" w:after="20"/>
+            </w:pPr>
             <w:r/>
             <w:r>
               <w:rPr>
@@ -1380,6 +1976,9 @@
             <w:tcW w:type="dxa" w:w="1514"/>
           </w:tcPr>
           <w:p>
+            <w:pPr>
+              <w:spacing w:before="20" w:after="20"/>
+            </w:pPr>
             <w:r/>
             <w:r>
               <w:rPr>
@@ -1396,6 +1995,9 @@
             <w:tcW w:type="dxa" w:w="1514"/>
           </w:tcPr>
           <w:p>
+            <w:pPr>
+              <w:spacing w:before="20" w:after="20"/>
+            </w:pPr>
             <w:r/>
             <w:r>
               <w:rPr>
@@ -1412,11 +2014,13 @@
             <w:tcW w:type="dxa" w:w="1514"/>
           </w:tcPr>
           <w:p>
+            <w:pPr>
+              <w:spacing w:before="20" w:after="20"/>
+            </w:pPr>
             <w:r/>
             <w:r>
               <w:rPr>
                 <w:rFonts w:ascii="Verdana" w:hAnsi="Verdana"/>
-                <w:b w:val="0"/>
                 <w:sz w:val="16"/>
               </w:rPr>
               <w:t>Tabla de cifrado</w:t>
@@ -1428,6 +2032,9 @@
             <w:tcW w:type="dxa" w:w="1514"/>
           </w:tcPr>
           <w:p>
+            <w:pPr>
+              <w:spacing w:before="20" w:after="20"/>
+            </w:pPr>
             <w:r/>
             <w:r>
               <w:rPr>
@@ -1444,6 +2051,9 @@
             <w:tcW w:type="dxa" w:w="1514"/>
           </w:tcPr>
           <w:p>
+            <w:pPr>
+              <w:spacing w:before="20" w:after="20"/>
+            </w:pPr>
             <w:r/>
             <w:r>
               <w:rPr>
@@ -1460,6 +2070,9 @@
             <w:tcW w:type="dxa" w:w="1514"/>
           </w:tcPr>
           <w:p>
+            <w:pPr>
+              <w:spacing w:before="20" w:after="20"/>
+            </w:pPr>
             <w:r/>
             <w:r>
               <w:rPr>
@@ -1476,11 +2089,13 @@
             <w:tcW w:type="dxa" w:w="1514"/>
           </w:tcPr>
           <w:p>
+            <w:pPr>
+              <w:spacing w:before="20" w:after="20"/>
+            </w:pPr>
             <w:r/>
             <w:r>
               <w:rPr>
                 <w:rFonts w:ascii="Verdana" w:hAnsi="Verdana"/>
-                <w:b w:val="0"/>
                 <w:sz w:val="16"/>
               </w:rPr>
               <w:t>Tabla de cifrado</w:t>
@@ -1492,6 +2107,9 @@
             <w:tcW w:type="dxa" w:w="1514"/>
           </w:tcPr>
           <w:p>
+            <w:pPr>
+              <w:spacing w:before="20" w:after="20"/>
+            </w:pPr>
             <w:r/>
             <w:r>
               <w:rPr>
@@ -1508,6 +2126,9 @@
             <w:tcW w:type="dxa" w:w="1514"/>
           </w:tcPr>
           <w:p>
+            <w:pPr>
+              <w:spacing w:before="20" w:after="20"/>
+            </w:pPr>
             <w:r/>
             <w:r>
               <w:rPr>
@@ -1524,6 +2145,9 @@
             <w:tcW w:type="dxa" w:w="1514"/>
           </w:tcPr>
           <w:p>
+            <w:pPr>
+              <w:spacing w:before="20" w:after="20"/>
+            </w:pPr>
             <w:r/>
             <w:r>
               <w:rPr>
@@ -1544,6 +2168,9 @@
             <w:tcW w:type="dxa" w:w="1514"/>
           </w:tcPr>
           <w:p>
+            <w:pPr>
+              <w:spacing w:before="20" w:after="20"/>
+            </w:pPr>
             <w:r/>
             <w:r>
               <w:rPr>
@@ -1560,6 +2187,9 @@
             <w:tcW w:type="dxa" w:w="1514"/>
           </w:tcPr>
           <w:p>
+            <w:pPr>
+              <w:spacing w:before="20" w:after="20"/>
+            </w:pPr>
             <w:r/>
             <w:r>
               <w:rPr>
@@ -1576,11 +2206,13 @@
             <w:tcW w:type="dxa" w:w="1514"/>
           </w:tcPr>
           <w:p>
+            <w:pPr>
+              <w:spacing w:before="20" w:after="20"/>
+            </w:pPr>
             <w:r/>
             <w:r>
               <w:rPr>
                 <w:rFonts w:ascii="Verdana" w:hAnsi="Verdana"/>
-                <w:b w:val="0"/>
                 <w:sz w:val="16"/>
               </w:rPr>
               <w:t>Tabla de cifrado</w:t>
@@ -1592,6 +2224,9 @@
             <w:tcW w:type="dxa" w:w="1514"/>
           </w:tcPr>
           <w:p>
+            <w:pPr>
+              <w:spacing w:before="20" w:after="20"/>
+            </w:pPr>
             <w:r/>
             <w:r>
               <w:rPr>
@@ -1608,6 +2243,9 @@
             <w:tcW w:type="dxa" w:w="1514"/>
           </w:tcPr>
           <w:p>
+            <w:pPr>
+              <w:spacing w:before="20" w:after="20"/>
+            </w:pPr>
             <w:r/>
             <w:r>
               <w:rPr>
@@ -1624,6 +2262,9 @@
             <w:tcW w:type="dxa" w:w="1514"/>
           </w:tcPr>
           <w:p>
+            <w:pPr>
+              <w:spacing w:before="20" w:after="20"/>
+            </w:pPr>
             <w:r/>
             <w:r>
               <w:rPr>
@@ -1640,11 +2281,13 @@
             <w:tcW w:type="dxa" w:w="1514"/>
           </w:tcPr>
           <w:p>
+            <w:pPr>
+              <w:spacing w:before="20" w:after="20"/>
+            </w:pPr>
             <w:r/>
             <w:r>
               <w:rPr>
                 <w:rFonts w:ascii="Verdana" w:hAnsi="Verdana"/>
-                <w:b w:val="0"/>
                 <w:sz w:val="16"/>
               </w:rPr>
               <w:t>Tabla de cifrado</w:t>
@@ -1656,6 +2299,9 @@
             <w:tcW w:type="dxa" w:w="1514"/>
           </w:tcPr>
           <w:p>
+            <w:pPr>
+              <w:spacing w:before="20" w:after="20"/>
+            </w:pPr>
             <w:r/>
             <w:r>
               <w:rPr>
@@ -1672,6 +2318,9 @@
             <w:tcW w:type="dxa" w:w="1514"/>
           </w:tcPr>
           <w:p>
+            <w:pPr>
+              <w:spacing w:before="20" w:after="20"/>
+            </w:pPr>
             <w:r/>
             <w:r>
               <w:rPr>
@@ -1688,6 +2337,9 @@
             <w:tcW w:type="dxa" w:w="1514"/>
           </w:tcPr>
           <w:p>
+            <w:pPr>
+              <w:spacing w:before="20" w:after="20"/>
+            </w:pPr>
             <w:r/>
             <w:r>
               <w:rPr>
@@ -1708,6 +2360,9 @@
             <w:tcW w:type="dxa" w:w="1514"/>
           </w:tcPr>
           <w:p>
+            <w:pPr>
+              <w:spacing w:before="20" w:after="20"/>
+            </w:pPr>
             <w:r/>
             <w:r>
               <w:rPr>
@@ -1724,6 +2379,9 @@
             <w:tcW w:type="dxa" w:w="1514"/>
           </w:tcPr>
           <w:p>
+            <w:pPr>
+              <w:spacing w:before="20" w:after="20"/>
+            </w:pPr>
             <w:r/>
             <w:r>
               <w:rPr>
@@ -1740,11 +2398,13 @@
             <w:tcW w:type="dxa" w:w="1514"/>
           </w:tcPr>
           <w:p>
+            <w:pPr>
+              <w:spacing w:before="20" w:after="20"/>
+            </w:pPr>
             <w:r/>
             <w:r>
               <w:rPr>
                 <w:rFonts w:ascii="Verdana" w:hAnsi="Verdana"/>
-                <w:b w:val="0"/>
                 <w:sz w:val="16"/>
               </w:rPr>
               <w:t>Tabla de cifrado</w:t>
@@ -1756,6 +2416,9 @@
             <w:tcW w:type="dxa" w:w="1514"/>
           </w:tcPr>
           <w:p>
+            <w:pPr>
+              <w:spacing w:before="20" w:after="20"/>
+            </w:pPr>
             <w:r/>
             <w:r>
               <w:rPr>
@@ -1772,6 +2435,9 @@
             <w:tcW w:type="dxa" w:w="1514"/>
           </w:tcPr>
           <w:p>
+            <w:pPr>
+              <w:spacing w:before="20" w:after="20"/>
+            </w:pPr>
             <w:r/>
             <w:r>
               <w:rPr>
@@ -1788,6 +2454,9 @@
             <w:tcW w:type="dxa" w:w="1514"/>
           </w:tcPr>
           <w:p>
+            <w:pPr>
+              <w:spacing w:before="20" w:after="20"/>
+            </w:pPr>
             <w:r/>
             <w:r>
               <w:rPr>
@@ -1804,11 +2473,13 @@
             <w:tcW w:type="dxa" w:w="1514"/>
           </w:tcPr>
           <w:p>
+            <w:pPr>
+              <w:spacing w:before="20" w:after="20"/>
+            </w:pPr>
             <w:r/>
             <w:r>
               <w:rPr>
                 <w:rFonts w:ascii="Verdana" w:hAnsi="Verdana"/>
-                <w:b w:val="0"/>
                 <w:sz w:val="16"/>
               </w:rPr>
               <w:t>Tabla de cifrado</w:t>
@@ -1820,6 +2491,9 @@
             <w:tcW w:type="dxa" w:w="1514"/>
           </w:tcPr>
           <w:p>
+            <w:pPr>
+              <w:spacing w:before="20" w:after="20"/>
+            </w:pPr>
             <w:r/>
             <w:r>
               <w:rPr>
@@ -1836,6 +2510,9 @@
             <w:tcW w:type="dxa" w:w="1514"/>
           </w:tcPr>
           <w:p>
+            <w:pPr>
+              <w:spacing w:before="20" w:after="20"/>
+            </w:pPr>
             <w:r/>
             <w:r>
               <w:rPr>
@@ -1852,6 +2529,9 @@
             <w:tcW w:type="dxa" w:w="1514"/>
           </w:tcPr>
           <w:p>
+            <w:pPr>
+              <w:spacing w:before="20" w:after="20"/>
+            </w:pPr>
             <w:r/>
             <w:r>
               <w:rPr>
@@ -1872,6 +2552,9 @@
             <w:tcW w:type="dxa" w:w="1514"/>
           </w:tcPr>
           <w:p>
+            <w:pPr>
+              <w:spacing w:before="20" w:after="20"/>
+            </w:pPr>
             <w:r/>
             <w:r>
               <w:rPr>
@@ -1888,6 +2571,9 @@
             <w:tcW w:type="dxa" w:w="1514"/>
           </w:tcPr>
           <w:p>
+            <w:pPr>
+              <w:spacing w:before="20" w:after="20"/>
+            </w:pPr>
             <w:r/>
             <w:r>
               <w:rPr>
@@ -1904,14 +2590,24 @@
             <w:tcW w:type="dxa" w:w="1514"/>
           </w:tcPr>
           <w:p>
+            <w:pPr>
+              <w:spacing w:before="20" w:after="20"/>
+            </w:pPr>
             <w:r/>
             <w:r>
               <w:rPr>
                 <w:rFonts w:ascii="Verdana" w:hAnsi="Verdana"/>
-                <w:b w:val="0"/>
                 <w:sz w:val="16"/>
               </w:rPr>
-              <w:t>m³ s-1</w:t>
+              <w:t>m³ s</w:t>
+            </w:r>
+            <w:r>
+              <w:rPr>
+                <w:rFonts w:ascii="Verdana" w:hAnsi="Verdana"/>
+                <w:sz w:val="16"/>
+                <w:vertAlign w:val="superscript"/>
+              </w:rPr>
+              <w:t>-1</w:t>
             </w:r>
           </w:p>
         </w:tc>
@@ -1920,6 +2616,9 @@
             <w:tcW w:type="dxa" w:w="1514"/>
           </w:tcPr>
           <w:p>
+            <w:pPr>
+              <w:spacing w:before="20" w:after="20"/>
+            </w:pPr>
             <w:r/>
             <w:r>
               <w:rPr>
@@ -1936,6 +2635,9 @@
             <w:tcW w:type="dxa" w:w="1514"/>
           </w:tcPr>
           <w:p>
+            <w:pPr>
+              <w:spacing w:before="20" w:after="20"/>
+            </w:pPr>
             <w:r/>
             <w:r>
               <w:rPr>
@@ -1952,6 +2654,9 @@
             <w:tcW w:type="dxa" w:w="1514"/>
           </w:tcPr>
           <w:p>
+            <w:pPr>
+              <w:spacing w:before="20" w:after="20"/>
+            </w:pPr>
             <w:r/>
             <w:r>
               <w:rPr>
@@ -1968,14 +2673,24 @@
             <w:tcW w:type="dxa" w:w="1514"/>
           </w:tcPr>
           <w:p>
+            <w:pPr>
+              <w:spacing w:before="20" w:after="20"/>
+            </w:pPr>
             <w:r/>
             <w:r>
               <w:rPr>
                 <w:rFonts w:ascii="Verdana" w:hAnsi="Verdana"/>
-                <w:b w:val="0"/>
                 <w:sz w:val="16"/>
               </w:rPr>
-              <w:t>m³ s-1</w:t>
+              <w:t>m³ s</w:t>
+            </w:r>
+            <w:r>
+              <w:rPr>
+                <w:rFonts w:ascii="Verdana" w:hAnsi="Verdana"/>
+                <w:sz w:val="16"/>
+                <w:vertAlign w:val="superscript"/>
+              </w:rPr>
+              <w:t>-1</w:t>
             </w:r>
           </w:p>
         </w:tc>
@@ -1984,6 +2699,9 @@
             <w:tcW w:type="dxa" w:w="1514"/>
           </w:tcPr>
           <w:p>
+            <w:pPr>
+              <w:spacing w:before="20" w:after="20"/>
+            </w:pPr>
             <w:r/>
             <w:r>
               <w:rPr>
@@ -2000,6 +2718,9 @@
             <w:tcW w:type="dxa" w:w="1514"/>
           </w:tcPr>
           <w:p>
+            <w:pPr>
+              <w:spacing w:before="20" w:after="20"/>
+            </w:pPr>
             <w:r/>
             <w:r>
               <w:rPr>
@@ -2016,6 +2737,9 @@
             <w:tcW w:type="dxa" w:w="1514"/>
           </w:tcPr>
           <w:p>
+            <w:pPr>
+              <w:spacing w:before="20" w:after="20"/>
+            </w:pPr>
             <w:r/>
             <w:r>
               <w:rPr>
@@ -2036,6 +2760,9 @@
             <w:tcW w:type="dxa" w:w="1514"/>
           </w:tcPr>
           <w:p>
+            <w:pPr>
+              <w:spacing w:before="20" w:after="20"/>
+            </w:pPr>
             <w:r/>
             <w:r>
               <w:rPr>
@@ -2052,6 +2779,9 @@
             <w:tcW w:type="dxa" w:w="1514"/>
           </w:tcPr>
           <w:p>
+            <w:pPr>
+              <w:spacing w:before="20" w:after="20"/>
+            </w:pPr>
             <w:r/>
             <w:r>
               <w:rPr>
@@ -2068,11 +2798,13 @@
             <w:tcW w:type="dxa" w:w="1514"/>
           </w:tcPr>
           <w:p>
+            <w:pPr>
+              <w:spacing w:before="20" w:after="20"/>
+            </w:pPr>
             <w:r/>
             <w:r>
               <w:rPr>
                 <w:rFonts w:ascii="Verdana" w:hAnsi="Verdana"/>
-                <w:b w:val="0"/>
                 <w:sz w:val="16"/>
               </w:rPr>
               <w:t>Tabla de cifrado</w:t>
@@ -2084,6 +2816,9 @@
             <w:tcW w:type="dxa" w:w="1514"/>
           </w:tcPr>
           <w:p>
+            <w:pPr>
+              <w:spacing w:before="20" w:after="20"/>
+            </w:pPr>
             <w:r/>
             <w:r>
               <w:rPr>
@@ -2100,6 +2835,9 @@
             <w:tcW w:type="dxa" w:w="1514"/>
           </w:tcPr>
           <w:p>
+            <w:pPr>
+              <w:spacing w:before="20" w:after="20"/>
+            </w:pPr>
             <w:r/>
             <w:r>
               <w:rPr>
@@ -2116,6 +2854,9 @@
             <w:tcW w:type="dxa" w:w="1514"/>
           </w:tcPr>
           <w:p>
+            <w:pPr>
+              <w:spacing w:before="20" w:after="20"/>
+            </w:pPr>
             <w:r/>
             <w:r>
               <w:rPr>
@@ -2132,11 +2873,13 @@
             <w:tcW w:type="dxa" w:w="1514"/>
           </w:tcPr>
           <w:p>
+            <w:pPr>
+              <w:spacing w:before="20" w:after="20"/>
+            </w:pPr>
             <w:r/>
             <w:r>
               <w:rPr>
                 <w:rFonts w:ascii="Verdana" w:hAnsi="Verdana"/>
-                <w:b w:val="0"/>
                 <w:sz w:val="16"/>
               </w:rPr>
               <w:t>Tabla de cifrado</w:t>
@@ -2148,6 +2891,9 @@
             <w:tcW w:type="dxa" w:w="1514"/>
           </w:tcPr>
           <w:p>
+            <w:pPr>
+              <w:spacing w:before="20" w:after="20"/>
+            </w:pPr>
             <w:r/>
             <w:r>
               <w:rPr>
@@ -2164,6 +2910,9 @@
             <w:tcW w:type="dxa" w:w="1514"/>
           </w:tcPr>
           <w:p>
+            <w:pPr>
+              <w:spacing w:before="20" w:after="20"/>
+            </w:pPr>
             <w:r/>
             <w:r>
               <w:rPr>
@@ -2180,6 +2929,9 @@
             <w:tcW w:type="dxa" w:w="1514"/>
           </w:tcPr>
           <w:p>
+            <w:pPr>
+              <w:spacing w:before="20" w:after="20"/>
+            </w:pPr>
             <w:r/>
             <w:r>
               <w:rPr>
@@ -2200,6 +2952,9 @@
             <w:tcW w:type="dxa" w:w="1514"/>
           </w:tcPr>
           <w:p>
+            <w:pPr>
+              <w:spacing w:before="20" w:after="20"/>
+            </w:pPr>
             <w:r/>
             <w:r>
               <w:rPr>
@@ -2216,6 +2971,9 @@
             <w:tcW w:type="dxa" w:w="1514"/>
           </w:tcPr>
           <w:p>
+            <w:pPr>
+              <w:spacing w:before="20" w:after="20"/>
+            </w:pPr>
             <w:r/>
             <w:r>
               <w:rPr>
@@ -2232,11 +2990,13 @@
             <w:tcW w:type="dxa" w:w="1514"/>
           </w:tcPr>
           <w:p>
+            <w:pPr>
+              <w:spacing w:before="20" w:after="20"/>
+            </w:pPr>
             <w:r/>
             <w:r>
               <w:rPr>
                 <w:rFonts w:ascii="Verdana" w:hAnsi="Verdana"/>
-                <w:b w:val="0"/>
                 <w:sz w:val="16"/>
               </w:rPr>
               <w:t>m</w:t>
@@ -2248,6 +3008,9 @@
             <w:tcW w:type="dxa" w:w="1514"/>
           </w:tcPr>
           <w:p>
+            <w:pPr>
+              <w:spacing w:before="20" w:after="20"/>
+            </w:pPr>
             <w:r/>
             <w:r>
               <w:rPr>
@@ -2264,6 +3027,9 @@
             <w:tcW w:type="dxa" w:w="1514"/>
           </w:tcPr>
           <w:p>
+            <w:pPr>
+              <w:spacing w:before="20" w:after="20"/>
+            </w:pPr>
             <w:r/>
             <w:r>
               <w:rPr>
@@ -2280,6 +3046,9 @@
             <w:tcW w:type="dxa" w:w="1514"/>
           </w:tcPr>
           <w:p>
+            <w:pPr>
+              <w:spacing w:before="20" w:after="20"/>
+            </w:pPr>
             <w:r/>
             <w:r>
               <w:rPr>
@@ -2296,11 +3065,13 @@
             <w:tcW w:type="dxa" w:w="1514"/>
           </w:tcPr>
           <w:p>
+            <w:pPr>
+              <w:spacing w:before="20" w:after="20"/>
+            </w:pPr>
             <w:r/>
             <w:r>
               <w:rPr>
                 <w:rFonts w:ascii="Verdana" w:hAnsi="Verdana"/>
-                <w:b w:val="0"/>
                 <w:sz w:val="16"/>
               </w:rPr>
               <w:t>m</w:t>
@@ -2312,6 +3083,9 @@
             <w:tcW w:type="dxa" w:w="1514"/>
           </w:tcPr>
           <w:p>
+            <w:pPr>
+              <w:spacing w:before="20" w:after="20"/>
+            </w:pPr>
             <w:r/>
             <w:r>
               <w:rPr>
@@ -2328,6 +3102,9 @@
             <w:tcW w:type="dxa" w:w="1514"/>
           </w:tcPr>
           <w:p>
+            <w:pPr>
+              <w:spacing w:before="20" w:after="20"/>
+            </w:pPr>
             <w:r/>
             <w:r>
               <w:rPr>
@@ -2344,6 +3121,9 @@
             <w:tcW w:type="dxa" w:w="1514"/>
           </w:tcPr>
           <w:p>
+            <w:pPr>
+              <w:spacing w:before="20" w:after="20"/>
+            </w:pPr>
             <w:r/>
             <w:r>
               <w:rPr>
@@ -2364,6 +3144,9 @@
             <w:tcW w:type="dxa" w:w="1514"/>
           </w:tcPr>
           <w:p>
+            <w:pPr>
+              <w:spacing w:before="20" w:after="20"/>
+            </w:pPr>
             <w:r/>
             <w:r>
               <w:rPr>
@@ -2380,6 +3163,9 @@
             <w:tcW w:type="dxa" w:w="1514"/>
           </w:tcPr>
           <w:p>
+            <w:pPr>
+              <w:spacing w:before="20" w:after="20"/>
+            </w:pPr>
             <w:r/>
             <w:r>
               <w:rPr>
@@ -2396,11 +3182,13 @@
             <w:tcW w:type="dxa" w:w="1514"/>
           </w:tcPr>
           <w:p>
+            <w:pPr>
+              <w:spacing w:before="20" w:after="20"/>
+            </w:pPr>
             <w:r/>
             <w:r>
               <w:rPr>
                 <w:rFonts w:ascii="Verdana" w:hAnsi="Verdana"/>
-                <w:b w:val="0"/>
                 <w:sz w:val="16"/>
               </w:rPr>
               <w:t>m</w:t>
@@ -2412,6 +3200,9 @@
             <w:tcW w:type="dxa" w:w="1514"/>
           </w:tcPr>
           <w:p>
+            <w:pPr>
+              <w:spacing w:before="20" w:after="20"/>
+            </w:pPr>
             <w:r/>
             <w:r>
               <w:rPr>
@@ -2428,6 +3219,9 @@
             <w:tcW w:type="dxa" w:w="1514"/>
           </w:tcPr>
           <w:p>
+            <w:pPr>
+              <w:spacing w:before="20" w:after="20"/>
+            </w:pPr>
             <w:r/>
             <w:r>
               <w:rPr>
@@ -2444,6 +3238,9 @@
             <w:tcW w:type="dxa" w:w="1514"/>
           </w:tcPr>
           <w:p>
+            <w:pPr>
+              <w:spacing w:before="20" w:after="20"/>
+            </w:pPr>
             <w:r/>
             <w:r>
               <w:rPr>
@@ -2460,11 +3257,13 @@
             <w:tcW w:type="dxa" w:w="1514"/>
           </w:tcPr>
           <w:p>
+            <w:pPr>
+              <w:spacing w:before="20" w:after="20"/>
+            </w:pPr>
             <w:r/>
             <w:r>
               <w:rPr>
                 <w:rFonts w:ascii="Verdana" w:hAnsi="Verdana"/>
-                <w:b w:val="0"/>
                 <w:sz w:val="16"/>
               </w:rPr>
               <w:t>m</w:t>
@@ -2476,6 +3275,9 @@
             <w:tcW w:type="dxa" w:w="1514"/>
           </w:tcPr>
           <w:p>
+            <w:pPr>
+              <w:spacing w:before="20" w:after="20"/>
+            </w:pPr>
             <w:r/>
             <w:r>
               <w:rPr>
@@ -2492,6 +3294,9 @@
             <w:tcW w:type="dxa" w:w="1514"/>
           </w:tcPr>
           <w:p>
+            <w:pPr>
+              <w:spacing w:before="20" w:after="20"/>
+            </w:pPr>
             <w:r/>
             <w:r>
               <w:rPr>
@@ -2508,6 +3313,9 @@
             <w:tcW w:type="dxa" w:w="1514"/>
           </w:tcPr>
           <w:p>
+            <w:pPr>
+              <w:spacing w:before="20" w:after="20"/>
+            </w:pPr>
             <w:r/>
             <w:r>
               <w:rPr>
@@ -2528,6 +3336,9 @@
             <w:tcW w:type="dxa" w:w="1514"/>
           </w:tcPr>
           <w:p>
+            <w:pPr>
+              <w:spacing w:before="20" w:after="20"/>
+            </w:pPr>
             <w:r/>
             <w:r>
               <w:rPr>
@@ -2544,6 +3355,9 @@
             <w:tcW w:type="dxa" w:w="1514"/>
           </w:tcPr>
           <w:p>
+            <w:pPr>
+              <w:spacing w:before="20" w:after="20"/>
+            </w:pPr>
             <w:r/>
             <w:r>
               <w:rPr>
@@ -2560,11 +3374,13 @@
             <w:tcW w:type="dxa" w:w="1514"/>
           </w:tcPr>
           <w:p>
+            <w:pPr>
+              <w:spacing w:before="20" w:after="20"/>
+            </w:pPr>
             <w:r/>
             <w:r>
               <w:rPr>
                 <w:rFonts w:ascii="Verdana" w:hAnsi="Verdana"/>
-                <w:b w:val="0"/>
                 <w:sz w:val="16"/>
               </w:rPr>
               <w:t>m</w:t>
@@ -2576,6 +3392,9 @@
             <w:tcW w:type="dxa" w:w="1514"/>
           </w:tcPr>
           <w:p>
+            <w:pPr>
+              <w:spacing w:before="20" w:after="20"/>
+            </w:pPr>
             <w:r/>
             <w:r>
               <w:rPr>
@@ -2592,6 +3411,9 @@
             <w:tcW w:type="dxa" w:w="1514"/>
           </w:tcPr>
           <w:p>
+            <w:pPr>
+              <w:spacing w:before="20" w:after="20"/>
+            </w:pPr>
             <w:r/>
             <w:r>
               <w:rPr>
@@ -2608,6 +3430,9 @@
             <w:tcW w:type="dxa" w:w="1514"/>
           </w:tcPr>
           <w:p>
+            <w:pPr>
+              <w:spacing w:before="20" w:after="20"/>
+            </w:pPr>
             <w:r/>
             <w:r>
               <w:rPr>
@@ -2624,11 +3449,13 @@
             <w:tcW w:type="dxa" w:w="1514"/>
           </w:tcPr>
           <w:p>
+            <w:pPr>
+              <w:spacing w:before="20" w:after="20"/>
+            </w:pPr>
             <w:r/>
             <w:r>
               <w:rPr>
                 <w:rFonts w:ascii="Verdana" w:hAnsi="Verdana"/>
-                <w:b w:val="0"/>
                 <w:sz w:val="16"/>
               </w:rPr>
               <w:t>m</w:t>
@@ -2640,6 +3467,9 @@
             <w:tcW w:type="dxa" w:w="1514"/>
           </w:tcPr>
           <w:p>
+            <w:pPr>
+              <w:spacing w:before="20" w:after="20"/>
+            </w:pPr>
             <w:r/>
             <w:r>
               <w:rPr>
@@ -2656,6 +3486,9 @@
             <w:tcW w:type="dxa" w:w="1514"/>
           </w:tcPr>
           <w:p>
+            <w:pPr>
+              <w:spacing w:before="20" w:after="20"/>
+            </w:pPr>
             <w:r/>
             <w:r>
               <w:rPr>
@@ -2672,6 +3505,9 @@
             <w:tcW w:type="dxa" w:w="1514"/>
           </w:tcPr>
           <w:p>
+            <w:pPr>
+              <w:spacing w:before="20" w:after="20"/>
+            </w:pPr>
             <w:r/>
             <w:r>
               <w:rPr>
@@ -2692,6 +3528,9 @@
             <w:tcW w:type="dxa" w:w="1514"/>
           </w:tcPr>
           <w:p>
+            <w:pPr>
+              <w:spacing w:before="20" w:after="20"/>
+            </w:pPr>
             <w:r/>
             <w:r>
               <w:rPr>
@@ -2708,6 +3547,9 @@
             <w:tcW w:type="dxa" w:w="1514"/>
           </w:tcPr>
           <w:p>
+            <w:pPr>
+              <w:spacing w:before="20" w:after="20"/>
+            </w:pPr>
             <w:r/>
             <w:r>
               <w:rPr>
@@ -2724,14 +3566,24 @@
             <w:tcW w:type="dxa" w:w="1514"/>
           </w:tcPr>
           <w:p>
+            <w:pPr>
+              <w:spacing w:before="20" w:after="20"/>
+            </w:pPr>
             <w:r/>
             <w:r>
               <w:rPr>
                 <w:rFonts w:ascii="Verdana" w:hAnsi="Verdana"/>
-                <w:b w:val="0"/>
                 <w:sz w:val="16"/>
               </w:rPr>
-              <w:t>m s-1</w:t>
+              <w:t>m s</w:t>
+            </w:r>
+            <w:r>
+              <w:rPr>
+                <w:rFonts w:ascii="Verdana" w:hAnsi="Verdana"/>
+                <w:sz w:val="16"/>
+                <w:vertAlign w:val="superscript"/>
+              </w:rPr>
+              <w:t>-1</w:t>
             </w:r>
           </w:p>
         </w:tc>
@@ -2740,6 +3592,9 @@
             <w:tcW w:type="dxa" w:w="1514"/>
           </w:tcPr>
           <w:p>
+            <w:pPr>
+              <w:spacing w:before="20" w:after="20"/>
+            </w:pPr>
             <w:r/>
             <w:r>
               <w:rPr>
@@ -2756,6 +3611,9 @@
             <w:tcW w:type="dxa" w:w="1514"/>
           </w:tcPr>
           <w:p>
+            <w:pPr>
+              <w:spacing w:before="20" w:after="20"/>
+            </w:pPr>
             <w:r/>
             <w:r>
               <w:rPr>
@@ -2772,6 +3630,9 @@
             <w:tcW w:type="dxa" w:w="1514"/>
           </w:tcPr>
           <w:p>
+            <w:pPr>
+              <w:spacing w:before="20" w:after="20"/>
+            </w:pPr>
             <w:r/>
             <w:r>
               <w:rPr>
@@ -2788,14 +3649,24 @@
             <w:tcW w:type="dxa" w:w="1514"/>
           </w:tcPr>
           <w:p>
+            <w:pPr>
+              <w:spacing w:before="20" w:after="20"/>
+            </w:pPr>
             <w:r/>
             <w:r>
               <w:rPr>
                 <w:rFonts w:ascii="Verdana" w:hAnsi="Verdana"/>
-                <w:b w:val="0"/>
                 <w:sz w:val="16"/>
               </w:rPr>
-              <w:t>m s-1</w:t>
+              <w:t>m s</w:t>
+            </w:r>
+            <w:r>
+              <w:rPr>
+                <w:rFonts w:ascii="Verdana" w:hAnsi="Verdana"/>
+                <w:sz w:val="16"/>
+                <w:vertAlign w:val="superscript"/>
+              </w:rPr>
+              <w:t>-1</w:t>
             </w:r>
           </w:p>
         </w:tc>
@@ -2804,6 +3675,9 @@
             <w:tcW w:type="dxa" w:w="1514"/>
           </w:tcPr>
           <w:p>
+            <w:pPr>
+              <w:spacing w:before="20" w:after="20"/>
+            </w:pPr>
             <w:r/>
             <w:r>
               <w:rPr>
@@ -2820,6 +3694,9 @@
             <w:tcW w:type="dxa" w:w="1514"/>
           </w:tcPr>
           <w:p>
+            <w:pPr>
+              <w:spacing w:before="20" w:after="20"/>
+            </w:pPr>
             <w:r/>
             <w:r>
               <w:rPr>
@@ -2836,6 +3713,9 @@
             <w:tcW w:type="dxa" w:w="1514"/>
           </w:tcPr>
           <w:p>
+            <w:pPr>
+              <w:spacing w:before="20" w:after="20"/>
+            </w:pPr>
             <w:r/>
             <w:r>
               <w:rPr>
@@ -2856,6 +3736,9 @@
             <w:tcW w:type="dxa" w:w="1514"/>
           </w:tcPr>
           <w:p>
+            <w:pPr>
+              <w:spacing w:before="20" w:after="20"/>
+            </w:pPr>
             <w:r/>
             <w:r>
               <w:rPr>
@@ -2872,6 +3755,9 @@
             <w:tcW w:type="dxa" w:w="1514"/>
           </w:tcPr>
           <w:p>
+            <w:pPr>
+              <w:spacing w:before="20" w:after="20"/>
+            </w:pPr>
             <w:r/>
             <w:r>
               <w:rPr>
@@ -2888,14 +3774,24 @@
             <w:tcW w:type="dxa" w:w="1514"/>
           </w:tcPr>
           <w:p>
+            <w:pPr>
+              <w:spacing w:before="20" w:after="20"/>
+            </w:pPr>
             <w:r/>
             <w:r>
               <w:rPr>
                 <w:rFonts w:ascii="Verdana" w:hAnsi="Verdana"/>
-                <w:b w:val="0"/>
                 <w:sz w:val="16"/>
               </w:rPr>
-              <w:t>m s-1</w:t>
+              <w:t>m s</w:t>
+            </w:r>
+            <w:r>
+              <w:rPr>
+                <w:rFonts w:ascii="Verdana" w:hAnsi="Verdana"/>
+                <w:sz w:val="16"/>
+                <w:vertAlign w:val="superscript"/>
+              </w:rPr>
+              <w:t>-1</w:t>
             </w:r>
           </w:p>
         </w:tc>
@@ -2904,6 +3800,9 @@
             <w:tcW w:type="dxa" w:w="1514"/>
           </w:tcPr>
           <w:p>
+            <w:pPr>
+              <w:spacing w:before="20" w:after="20"/>
+            </w:pPr>
             <w:r/>
             <w:r>
               <w:rPr>
@@ -2920,6 +3819,9 @@
             <w:tcW w:type="dxa" w:w="1514"/>
           </w:tcPr>
           <w:p>
+            <w:pPr>
+              <w:spacing w:before="20" w:after="20"/>
+            </w:pPr>
             <w:r/>
             <w:r>
               <w:rPr>
@@ -2936,6 +3838,9 @@
             <w:tcW w:type="dxa" w:w="1514"/>
           </w:tcPr>
           <w:p>
+            <w:pPr>
+              <w:spacing w:before="20" w:after="20"/>
+            </w:pPr>
             <w:r/>
             <w:r>
               <w:rPr>
@@ -2952,14 +3857,24 @@
             <w:tcW w:type="dxa" w:w="1514"/>
           </w:tcPr>
           <w:p>
+            <w:pPr>
+              <w:spacing w:before="20" w:after="20"/>
+            </w:pPr>
             <w:r/>
             <w:r>
               <w:rPr>
                 <w:rFonts w:ascii="Verdana" w:hAnsi="Verdana"/>
-                <w:b w:val="0"/>
                 <w:sz w:val="16"/>
               </w:rPr>
-              <w:t>m s-1</w:t>
+              <w:t>m s</w:t>
+            </w:r>
+            <w:r>
+              <w:rPr>
+                <w:rFonts w:ascii="Verdana" w:hAnsi="Verdana"/>
+                <w:sz w:val="16"/>
+                <w:vertAlign w:val="superscript"/>
+              </w:rPr>
+              <w:t>-1</w:t>
             </w:r>
           </w:p>
         </w:tc>
@@ -2968,6 +3883,9 @@
             <w:tcW w:type="dxa" w:w="1514"/>
           </w:tcPr>
           <w:p>
+            <w:pPr>
+              <w:spacing w:before="20" w:after="20"/>
+            </w:pPr>
             <w:r/>
             <w:r>
               <w:rPr>
@@ -2984,6 +3902,9 @@
             <w:tcW w:type="dxa" w:w="1514"/>
           </w:tcPr>
           <w:p>
+            <w:pPr>
+              <w:spacing w:before="20" w:after="20"/>
+            </w:pPr>
             <w:r/>
             <w:r>
               <w:rPr>
@@ -3000,6 +3921,9 @@
             <w:tcW w:type="dxa" w:w="1514"/>
           </w:tcPr>
           <w:p>
+            <w:pPr>
+              <w:spacing w:before="20" w:after="20"/>
+            </w:pPr>
             <w:r/>
             <w:r>
               <w:rPr>
@@ -3020,6 +3944,9 @@
             <w:tcW w:type="dxa" w:w="1514"/>
           </w:tcPr>
           <w:p>
+            <w:pPr>
+              <w:spacing w:before="20" w:after="20"/>
+            </w:pPr>
             <w:r/>
             <w:r>
               <w:rPr>
@@ -3036,6 +3963,9 @@
             <w:tcW w:type="dxa" w:w="1514"/>
           </w:tcPr>
           <w:p>
+            <w:pPr>
+              <w:spacing w:before="20" w:after="20"/>
+            </w:pPr>
             <w:r/>
             <w:r>
               <w:rPr>
@@ -3052,14 +3982,24 @@
             <w:tcW w:type="dxa" w:w="1514"/>
           </w:tcPr>
           <w:p>
+            <w:pPr>
+              <w:spacing w:before="20" w:after="20"/>
+            </w:pPr>
             <w:r/>
             <w:r>
               <w:rPr>
                 <w:rFonts w:ascii="Verdana" w:hAnsi="Verdana"/>
-                <w:b w:val="0"/>
                 <w:sz w:val="16"/>
               </w:rPr>
-              <w:t>m s-1</w:t>
+              <w:t>m s</w:t>
+            </w:r>
+            <w:r>
+              <w:rPr>
+                <w:rFonts w:ascii="Verdana" w:hAnsi="Verdana"/>
+                <w:sz w:val="16"/>
+                <w:vertAlign w:val="superscript"/>
+              </w:rPr>
+              <w:t>-1</w:t>
             </w:r>
           </w:p>
         </w:tc>
@@ -3068,6 +4008,9 @@
             <w:tcW w:type="dxa" w:w="1514"/>
           </w:tcPr>
           <w:p>
+            <w:pPr>
+              <w:spacing w:before="20" w:after="20"/>
+            </w:pPr>
             <w:r/>
             <w:r>
               <w:rPr>
@@ -3084,6 +4027,9 @@
             <w:tcW w:type="dxa" w:w="1514"/>
           </w:tcPr>
           <w:p>
+            <w:pPr>
+              <w:spacing w:before="20" w:after="20"/>
+            </w:pPr>
             <w:r/>
             <w:r>
               <w:rPr>
@@ -3100,6 +4046,9 @@
             <w:tcW w:type="dxa" w:w="1514"/>
           </w:tcPr>
           <w:p>
+            <w:pPr>
+              <w:spacing w:before="20" w:after="20"/>
+            </w:pPr>
             <w:r/>
             <w:r>
               <w:rPr>
@@ -3116,14 +4065,24 @@
             <w:tcW w:type="dxa" w:w="1514"/>
           </w:tcPr>
           <w:p>
+            <w:pPr>
+              <w:spacing w:before="20" w:after="20"/>
+            </w:pPr>
             <w:r/>
             <w:r>
               <w:rPr>
                 <w:rFonts w:ascii="Verdana" w:hAnsi="Verdana"/>
-                <w:b w:val="0"/>
                 <w:sz w:val="16"/>
               </w:rPr>
-              <w:t>m s-1</w:t>
+              <w:t>m s</w:t>
+            </w:r>
+            <w:r>
+              <w:rPr>
+                <w:rFonts w:ascii="Verdana" w:hAnsi="Verdana"/>
+                <w:sz w:val="16"/>
+                <w:vertAlign w:val="superscript"/>
+              </w:rPr>
+              <w:t>-1</w:t>
             </w:r>
           </w:p>
         </w:tc>
@@ -3132,6 +4091,9 @@
             <w:tcW w:type="dxa" w:w="1514"/>
           </w:tcPr>
           <w:p>
+            <w:pPr>
+              <w:spacing w:before="20" w:after="20"/>
+            </w:pPr>
             <w:r/>
             <w:r>
               <w:rPr>
@@ -3148,6 +4110,9 @@
             <w:tcW w:type="dxa" w:w="1514"/>
           </w:tcPr>
           <w:p>
+            <w:pPr>
+              <w:spacing w:before="20" w:after="20"/>
+            </w:pPr>
             <w:r/>
             <w:r>
               <w:rPr>
@@ -3164,6 +4129,9 @@
             <w:tcW w:type="dxa" w:w="1514"/>
           </w:tcPr>
           <w:p>
+            <w:pPr>
+              <w:spacing w:before="20" w:after="20"/>
+            </w:pPr>
             <w:r/>
             <w:r>
               <w:rPr>
@@ -3184,6 +4152,9 @@
             <w:tcW w:type="dxa" w:w="1514"/>
           </w:tcPr>
           <w:p>
+            <w:pPr>
+              <w:spacing w:before="20" w:after="20"/>
+            </w:pPr>
             <w:r/>
             <w:r>
               <w:rPr>
@@ -3200,6 +4171,9 @@
             <w:tcW w:type="dxa" w:w="1514"/>
           </w:tcPr>
           <w:p>
+            <w:pPr>
+              <w:spacing w:before="20" w:after="20"/>
+            </w:pPr>
             <w:r/>
             <w:r>
               <w:rPr>
@@ -3216,11 +4190,13 @@
             <w:tcW w:type="dxa" w:w="1514"/>
           </w:tcPr>
           <w:p>
+            <w:pPr>
+              <w:spacing w:before="20" w:after="20"/>
+            </w:pPr>
             <w:r/>
             <w:r>
               <w:rPr>
                 <w:rFonts w:ascii="Verdana" w:hAnsi="Verdana"/>
-                <w:b w:val="0"/>
                 <w:sz w:val="16"/>
               </w:rPr>
               <w:t>grado verdadero</w:t>
@@ -3232,6 +4208,9 @@
             <w:tcW w:type="dxa" w:w="1514"/>
           </w:tcPr>
           <w:p>
+            <w:pPr>
+              <w:spacing w:before="20" w:after="20"/>
+            </w:pPr>
             <w:r/>
             <w:r>
               <w:rPr>
@@ -3248,6 +4227,9 @@
             <w:tcW w:type="dxa" w:w="1514"/>
           </w:tcPr>
           <w:p>
+            <w:pPr>
+              <w:spacing w:before="20" w:after="20"/>
+            </w:pPr>
             <w:r/>
             <w:r>
               <w:rPr>
@@ -3264,6 +4246,9 @@
             <w:tcW w:type="dxa" w:w="1514"/>
           </w:tcPr>
           <w:p>
+            <w:pPr>
+              <w:spacing w:before="20" w:after="20"/>
+            </w:pPr>
             <w:r/>
             <w:r>
               <w:rPr>
@@ -3280,11 +4265,13 @@
             <w:tcW w:type="dxa" w:w="1514"/>
           </w:tcPr>
           <w:p>
+            <w:pPr>
+              <w:spacing w:before="20" w:after="20"/>
+            </w:pPr>
             <w:r/>
             <w:r>
               <w:rPr>
                 <w:rFonts w:ascii="Verdana" w:hAnsi="Verdana"/>
-                <w:b w:val="0"/>
                 <w:sz w:val="16"/>
               </w:rPr>
               <w:t>grado verdadero</w:t>
@@ -3296,6 +4283,9 @@
             <w:tcW w:type="dxa" w:w="1514"/>
           </w:tcPr>
           <w:p>
+            <w:pPr>
+              <w:spacing w:before="20" w:after="20"/>
+            </w:pPr>
             <w:r/>
             <w:r>
               <w:rPr>
@@ -3312,6 +4302,9 @@
             <w:tcW w:type="dxa" w:w="1514"/>
           </w:tcPr>
           <w:p>
+            <w:pPr>
+              <w:spacing w:before="20" w:after="20"/>
+            </w:pPr>
             <w:r/>
             <w:r>
               <w:rPr>
@@ -3328,6 +4321,9 @@
             <w:tcW w:type="dxa" w:w="1514"/>
           </w:tcPr>
           <w:p>
+            <w:pPr>
+              <w:spacing w:before="20" w:after="20"/>
+            </w:pPr>
             <w:r/>
             <w:r>
               <w:rPr>
@@ -3348,6 +4344,9 @@
             <w:tcW w:type="dxa" w:w="1514"/>
           </w:tcPr>
           <w:p>
+            <w:pPr>
+              <w:spacing w:before="20" w:after="20"/>
+            </w:pPr>
             <w:r/>
             <w:r>
               <w:rPr>
@@ -3364,6 +4363,9 @@
             <w:tcW w:type="dxa" w:w="1514"/>
           </w:tcPr>
           <w:p>
+            <w:pPr>
+              <w:spacing w:before="20" w:after="20"/>
+            </w:pPr>
             <w:r/>
             <w:r>
               <w:rPr>
@@ -3380,11 +4382,13 @@
             <w:tcW w:type="dxa" w:w="1514"/>
           </w:tcPr>
           <w:p>
+            <w:pPr>
+              <w:spacing w:before="20" w:after="20"/>
+            </w:pPr>
             <w:r/>
             <w:r>
               <w:rPr>
                 <w:rFonts w:ascii="Verdana" w:hAnsi="Verdana"/>
-                <w:b w:val="0"/>
                 <w:sz w:val="16"/>
               </w:rPr>
               <w:t>grado verdadero</w:t>
@@ -3396,6 +4400,9 @@
             <w:tcW w:type="dxa" w:w="1514"/>
           </w:tcPr>
           <w:p>
+            <w:pPr>
+              <w:spacing w:before="20" w:after="20"/>
+            </w:pPr>
             <w:r/>
             <w:r>
               <w:rPr>
@@ -3412,6 +4419,9 @@
             <w:tcW w:type="dxa" w:w="1514"/>
           </w:tcPr>
           <w:p>
+            <w:pPr>
+              <w:spacing w:before="20" w:after="20"/>
+            </w:pPr>
             <w:r/>
             <w:r>
               <w:rPr>
@@ -3428,6 +4438,9 @@
             <w:tcW w:type="dxa" w:w="1514"/>
           </w:tcPr>
           <w:p>
+            <w:pPr>
+              <w:spacing w:before="20" w:after="20"/>
+            </w:pPr>
             <w:r/>
             <w:r>
               <w:rPr>
@@ -3444,11 +4457,13 @@
             <w:tcW w:type="dxa" w:w="1514"/>
           </w:tcPr>
           <w:p>
+            <w:pPr>
+              <w:spacing w:before="20" w:after="20"/>
+            </w:pPr>
             <w:r/>
             <w:r>
               <w:rPr>
                 <w:rFonts w:ascii="Verdana" w:hAnsi="Verdana"/>
-                <w:b w:val="0"/>
                 <w:sz w:val="16"/>
               </w:rPr>
               <w:t>grado verdadero</w:t>
@@ -3460,6 +4475,9 @@
             <w:tcW w:type="dxa" w:w="1514"/>
           </w:tcPr>
           <w:p>
+            <w:pPr>
+              <w:spacing w:before="20" w:after="20"/>
+            </w:pPr>
             <w:r/>
             <w:r>
               <w:rPr>
@@ -3476,6 +4494,9 @@
             <w:tcW w:type="dxa" w:w="1514"/>
           </w:tcPr>
           <w:p>
+            <w:pPr>
+              <w:spacing w:before="20" w:after="20"/>
+            </w:pPr>
             <w:r/>
             <w:r>
               <w:rPr>
@@ -3492,6 +4513,9 @@
             <w:tcW w:type="dxa" w:w="1514"/>
           </w:tcPr>
           <w:p>
+            <w:pPr>
+              <w:spacing w:before="20" w:after="20"/>
+            </w:pPr>
             <w:r/>
             <w:r>
               <w:rPr>
@@ -3512,6 +4536,9 @@
             <w:tcW w:type="dxa" w:w="1514"/>
           </w:tcPr>
           <w:p>
+            <w:pPr>
+              <w:spacing w:before="20" w:after="20"/>
+            </w:pPr>
             <w:r/>
             <w:r>
               <w:rPr>
@@ -3528,6 +4555,9 @@
             <w:tcW w:type="dxa" w:w="1514"/>
           </w:tcPr>
           <w:p>
+            <w:pPr>
+              <w:spacing w:before="20" w:after="20"/>
+            </w:pPr>
             <w:r/>
             <w:r>
               <w:rPr>
@@ -3544,11 +4574,13 @@
             <w:tcW w:type="dxa" w:w="1514"/>
           </w:tcPr>
           <w:p>
+            <w:pPr>
+              <w:spacing w:before="20" w:after="20"/>
+            </w:pPr>
             <w:r/>
             <w:r>
               <w:rPr>
                 <w:rFonts w:ascii="Verdana" w:hAnsi="Verdana"/>
-                <w:b w:val="0"/>
                 <w:sz w:val="16"/>
               </w:rPr>
               <w:t>grado verdadero</w:t>
@@ -3560,6 +4592,9 @@
             <w:tcW w:type="dxa" w:w="1514"/>
           </w:tcPr>
           <w:p>
+            <w:pPr>
+              <w:spacing w:before="20" w:after="20"/>
+            </w:pPr>
             <w:r/>
             <w:r>
               <w:rPr>
@@ -3576,6 +4611,9 @@
             <w:tcW w:type="dxa" w:w="1514"/>
           </w:tcPr>
           <w:p>
+            <w:pPr>
+              <w:spacing w:before="20" w:after="20"/>
+            </w:pPr>
             <w:r/>
             <w:r>
               <w:rPr>
@@ -3592,6 +4630,9 @@
             <w:tcW w:type="dxa" w:w="1514"/>
           </w:tcPr>
           <w:p>
+            <w:pPr>
+              <w:spacing w:before="20" w:after="20"/>
+            </w:pPr>
             <w:r/>
             <w:r>
               <w:rPr>
@@ -3608,11 +4649,13 @@
             <w:tcW w:type="dxa" w:w="1514"/>
           </w:tcPr>
           <w:p>
+            <w:pPr>
+              <w:spacing w:before="20" w:after="20"/>
+            </w:pPr>
             <w:r/>
             <w:r>
               <w:rPr>
                 <w:rFonts w:ascii="Verdana" w:hAnsi="Verdana"/>
-                <w:b w:val="0"/>
                 <w:sz w:val="16"/>
               </w:rPr>
               <w:t>grado verdadero</w:t>
@@ -3624,6 +4667,9 @@
             <w:tcW w:type="dxa" w:w="1514"/>
           </w:tcPr>
           <w:p>
+            <w:pPr>
+              <w:spacing w:before="20" w:after="20"/>
+            </w:pPr>
             <w:r/>
             <w:r>
               <w:rPr>
@@ -3640,6 +4686,9 @@
             <w:tcW w:type="dxa" w:w="1514"/>
           </w:tcPr>
           <w:p>
+            <w:pPr>
+              <w:spacing w:before="20" w:after="20"/>
+            </w:pPr>
             <w:r/>
             <w:r>
               <w:rPr>
@@ -3656,6 +4705,9 @@
             <w:tcW w:type="dxa" w:w="1514"/>
           </w:tcPr>
           <w:p>
+            <w:pPr>
+              <w:spacing w:before="20" w:after="20"/>
+            </w:pPr>
             <w:r/>
             <w:r>
               <w:rPr>
@@ -3676,6 +4728,9 @@
             <w:tcW w:type="dxa" w:w="1514"/>
           </w:tcPr>
           <w:p>
+            <w:pPr>
+              <w:spacing w:before="20" w:after="20"/>
+            </w:pPr>
             <w:r/>
             <w:r>
               <w:rPr>
@@ -3692,6 +4747,9 @@
             <w:tcW w:type="dxa" w:w="1514"/>
           </w:tcPr>
           <w:p>
+            <w:pPr>
+              <w:spacing w:before="20" w:after="20"/>
+            </w:pPr>
             <w:r/>
             <w:r>
               <w:rPr>
@@ -3708,11 +4766,13 @@
             <w:tcW w:type="dxa" w:w="1514"/>
           </w:tcPr>
           <w:p>
+            <w:pPr>
+              <w:spacing w:before="20" w:after="20"/>
+            </w:pPr>
             <w:r/>
             <w:r>
               <w:rPr>
                 <w:rFonts w:ascii="Verdana" w:hAnsi="Verdana"/>
-                <w:b w:val="0"/>
                 <w:sz w:val="16"/>
               </w:rPr>
               <w:t>Tabla de cifrado</w:t>
@@ -3724,6 +4784,9 @@
             <w:tcW w:type="dxa" w:w="1514"/>
           </w:tcPr>
           <w:p>
+            <w:pPr>
+              <w:spacing w:before="20" w:after="20"/>
+            </w:pPr>
             <w:r/>
             <w:r>
               <w:rPr>
@@ -3740,6 +4803,9 @@
             <w:tcW w:type="dxa" w:w="1514"/>
           </w:tcPr>
           <w:p>
+            <w:pPr>
+              <w:spacing w:before="20" w:after="20"/>
+            </w:pPr>
             <w:r/>
             <w:r>
               <w:rPr>
@@ -3756,6 +4822,9 @@
             <w:tcW w:type="dxa" w:w="1514"/>
           </w:tcPr>
           <w:p>
+            <w:pPr>
+              <w:spacing w:before="20" w:after="20"/>
+            </w:pPr>
             <w:r/>
             <w:r>
               <w:rPr>
@@ -3772,11 +4841,13 @@
             <w:tcW w:type="dxa" w:w="1514"/>
           </w:tcPr>
           <w:p>
+            <w:pPr>
+              <w:spacing w:before="20" w:after="20"/>
+            </w:pPr>
             <w:r/>
             <w:r>
               <w:rPr>
                 <w:rFonts w:ascii="Verdana" w:hAnsi="Verdana"/>
-                <w:b w:val="0"/>
                 <w:sz w:val="16"/>
               </w:rPr>
               <w:t>Tabla de cifrado</w:t>
@@ -3788,6 +4859,9 @@
             <w:tcW w:type="dxa" w:w="1514"/>
           </w:tcPr>
           <w:p>
+            <w:pPr>
+              <w:spacing w:before="20" w:after="20"/>
+            </w:pPr>
             <w:r/>
             <w:r>
               <w:rPr>
@@ -3804,6 +4878,9 @@
             <w:tcW w:type="dxa" w:w="1514"/>
           </w:tcPr>
           <w:p>
+            <w:pPr>
+              <w:spacing w:before="20" w:after="20"/>
+            </w:pPr>
             <w:r/>
             <w:r>
               <w:rPr>
@@ -3820,6 +4897,9 @@
             <w:tcW w:type="dxa" w:w="1514"/>
           </w:tcPr>
           <w:p>
+            <w:pPr>
+              <w:spacing w:before="20" w:after="20"/>
+            </w:pPr>
             <w:r/>
             <w:r>
               <w:rPr>
@@ -3840,6 +4920,9 @@
             <w:tcW w:type="dxa" w:w="1514"/>
           </w:tcPr>
           <w:p>
+            <w:pPr>
+              <w:spacing w:before="20" w:after="20"/>
+            </w:pPr>
             <w:r/>
             <w:r>
               <w:rPr>
@@ -3856,6 +4939,9 @@
             <w:tcW w:type="dxa" w:w="1514"/>
           </w:tcPr>
           <w:p>
+            <w:pPr>
+              <w:spacing w:before="20" w:after="20"/>
+            </w:pPr>
             <w:r/>
             <w:r>
               <w:rPr>
@@ -3872,11 +4958,13 @@
             <w:tcW w:type="dxa" w:w="1514"/>
           </w:tcPr>
           <w:p>
+            <w:pPr>
+              <w:spacing w:before="20" w:after="20"/>
+            </w:pPr>
             <w:r/>
             <w:r>
               <w:rPr>
                 <w:rFonts w:ascii="Verdana" w:hAnsi="Verdana"/>
-                <w:b w:val="0"/>
                 <w:sz w:val="16"/>
               </w:rPr>
               <w:t>Tabla de cifrado</w:t>
@@ -3888,6 +4976,9 @@
             <w:tcW w:type="dxa" w:w="1514"/>
           </w:tcPr>
           <w:p>
+            <w:pPr>
+              <w:spacing w:before="20" w:after="20"/>
+            </w:pPr>
             <w:r/>
             <w:r>
               <w:rPr>
@@ -3904,6 +4995,9 @@
             <w:tcW w:type="dxa" w:w="1514"/>
           </w:tcPr>
           <w:p>
+            <w:pPr>
+              <w:spacing w:before="20" w:after="20"/>
+            </w:pPr>
             <w:r/>
             <w:r>
               <w:rPr>
@@ -3920,6 +5014,9 @@
             <w:tcW w:type="dxa" w:w="1514"/>
           </w:tcPr>
           <w:p>
+            <w:pPr>
+              <w:spacing w:before="20" w:after="20"/>
+            </w:pPr>
             <w:r/>
             <w:r>
               <w:rPr>
@@ -3936,11 +5033,13 @@
             <w:tcW w:type="dxa" w:w="1514"/>
           </w:tcPr>
           <w:p>
+            <w:pPr>
+              <w:spacing w:before="20" w:after="20"/>
+            </w:pPr>
             <w:r/>
             <w:r>
               <w:rPr>
                 <w:rFonts w:ascii="Verdana" w:hAnsi="Verdana"/>
-                <w:b w:val="0"/>
                 <w:sz w:val="16"/>
               </w:rPr>
               <w:t>Tabla de cifrado</w:t>
@@ -3952,6 +5051,9 @@
             <w:tcW w:type="dxa" w:w="1514"/>
           </w:tcPr>
           <w:p>
+            <w:pPr>
+              <w:spacing w:before="20" w:after="20"/>
+            </w:pPr>
             <w:r/>
             <w:r>
               <w:rPr>
@@ -3968,6 +5070,9 @@
             <w:tcW w:type="dxa" w:w="1514"/>
           </w:tcPr>
           <w:p>
+            <w:pPr>
+              <w:spacing w:before="20" w:after="20"/>
+            </w:pPr>
             <w:r/>
             <w:r>
               <w:rPr>
@@ -3984,6 +5089,9 @@
             <w:tcW w:type="dxa" w:w="1514"/>
           </w:tcPr>
           <w:p>
+            <w:pPr>
+              <w:spacing w:before="20" w:after="20"/>
+            </w:pPr>
             <w:r/>
             <w:r>
               <w:rPr>
@@ -4004,6 +5112,9 @@
             <w:tcW w:type="dxa" w:w="1514"/>
           </w:tcPr>
           <w:p>
+            <w:pPr>
+              <w:spacing w:before="20" w:after="20"/>
+            </w:pPr>
             <w:r/>
             <w:r>
               <w:rPr>
@@ -4020,6 +5131,9 @@
             <w:tcW w:type="dxa" w:w="1514"/>
           </w:tcPr>
           <w:p>
+            <w:pPr>
+              <w:spacing w:before="20" w:after="20"/>
+            </w:pPr>
             <w:r/>
             <w:r>
               <w:rPr>
@@ -4036,14 +5150,24 @@
             <w:tcW w:type="dxa" w:w="1514"/>
           </w:tcPr>
           <w:p>
+            <w:pPr>
+              <w:spacing w:before="20" w:after="20"/>
+            </w:pPr>
             <w:r/>
             <w:r>
               <w:rPr>
                 <w:rFonts w:ascii="Verdana" w:hAnsi="Verdana"/>
-                <w:b w:val="0"/>
                 <w:sz w:val="16"/>
               </w:rPr>
-              <w:t>m³ s-1</w:t>
+              <w:t>m³ s</w:t>
+            </w:r>
+            <w:r>
+              <w:rPr>
+                <w:rFonts w:ascii="Verdana" w:hAnsi="Verdana"/>
+                <w:sz w:val="16"/>
+                <w:vertAlign w:val="superscript"/>
+              </w:rPr>
+              <w:t>-1</w:t>
             </w:r>
           </w:p>
         </w:tc>
@@ -4052,6 +5176,9 @@
             <w:tcW w:type="dxa" w:w="1514"/>
           </w:tcPr>
           <w:p>
+            <w:pPr>
+              <w:spacing w:before="20" w:after="20"/>
+            </w:pPr>
             <w:r/>
             <w:r>
               <w:rPr>
@@ -4068,6 +5195,9 @@
             <w:tcW w:type="dxa" w:w="1514"/>
           </w:tcPr>
           <w:p>
+            <w:pPr>
+              <w:spacing w:before="20" w:after="20"/>
+            </w:pPr>
             <w:r/>
             <w:r>
               <w:rPr>
@@ -4084,6 +5214,9 @@
             <w:tcW w:type="dxa" w:w="1514"/>
           </w:tcPr>
           <w:p>
+            <w:pPr>
+              <w:spacing w:before="20" w:after="20"/>
+            </w:pPr>
             <w:r/>
             <w:r>
               <w:rPr>
@@ -4100,14 +5233,24 @@
             <w:tcW w:type="dxa" w:w="1514"/>
           </w:tcPr>
           <w:p>
+            <w:pPr>
+              <w:spacing w:before="20" w:after="20"/>
+            </w:pPr>
             <w:r/>
             <w:r>
               <w:rPr>
                 <w:rFonts w:ascii="Verdana" w:hAnsi="Verdana"/>
-                <w:b w:val="0"/>
                 <w:sz w:val="16"/>
               </w:rPr>
-              <w:t>m³ s-1</w:t>
+              <w:t>m³ s</w:t>
+            </w:r>
+            <w:r>
+              <w:rPr>
+                <w:rFonts w:ascii="Verdana" w:hAnsi="Verdana"/>
+                <w:sz w:val="16"/>
+                <w:vertAlign w:val="superscript"/>
+              </w:rPr>
+              <w:t>-1</w:t>
             </w:r>
           </w:p>
         </w:tc>
@@ -4116,6 +5259,9 @@
             <w:tcW w:type="dxa" w:w="1514"/>
           </w:tcPr>
           <w:p>
+            <w:pPr>
+              <w:spacing w:before="20" w:after="20"/>
+            </w:pPr>
             <w:r/>
             <w:r>
               <w:rPr>
@@ -4132,6 +5278,9 @@
             <w:tcW w:type="dxa" w:w="1514"/>
           </w:tcPr>
           <w:p>
+            <w:pPr>
+              <w:spacing w:before="20" w:after="20"/>
+            </w:pPr>
             <w:r/>
             <w:r>
               <w:rPr>
@@ -4148,6 +5297,9 @@
             <w:tcW w:type="dxa" w:w="1514"/>
           </w:tcPr>
           <w:p>
+            <w:pPr>
+              <w:spacing w:before="20" w:after="20"/>
+            </w:pPr>
             <w:r/>
             <w:r>
               <w:rPr>
@@ -4168,6 +5320,9 @@
             <w:tcW w:type="dxa" w:w="1514"/>
           </w:tcPr>
           <w:p>
+            <w:pPr>
+              <w:spacing w:before="20" w:after="20"/>
+            </w:pPr>
             <w:r/>
             <w:r>
               <w:rPr>
@@ -4184,6 +5339,9 @@
             <w:tcW w:type="dxa" w:w="1514"/>
           </w:tcPr>
           <w:p>
+            <w:pPr>
+              <w:spacing w:before="20" w:after="20"/>
+            </w:pPr>
             <w:r/>
             <w:r>
               <w:rPr>
@@ -4200,14 +5358,24 @@
             <w:tcW w:type="dxa" w:w="1514"/>
           </w:tcPr>
           <w:p>
+            <w:pPr>
+              <w:spacing w:before="20" w:after="20"/>
+            </w:pPr>
             <w:r/>
             <w:r>
               <w:rPr>
                 <w:rFonts w:ascii="Verdana" w:hAnsi="Verdana"/>
-                <w:b w:val="0"/>
                 <w:sz w:val="16"/>
               </w:rPr>
-              <w:t>m³ s-1</w:t>
+              <w:t>m³ s</w:t>
+            </w:r>
+            <w:r>
+              <w:rPr>
+                <w:rFonts w:ascii="Verdana" w:hAnsi="Verdana"/>
+                <w:sz w:val="16"/>
+                <w:vertAlign w:val="superscript"/>
+              </w:rPr>
+              <w:t>-1</w:t>
             </w:r>
           </w:p>
         </w:tc>
@@ -4216,6 +5384,9 @@
             <w:tcW w:type="dxa" w:w="1514"/>
           </w:tcPr>
           <w:p>
+            <w:pPr>
+              <w:spacing w:before="20" w:after="20"/>
+            </w:pPr>
             <w:r/>
             <w:r>
               <w:rPr>
@@ -4232,6 +5403,9 @@
             <w:tcW w:type="dxa" w:w="1514"/>
           </w:tcPr>
           <w:p>
+            <w:pPr>
+              <w:spacing w:before="20" w:after="20"/>
+            </w:pPr>
             <w:r/>
             <w:r>
               <w:rPr>
@@ -4248,6 +5422,9 @@
             <w:tcW w:type="dxa" w:w="1514"/>
           </w:tcPr>
           <w:p>
+            <w:pPr>
+              <w:spacing w:before="20" w:after="20"/>
+            </w:pPr>
             <w:r/>
             <w:r>
               <w:rPr>
@@ -4264,14 +5441,24 @@
             <w:tcW w:type="dxa" w:w="1514"/>
           </w:tcPr>
           <w:p>
+            <w:pPr>
+              <w:spacing w:before="20" w:after="20"/>
+            </w:pPr>
             <w:r/>
             <w:r>
               <w:rPr>
                 <w:rFonts w:ascii="Verdana" w:hAnsi="Verdana"/>
-                <w:b w:val="0"/>
                 <w:sz w:val="16"/>
               </w:rPr>
-              <w:t>m³ s-1</w:t>
+              <w:t>m³ s</w:t>
+            </w:r>
+            <w:r>
+              <w:rPr>
+                <w:rFonts w:ascii="Verdana" w:hAnsi="Verdana"/>
+                <w:sz w:val="16"/>
+                <w:vertAlign w:val="superscript"/>
+              </w:rPr>
+              <w:t>-1</w:t>
             </w:r>
           </w:p>
         </w:tc>
@@ -4280,6 +5467,9 @@
             <w:tcW w:type="dxa" w:w="1514"/>
           </w:tcPr>
           <w:p>
+            <w:pPr>
+              <w:spacing w:before="20" w:after="20"/>
+            </w:pPr>
             <w:r/>
             <w:r>
               <w:rPr>
@@ -4296,6 +5486,9 @@
             <w:tcW w:type="dxa" w:w="1514"/>
           </w:tcPr>
           <w:p>
+            <w:pPr>
+              <w:spacing w:before="20" w:after="20"/>
+            </w:pPr>
             <w:r/>
             <w:r>
               <w:rPr>
@@ -4312,6 +5505,9 @@
             <w:tcW w:type="dxa" w:w="1514"/>
           </w:tcPr>
           <w:p>
+            <w:pPr>
+              <w:spacing w:before="20" w:after="20"/>
+            </w:pPr>
             <w:r/>
             <w:r>
               <w:rPr>

--- a/docx/es/BUFRCREX_TableB_es_23.docx
+++ b/docx/es/BUFRCREX_TableB_es_23.docx
@@ -13,376 +13,6 @@
           <w:sz w:val="22"/>
         </w:rPr>
         <w:t>Clase 23: Dispersión y transporte</w:t>
-      </w:r>
-    </w:p>
-    <w:p>
-      <w:r>
-        <w:rPr>
-          <w:rFonts w:ascii="Verdana" w:hAnsi="Verdana"/>
-          <w:i/>
-          <w:sz w:val="14"/>
-        </w:rPr>
-        <w:t>Note 23: El valor –0,1 kg m–2 antes de la aplicación del factor de escala (–1 después de su aplicación o en la clave CREX) indicará “trazas” (no mensurable, menos de 0,05 kg m–2).</w:t>
-      </w:r>
-    </w:p>
-    <w:p>
-      <w:r>
-        <w:rPr>
-          <w:rFonts w:ascii="Verdana" w:hAnsi="Verdana"/>
-          <w:i/>
-          <w:sz w:val="14"/>
-        </w:rPr>
-        <w:t>Note 25: Una significación definida anteriormente puede anularse transmitiendo un “valor faltante” a partir de la tabla de cifrado o de banderines apropiada.</w:t>
-      </w:r>
-    </w:p>
-    <w:p>
-      <w:r>
-        <w:rPr>
-          <w:rFonts w:ascii="Verdana" w:hAnsi="Verdana"/>
-          <w:i/>
-          <w:sz w:val="14"/>
-        </w:rPr>
-        <w:t>Note 27: Todas las horas están expresadas en Tiempo Universal Coordinado (UTC), a menos que se indique lo contrario. I.2 – BUFR/CREX Tabla B/04 – 3</w:t>
-      </w:r>
-    </w:p>
-    <w:p>
-      <w:r>
-        <w:rPr>
-          <w:rFonts w:ascii="Verdana" w:hAnsi="Verdana"/>
-          <w:i/>
-          <w:sz w:val="14"/>
-        </w:rPr>
-        <w:t>Note 32: Solo se indicará el rumbo o azimut en relación con la localización comunicada que no volverá a especificarse.</w:t>
-      </w:r>
-    </w:p>
-    <w:p>
-      <w:r>
-        <w:rPr>
-          <w:rFonts w:ascii="Verdana" w:hAnsi="Verdana"/>
-          <w:i/>
-          <w:sz w:val="14"/>
-        </w:rPr>
-        <w:t>Note 62: Tan solo se indicará la distancia en relación con la localización comunicada y el rumbo, azimut o elevación y no se volverá a especificar esta localización.</w:t>
-      </w:r>
-    </w:p>
-    <w:p>
-      <w:r>
-        <w:rPr>
-          <w:rFonts w:ascii="Verdana" w:hAnsi="Verdana"/>
-          <w:i/>
-          <w:sz w:val="14"/>
-        </w:rPr>
-        <w:t>Note 63: Se asignarán valores positivos a la radiación descendente.</w:t>
-      </w:r>
-    </w:p>
-    <w:p>
-      <w:r>
-        <w:rPr>
-          <w:rFonts w:ascii="Verdana" w:hAnsi="Verdana"/>
-          <w:i/>
-          <w:sz w:val="14"/>
-        </w:rPr>
-        <w:t>Note 64: Se asignarán valores positivos a los componentes descendentes w cuando las unidades sean Pa s –1.</w:t>
-      </w:r>
-    </w:p>
-    <w:p>
-      <w:r>
-        <w:rPr>
-          <w:rFonts w:ascii="Verdana" w:hAnsi="Verdana"/>
-          <w:i/>
-          <w:sz w:val="14"/>
-        </w:rPr>
-        <w:t>Note 66: Se asignarán valores negativos a los incrementos este-oeste.</w:t>
-      </w:r>
-    </w:p>
-    <w:p>
-      <w:r>
-        <w:rPr>
-          <w:rFonts w:ascii="Verdana" w:hAnsi="Verdana"/>
-          <w:i/>
-          <w:sz w:val="14"/>
-        </w:rPr>
-        <w:t>Note 75: Para los descriptores CREX F = B, no 0.</w:t>
-      </w:r>
-    </w:p>
-    <w:p>
-      <w:r>
-        <w:rPr>
-          <w:rFonts w:ascii="Verdana" w:hAnsi="Verdana"/>
-          <w:i/>
-          <w:sz w:val="14"/>
-        </w:rPr>
-        <w:t>Note 92: Para distinguir claramente los casos de datos faltantes y de píxeles saturados, los datos de imagen de n bits deberían cifrarse utilizando una anchura de datos de n + 1. Si tal descriptor no está disponible ya en la Clase 30, debería utilizarse un descriptor de operación 2 01 YYY para modificar la anchura de datos de la entrada existente, si fuese necesario. I.2 – BUFR/CREX Tabla B/30 – 1</w:t>
-      </w:r>
-    </w:p>
-    <w:p>
-      <w:r>
-        <w:rPr>
-          <w:rFonts w:ascii="Verdana" w:hAnsi="Verdana"/>
-          <w:i/>
-          <w:sz w:val="14"/>
-        </w:rPr>
-        <w:t>Note 105: Para indicar períodos de tiempo o desplazamientos que preceden al tiempo definido actualmente se emplearán períodos de tiempo negativos o desplazamientos.</w:t>
-      </w:r>
-    </w:p>
-    <w:p>
-      <w:r>
-        <w:rPr>
-          <w:rFonts w:ascii="Verdana" w:hAnsi="Verdana"/>
-          <w:i/>
-          <w:sz w:val="14"/>
-        </w:rPr>
-        <w:t>Note 110: Se asignarán valores negativos a los incrementos norte-sur.</w:t>
-      </w:r>
-    </w:p>
-    <w:p>
-      <w:r>
-        <w:rPr>
-          <w:rFonts w:ascii="Verdana" w:hAnsi="Verdana"/>
-          <w:i/>
-          <w:sz w:val="14"/>
-        </w:rPr>
-        <w:t>Note 115: La anchura de datos de los píxeles puede cambiarse mediante el descriptor 2 01 YYY.</w:t>
-      </w:r>
-    </w:p>
-    <w:p>
-      <w:r>
-        <w:rPr>
-          <w:rFonts w:ascii="Verdana" w:hAnsi="Verdana"/>
-          <w:i/>
-          <w:sz w:val="14"/>
-        </w:rPr>
-        <w:t>Note 121: En relación con determinados elementos de esta clase, pueden consignarse algunas indicaciones sobre la precisión prevista.</w:t>
-      </w:r>
-    </w:p>
-    <w:p>
-      <w:r>
-        <w:rPr>
-          <w:rFonts w:ascii="Verdana" w:hAnsi="Verdana"/>
-          <w:i/>
-          <w:sz w:val="14"/>
-        </w:rPr>
-        <w:t>Note 122: Se asignarán valores negativos a la latitud sur.</w:t>
-      </w:r>
-    </w:p>
-    <w:p>
-      <w:r>
-        <w:rPr>
-          <w:rFonts w:ascii="Verdana" w:hAnsi="Verdana"/>
-          <w:i/>
-          <w:sz w:val="14"/>
-        </w:rPr>
-        <w:t>Note 123: Se asignarán valores positivos a los componentes v en sentido sur–norte.</w:t>
-      </w:r>
-    </w:p>
-    <w:p>
-      <w:r>
-        <w:rPr>
-          <w:rFonts w:ascii="Verdana" w:hAnsi="Verdana"/>
-          <w:i/>
-          <w:sz w:val="14"/>
-        </w:rPr>
-        <w:t>Note 126: Los informes sobre la dirección del viento de superficie resultantes de mediciones dentro del 1° del Polo Norte o del Polo Sur se notificarán de manera que el cero de su acimut esté alineado, coincidiendo con los 0° del meridiano de Greenwich. I.2 – BUFR/CREX Tabla B/11 – 6</w:t>
-      </w:r>
-    </w:p>
-    <w:p>
-      <w:r>
-        <w:rPr>
-          <w:rFonts w:ascii="Verdana" w:hAnsi="Verdana"/>
-          <w:i/>
-          <w:sz w:val="14"/>
-        </w:rPr>
-        <w:t>Note 140: El tamaño del píxel en la horizontal – 1 está dado por la posición donde el factor de escala del mapa es igual a la unidad.</w:t>
-      </w:r>
-    </w:p>
-    <w:p>
-      <w:r>
-        <w:rPr>
-          <w:rFonts w:ascii="Verdana" w:hAnsi="Verdana"/>
-          <w:i/>
-          <w:sz w:val="14"/>
-        </w:rPr>
-        <w:t>Note 141: El tamaño del píxel en la horizontal – 2 está dado por la posición donde el factor de escala del mapa es igual a la unidad.</w:t>
-      </w:r>
-    </w:p>
-    <w:p>
-      <w:r>
-        <w:rPr>
-          <w:rFonts w:ascii="Verdana" w:hAnsi="Verdana"/>
-          <w:i/>
-          <w:sz w:val="14"/>
-        </w:rPr>
-        <w:t>Note 145: La significación de los períodos o desplazamientos de tiempo se puede indicar utilizando la clave de significación del tiempo correspondiente a la referencia de tabla 0 08 021.</w:t>
-      </w:r>
-    </w:p>
-    <w:p>
-      <w:r>
-        <w:rPr>
-          <w:rFonts w:ascii="Verdana" w:hAnsi="Verdana"/>
-          <w:i/>
-          <w:sz w:val="14"/>
-        </w:rPr>
-        <w:t>Note 149: La localización del tiempo, cuando se utiliza con valores de predicción, indicará la hora del estado inicial de la predicción o el comienzo del período de predicción; cuando se utilice con promedios de conjunto de valores de predicción, la localización del tiempo indicará el estado inicial o el comienzo de la primera predicción de las que se obtienen los valores medios de conjunto</w:t>
-      </w:r>
-    </w:p>
-    <w:p>
-      <w:r>
-        <w:rPr>
-          <w:rFonts w:ascii="Verdana" w:hAnsi="Verdana"/>
-          <w:i/>
-          <w:sz w:val="14"/>
-        </w:rPr>
-        <w:t>Note 155: Esta clase también puede contener elementos relativos a los procedimientos de observación.</w:t>
-      </w:r>
-    </w:p>
-    <w:p>
-      <w:r>
-        <w:rPr>
-          <w:rFonts w:ascii="Verdana" w:hAnsi="Verdana"/>
-          <w:i/>
-          <w:sz w:val="14"/>
-        </w:rPr>
-        <w:t>Note 156: Esta clase incluirá elementos que describen los instrumentos que se utilizan para obtener los elementos meteorológicos transmitidos.</w:t>
-      </w:r>
-    </w:p>
-    <w:p>
-      <w:r>
-        <w:rPr>
-          <w:rFonts w:ascii="Verdana" w:hAnsi="Verdana"/>
-          <w:i/>
-          <w:sz w:val="14"/>
-        </w:rPr>
-        <w:t>Note 158: Respecto a los períodos o desplazamientos de tiempo, e incrementos de tiempo, será necesario determinar la localización inicial del tiempo antes de utilizarlos, y a continuación, según corresponda, se indicará la definición y significación del tiempo.</w:t>
-      </w:r>
-    </w:p>
-    <w:p>
-      <w:r>
-        <w:rPr>
-          <w:rFonts w:ascii="Verdana" w:hAnsi="Verdana"/>
-          <w:i/>
-          <w:sz w:val="14"/>
-        </w:rPr>
-        <w:t>Note 160: Se asignarán valores negativos a la radiación ascendente.</w:t>
-      </w:r>
-    </w:p>
-    <w:p>
-      <w:r>
-        <w:rPr>
-          <w:rFonts w:ascii="Verdana" w:hAnsi="Verdana"/>
-          <w:i/>
-          <w:sz w:val="14"/>
-        </w:rPr>
-        <w:t>Note 161: Se asignarán valores positivos a los componentes ascendentes w cuando las unidades sean m s–1.</w:t>
-      </w:r>
-    </w:p>
-    <w:p>
-      <w:r>
-        <w:rPr>
-          <w:rFonts w:ascii="Verdana" w:hAnsi="Verdana"/>
-          <w:i/>
-          <w:sz w:val="14"/>
-        </w:rPr>
-        <w:t>Note 162: Intervalos útiles utilizados: de 1011 Bq a 1019 Bq para emisiones; de 10–2 Bq a 107 Bq y de 10–2 mSv a 107 mSv para concentraciones y dosis.</w:t>
-      </w:r>
-    </w:p>
-    <w:p>
-      <w:r>
-        <w:rPr>
-          <w:rFonts w:ascii="Verdana" w:hAnsi="Verdana"/>
-          <w:i/>
-          <w:sz w:val="14"/>
-        </w:rPr>
-        <w:t>Note 163: Los valores de la latitud y de los incrementos de latitud quedan comprendidos entre –90 grados y +90 grados.</w:t>
-      </w:r>
-    </w:p>
-    <w:p>
-      <w:r>
-        <w:rPr>
-          <w:rFonts w:ascii="Verdana" w:hAnsi="Verdana"/>
-          <w:i/>
-          <w:sz w:val="14"/>
-        </w:rPr>
-        <w:t>Note 164: Los valores de longitud quedarán comprendidos entre –180 grados y +180 grados.</w:t>
-      </w:r>
-    </w:p>
-    <w:p>
-      <w:r>
-        <w:rPr>
-          <w:rFonts w:ascii="Verdana" w:hAnsi="Verdana"/>
-          <w:i/>
-          <w:sz w:val="14"/>
-        </w:rPr>
-        <w:t>Note 165: Se indicarán los elementos verticales y la presión para determinar los valores de estos elementos con independencia del elemento o variable que indique la coordenada vertical.</w:t>
-      </w:r>
-    </w:p>
-    <w:p>
-      <w:r>
-        <w:rPr>
-          <w:rFonts w:ascii="Verdana" w:hAnsi="Verdana"/>
-          <w:i/>
-          <w:sz w:val="14"/>
-        </w:rPr>
-        <w:t>Note 166: Se asignarán valores negativos a la longitud oeste.</w:t>
-      </w:r>
-    </w:p>
-    <w:p>
-      <w:r>
-        <w:rPr>
-          <w:rFonts w:ascii="Verdana" w:hAnsi="Verdana"/>
-          <w:i/>
-          <w:sz w:val="14"/>
-        </w:rPr>
-        <w:t>Note 167: Se asignarán valores positivos a los componentes u en sentido oeste–este.</w:t>
-      </w:r>
-    </w:p>
-    <w:p>
-      <w:r>
-        <w:rPr>
-          <w:rFonts w:ascii="Verdana" w:hAnsi="Verdana"/>
-          <w:i/>
-          <w:sz w:val="14"/>
-        </w:rPr>
-        <w:t>Note 176: Cuando sea necesario indicar más de un período o desplazamiento de tiempo para hacer indicaciones de tiempo complejas se definirán en sucesión inmediata en el siguiente orden: período conjunto (según corresponda), seguido por el período de predicción (según corresponda), seguido por el período de promedio o acumulación (según corresponda).</w:t>
-      </w:r>
-    </w:p>
-    <w:p>
-      <w:r>
-        <w:rPr>
-          <w:rFonts w:ascii="Verdana" w:hAnsi="Verdana"/>
-          <w:i/>
-          <w:sz w:val="14"/>
-        </w:rPr>
-        <w:t>Note 178: Cuando se indique la expresión “período determinado” en la columna “nombre del elemento”, deberá indicarse el período correspondiente, utilizando referencias de la Clase 04.</w:t>
-      </w:r>
-    </w:p>
-    <w:p>
-      <w:r>
-        <w:rPr>
-          <w:rFonts w:ascii="Verdana" w:hAnsi="Verdana"/>
-          <w:i/>
-          <w:sz w:val="14"/>
-        </w:rPr>
-        <w:t>Note 179: Cuando se acumulen o promedien los valores (por ejemplo en relación con un determinado período de tiempo), el número total de valores de los que se obtienen los valores acumulados o promediados podrán representarse utilizando la referencia 0 08 022.</w:t>
-      </w:r>
-    </w:p>
-    <w:p>
-      <w:r>
-        <w:rPr>
-          <w:rFonts w:ascii="Verdana" w:hAnsi="Verdana"/>
-          <w:i/>
-          <w:sz w:val="14"/>
-        </w:rPr>
-        <w:t>Note 180: Normas para la información sobre vientos: Velocidad Dirección Valor faltante Valor faltante Calma 0 0 Observación normal &gt;0 1°–360° Velocidad solamente &gt;0 Valor faltante Dirección solamente Valor faltante 1°–360° “Ligero y variable” &gt;0 0 No hay observaciones</w:t>
-      </w:r>
-    </w:p>
-    <w:p>
-      <w:r>
-        <w:rPr>
-          <w:rFonts w:ascii="Verdana" w:hAnsi="Verdana"/>
-          <w:i/>
-          <w:sz w:val="14"/>
-        </w:rPr>
-        <w:t>Note 181: Normas de notificación sobre mar de viento y olas: Observación Velocidad Dirección Ninguna observación faltante faltante Calma 0 0 Observación normal &gt;0 1–360 Velocidad únicamente &gt;0 faltante Dirección únicamente faltante 1–360 &gt;0 0 “Ligero y variable”</w:t>
       </w:r>
     </w:p>
     <w:tbl>
@@ -5520,6 +5150,377 @@
         </w:tc>
       </w:tr>
     </w:tbl>
+    <w:p/>
+    <w:p>
+      <w:r>
+        <w:rPr>
+          <w:rFonts w:ascii="Verdana" w:hAnsi="Verdana"/>
+          <w:i/>
+          <w:sz w:val="14"/>
+        </w:rPr>
+        <w:t>Note 23: El valor –0,1 kg m–2 antes de la aplicación del factor de escala (–1 después de su aplicación o en la clave CREX) indicará “trazas” (no mensurable, menos de 0,05 kg m–2).</w:t>
+      </w:r>
+    </w:p>
+    <w:p>
+      <w:r>
+        <w:rPr>
+          <w:rFonts w:ascii="Verdana" w:hAnsi="Verdana"/>
+          <w:i/>
+          <w:sz w:val="14"/>
+        </w:rPr>
+        <w:t>Note 25: Una significación definida anteriormente puede anularse transmitiendo un “valor faltante” a partir de la tabla de cifrado o de banderines apropiada.</w:t>
+      </w:r>
+    </w:p>
+    <w:p>
+      <w:r>
+        <w:rPr>
+          <w:rFonts w:ascii="Verdana" w:hAnsi="Verdana"/>
+          <w:i/>
+          <w:sz w:val="14"/>
+        </w:rPr>
+        <w:t>Note 27: Todas las horas están expresadas en Tiempo Universal Coordinado (UTC), a menos que se indique lo contrario. I.2 – BUFR/CREX Tabla B/04 – 3</w:t>
+      </w:r>
+    </w:p>
+    <w:p>
+      <w:r>
+        <w:rPr>
+          <w:rFonts w:ascii="Verdana" w:hAnsi="Verdana"/>
+          <w:i/>
+          <w:sz w:val="14"/>
+        </w:rPr>
+        <w:t>Note 32: Solo se indicará el rumbo o azimut en relación con la localización comunicada que no volverá a especificarse.</w:t>
+      </w:r>
+    </w:p>
+    <w:p>
+      <w:r>
+        <w:rPr>
+          <w:rFonts w:ascii="Verdana" w:hAnsi="Verdana"/>
+          <w:i/>
+          <w:sz w:val="14"/>
+        </w:rPr>
+        <w:t>Note 62: Tan solo se indicará la distancia en relación con la localización comunicada y el rumbo, azimut o elevación y no se volverá a especificar esta localización.</w:t>
+      </w:r>
+    </w:p>
+    <w:p>
+      <w:r>
+        <w:rPr>
+          <w:rFonts w:ascii="Verdana" w:hAnsi="Verdana"/>
+          <w:i/>
+          <w:sz w:val="14"/>
+        </w:rPr>
+        <w:t>Note 63: Se asignarán valores positivos a la radiación descendente.</w:t>
+      </w:r>
+    </w:p>
+    <w:p>
+      <w:r>
+        <w:rPr>
+          <w:rFonts w:ascii="Verdana" w:hAnsi="Verdana"/>
+          <w:i/>
+          <w:sz w:val="14"/>
+        </w:rPr>
+        <w:t>Note 64: Se asignarán valores positivos a los componentes descendentes w cuando las unidades sean Pa s –1.</w:t>
+      </w:r>
+    </w:p>
+    <w:p>
+      <w:r>
+        <w:rPr>
+          <w:rFonts w:ascii="Verdana" w:hAnsi="Verdana"/>
+          <w:i/>
+          <w:sz w:val="14"/>
+        </w:rPr>
+        <w:t>Note 66: Se asignarán valores negativos a los incrementos este-oeste.</w:t>
+      </w:r>
+    </w:p>
+    <w:p>
+      <w:r>
+        <w:rPr>
+          <w:rFonts w:ascii="Verdana" w:hAnsi="Verdana"/>
+          <w:i/>
+          <w:sz w:val="14"/>
+        </w:rPr>
+        <w:t>Note 75: Para los descriptores CREX F = B, no 0.</w:t>
+      </w:r>
+    </w:p>
+    <w:p>
+      <w:r>
+        <w:rPr>
+          <w:rFonts w:ascii="Verdana" w:hAnsi="Verdana"/>
+          <w:i/>
+          <w:sz w:val="14"/>
+        </w:rPr>
+        <w:t>Note 92: Para distinguir claramente los casos de datos faltantes y de píxeles saturados, los datos de imagen de n bits deberían cifrarse utilizando una anchura de datos de n + 1. Si tal descriptor no está disponible ya en la Clase 30, debería utilizarse un descriptor de operación 2 01 YYY para modificar la anchura de datos de la entrada existente, si fuese necesario. I.2 – BUFR/CREX Tabla B/30 – 1</w:t>
+      </w:r>
+    </w:p>
+    <w:p>
+      <w:r>
+        <w:rPr>
+          <w:rFonts w:ascii="Verdana" w:hAnsi="Verdana"/>
+          <w:i/>
+          <w:sz w:val="14"/>
+        </w:rPr>
+        <w:t>Note 105: Para indicar períodos de tiempo o desplazamientos que preceden al tiempo definido actualmente se emplearán períodos de tiempo negativos o desplazamientos.</w:t>
+      </w:r>
+    </w:p>
+    <w:p>
+      <w:r>
+        <w:rPr>
+          <w:rFonts w:ascii="Verdana" w:hAnsi="Verdana"/>
+          <w:i/>
+          <w:sz w:val="14"/>
+        </w:rPr>
+        <w:t>Note 110: Se asignarán valores negativos a los incrementos norte-sur.</w:t>
+      </w:r>
+    </w:p>
+    <w:p>
+      <w:r>
+        <w:rPr>
+          <w:rFonts w:ascii="Verdana" w:hAnsi="Verdana"/>
+          <w:i/>
+          <w:sz w:val="14"/>
+        </w:rPr>
+        <w:t>Note 115: La anchura de datos de los píxeles puede cambiarse mediante el descriptor 2 01 YYY.</w:t>
+      </w:r>
+    </w:p>
+    <w:p>
+      <w:r>
+        <w:rPr>
+          <w:rFonts w:ascii="Verdana" w:hAnsi="Verdana"/>
+          <w:i/>
+          <w:sz w:val="14"/>
+        </w:rPr>
+        <w:t>Note 121: En relación con determinados elementos de esta clase, pueden consignarse algunas indicaciones sobre la precisión prevista.</w:t>
+      </w:r>
+    </w:p>
+    <w:p>
+      <w:r>
+        <w:rPr>
+          <w:rFonts w:ascii="Verdana" w:hAnsi="Verdana"/>
+          <w:i/>
+          <w:sz w:val="14"/>
+        </w:rPr>
+        <w:t>Note 122: Se asignarán valores negativos a la latitud sur.</w:t>
+      </w:r>
+    </w:p>
+    <w:p>
+      <w:r>
+        <w:rPr>
+          <w:rFonts w:ascii="Verdana" w:hAnsi="Verdana"/>
+          <w:i/>
+          <w:sz w:val="14"/>
+        </w:rPr>
+        <w:t>Note 123: Se asignarán valores positivos a los componentes v en sentido sur–norte.</w:t>
+      </w:r>
+    </w:p>
+    <w:p>
+      <w:r>
+        <w:rPr>
+          <w:rFonts w:ascii="Verdana" w:hAnsi="Verdana"/>
+          <w:i/>
+          <w:sz w:val="14"/>
+        </w:rPr>
+        <w:t>Note 126: Los informes sobre la dirección del viento de superficie resultantes de mediciones dentro del 1° del Polo Norte o del Polo Sur se notificarán de manera que el cero de su acimut esté alineado, coincidiendo con los 0° del meridiano de Greenwich. I.2 – BUFR/CREX Tabla B/11 – 6</w:t>
+      </w:r>
+    </w:p>
+    <w:p>
+      <w:r>
+        <w:rPr>
+          <w:rFonts w:ascii="Verdana" w:hAnsi="Verdana"/>
+          <w:i/>
+          <w:sz w:val="14"/>
+        </w:rPr>
+        <w:t>Note 140: El tamaño del píxel en la horizontal – 1 está dado por la posición donde el factor de escala del mapa es igual a la unidad.</w:t>
+      </w:r>
+    </w:p>
+    <w:p>
+      <w:r>
+        <w:rPr>
+          <w:rFonts w:ascii="Verdana" w:hAnsi="Verdana"/>
+          <w:i/>
+          <w:sz w:val="14"/>
+        </w:rPr>
+        <w:t>Note 141: El tamaño del píxel en la horizontal – 2 está dado por la posición donde el factor de escala del mapa es igual a la unidad.</w:t>
+      </w:r>
+    </w:p>
+    <w:p>
+      <w:r>
+        <w:rPr>
+          <w:rFonts w:ascii="Verdana" w:hAnsi="Verdana"/>
+          <w:i/>
+          <w:sz w:val="14"/>
+        </w:rPr>
+        <w:t>Note 145: La significación de los períodos o desplazamientos de tiempo se puede indicar utilizando la clave de significación del tiempo correspondiente a la referencia de tabla 0 08 021.</w:t>
+      </w:r>
+    </w:p>
+    <w:p>
+      <w:r>
+        <w:rPr>
+          <w:rFonts w:ascii="Verdana" w:hAnsi="Verdana"/>
+          <w:i/>
+          <w:sz w:val="14"/>
+        </w:rPr>
+        <w:t>Note 149: La localización del tiempo, cuando se utiliza con valores de predicción, indicará la hora del estado inicial de la predicción o el comienzo del período de predicción; cuando se utilice con promedios de conjunto de valores de predicción, la localización del tiempo indicará el estado inicial o el comienzo de la primera predicción de las que se obtienen los valores medios de conjunto</w:t>
+      </w:r>
+    </w:p>
+    <w:p>
+      <w:r>
+        <w:rPr>
+          <w:rFonts w:ascii="Verdana" w:hAnsi="Verdana"/>
+          <w:i/>
+          <w:sz w:val="14"/>
+        </w:rPr>
+        <w:t>Note 155: Esta clase también puede contener elementos relativos a los procedimientos de observación.</w:t>
+      </w:r>
+    </w:p>
+    <w:p>
+      <w:r>
+        <w:rPr>
+          <w:rFonts w:ascii="Verdana" w:hAnsi="Verdana"/>
+          <w:i/>
+          <w:sz w:val="14"/>
+        </w:rPr>
+        <w:t>Note 156: Esta clase incluirá elementos que describen los instrumentos que se utilizan para obtener los elementos meteorológicos transmitidos.</w:t>
+      </w:r>
+    </w:p>
+    <w:p>
+      <w:r>
+        <w:rPr>
+          <w:rFonts w:ascii="Verdana" w:hAnsi="Verdana"/>
+          <w:i/>
+          <w:sz w:val="14"/>
+        </w:rPr>
+        <w:t>Note 158: Respecto a los períodos o desplazamientos de tiempo, e incrementos de tiempo, será necesario determinar la localización inicial del tiempo antes de utilizarlos, y a continuación, según corresponda, se indicará la definición y significación del tiempo.</w:t>
+      </w:r>
+    </w:p>
+    <w:p>
+      <w:r>
+        <w:rPr>
+          <w:rFonts w:ascii="Verdana" w:hAnsi="Verdana"/>
+          <w:i/>
+          <w:sz w:val="14"/>
+        </w:rPr>
+        <w:t>Note 160: Se asignarán valores negativos a la radiación ascendente.</w:t>
+      </w:r>
+    </w:p>
+    <w:p>
+      <w:r>
+        <w:rPr>
+          <w:rFonts w:ascii="Verdana" w:hAnsi="Verdana"/>
+          <w:i/>
+          <w:sz w:val="14"/>
+        </w:rPr>
+        <w:t>Note 161: Se asignarán valores positivos a los componentes ascendentes w cuando las unidades sean m s–1.</w:t>
+      </w:r>
+    </w:p>
+    <w:p>
+      <w:r>
+        <w:rPr>
+          <w:rFonts w:ascii="Verdana" w:hAnsi="Verdana"/>
+          <w:i/>
+          <w:sz w:val="14"/>
+        </w:rPr>
+        <w:t>Note 162: Intervalos útiles utilizados: de 1011 Bq a 1019 Bq para emisiones; de 10–2 Bq a 107 Bq y de 10–2 mSv a 107 mSv para concentraciones y dosis.</w:t>
+      </w:r>
+    </w:p>
+    <w:p>
+      <w:r>
+        <w:rPr>
+          <w:rFonts w:ascii="Verdana" w:hAnsi="Verdana"/>
+          <w:i/>
+          <w:sz w:val="14"/>
+        </w:rPr>
+        <w:t>Note 163: Los valores de la latitud y de los incrementos de latitud quedan comprendidos entre –90 grados y +90 grados.</w:t>
+      </w:r>
+    </w:p>
+    <w:p>
+      <w:r>
+        <w:rPr>
+          <w:rFonts w:ascii="Verdana" w:hAnsi="Verdana"/>
+          <w:i/>
+          <w:sz w:val="14"/>
+        </w:rPr>
+        <w:t>Note 164: Los valores de longitud quedarán comprendidos entre –180 grados y +180 grados.</w:t>
+      </w:r>
+    </w:p>
+    <w:p>
+      <w:r>
+        <w:rPr>
+          <w:rFonts w:ascii="Verdana" w:hAnsi="Verdana"/>
+          <w:i/>
+          <w:sz w:val="14"/>
+        </w:rPr>
+        <w:t>Note 165: Se indicarán los elementos verticales y la presión para determinar los valores de estos elementos con independencia del elemento o variable que indique la coordenada vertical.</w:t>
+      </w:r>
+    </w:p>
+    <w:p>
+      <w:r>
+        <w:rPr>
+          <w:rFonts w:ascii="Verdana" w:hAnsi="Verdana"/>
+          <w:i/>
+          <w:sz w:val="14"/>
+        </w:rPr>
+        <w:t>Note 166: Se asignarán valores negativos a la longitud oeste.</w:t>
+      </w:r>
+    </w:p>
+    <w:p>
+      <w:r>
+        <w:rPr>
+          <w:rFonts w:ascii="Verdana" w:hAnsi="Verdana"/>
+          <w:i/>
+          <w:sz w:val="14"/>
+        </w:rPr>
+        <w:t>Note 167: Se asignarán valores positivos a los componentes u en sentido oeste–este.</w:t>
+      </w:r>
+    </w:p>
+    <w:p>
+      <w:r>
+        <w:rPr>
+          <w:rFonts w:ascii="Verdana" w:hAnsi="Verdana"/>
+          <w:i/>
+          <w:sz w:val="14"/>
+        </w:rPr>
+        <w:t>Note 176: Cuando sea necesario indicar más de un período o desplazamiento de tiempo para hacer indicaciones de tiempo complejas se definirán en sucesión inmediata en el siguiente orden: período conjunto (según corresponda), seguido por el período de predicción (según corresponda), seguido por el período de promedio o acumulación (según corresponda).</w:t>
+      </w:r>
+    </w:p>
+    <w:p>
+      <w:r>
+        <w:rPr>
+          <w:rFonts w:ascii="Verdana" w:hAnsi="Verdana"/>
+          <w:i/>
+          <w:sz w:val="14"/>
+        </w:rPr>
+        <w:t>Note 178: Cuando se indique la expresión “período determinado” en la columna “nombre del elemento”, deberá indicarse el período correspondiente, utilizando referencias de la Clase 04.</w:t>
+      </w:r>
+    </w:p>
+    <w:p>
+      <w:r>
+        <w:rPr>
+          <w:rFonts w:ascii="Verdana" w:hAnsi="Verdana"/>
+          <w:i/>
+          <w:sz w:val="14"/>
+        </w:rPr>
+        <w:t>Note 179: Cuando se acumulen o promedien los valores (por ejemplo en relación con un determinado período de tiempo), el número total de valores de los que se obtienen los valores acumulados o promediados podrán representarse utilizando la referencia 0 08 022.</w:t>
+      </w:r>
+    </w:p>
+    <w:p>
+      <w:r>
+        <w:rPr>
+          <w:rFonts w:ascii="Verdana" w:hAnsi="Verdana"/>
+          <w:i/>
+          <w:sz w:val="14"/>
+        </w:rPr>
+        <w:t>Note 180: Normas para la información sobre vientos: Velocidad Dirección Valor faltante Valor faltante Calma 0 0 Observación normal &gt;0 1°–360° Velocidad solamente &gt;0 Valor faltante Dirección solamente Valor faltante 1°–360° “Ligero y variable” &gt;0 0 No hay observaciones</w:t>
+      </w:r>
+    </w:p>
+    <w:p>
+      <w:r>
+        <w:rPr>
+          <w:rFonts w:ascii="Verdana" w:hAnsi="Verdana"/>
+          <w:i/>
+          <w:sz w:val="14"/>
+        </w:rPr>
+        <w:t>Note 181: Normas de notificación sobre mar de viento y olas: Observación Velocidad Dirección Ninguna observación faltante faltante Calma 0 0 Observación normal &gt;0 1–360 Velocidad únicamente &gt;0 faltante Dirección únicamente faltante 1–360 &gt;0 0 “Ligero y variable”</w:t>
+      </w:r>
+    </w:p>
     <w:sectPr>
       <w:pgSz w:w="16838" w:h="11906" w:orient="landscape"/>
       <w:pgMar w:top="850" w:right="850" w:bottom="850" w:left="850" w:header="720" w:footer="720" w:gutter="0"/>

--- a/docx/es/BUFRCREX_TableB_es_23.docx
+++ b/docx/es/BUFRCREX_TableB_es_23.docx
@@ -5150,377 +5150,6 @@
         </w:tc>
       </w:tr>
     </w:tbl>
-    <w:p/>
-    <w:p>
-      <w:r>
-        <w:rPr>
-          <w:rFonts w:ascii="Verdana" w:hAnsi="Verdana"/>
-          <w:i/>
-          <w:sz w:val="14"/>
-        </w:rPr>
-        <w:t>Note 23: El valor –0,1 kg m–2 antes de la aplicación del factor de escala (–1 después de su aplicación o en la clave CREX) indicará “trazas” (no mensurable, menos de 0,05 kg m–2).</w:t>
-      </w:r>
-    </w:p>
-    <w:p>
-      <w:r>
-        <w:rPr>
-          <w:rFonts w:ascii="Verdana" w:hAnsi="Verdana"/>
-          <w:i/>
-          <w:sz w:val="14"/>
-        </w:rPr>
-        <w:t>Note 25: Una significación definida anteriormente puede anularse transmitiendo un “valor faltante” a partir de la tabla de cifrado o de banderines apropiada.</w:t>
-      </w:r>
-    </w:p>
-    <w:p>
-      <w:r>
-        <w:rPr>
-          <w:rFonts w:ascii="Verdana" w:hAnsi="Verdana"/>
-          <w:i/>
-          <w:sz w:val="14"/>
-        </w:rPr>
-        <w:t>Note 27: Todas las horas están expresadas en Tiempo Universal Coordinado (UTC), a menos que se indique lo contrario. I.2 – BUFR/CREX Tabla B/04 – 3</w:t>
-      </w:r>
-    </w:p>
-    <w:p>
-      <w:r>
-        <w:rPr>
-          <w:rFonts w:ascii="Verdana" w:hAnsi="Verdana"/>
-          <w:i/>
-          <w:sz w:val="14"/>
-        </w:rPr>
-        <w:t>Note 32: Solo se indicará el rumbo o azimut en relación con la localización comunicada que no volverá a especificarse.</w:t>
-      </w:r>
-    </w:p>
-    <w:p>
-      <w:r>
-        <w:rPr>
-          <w:rFonts w:ascii="Verdana" w:hAnsi="Verdana"/>
-          <w:i/>
-          <w:sz w:val="14"/>
-        </w:rPr>
-        <w:t>Note 62: Tan solo se indicará la distancia en relación con la localización comunicada y el rumbo, azimut o elevación y no se volverá a especificar esta localización.</w:t>
-      </w:r>
-    </w:p>
-    <w:p>
-      <w:r>
-        <w:rPr>
-          <w:rFonts w:ascii="Verdana" w:hAnsi="Verdana"/>
-          <w:i/>
-          <w:sz w:val="14"/>
-        </w:rPr>
-        <w:t>Note 63: Se asignarán valores positivos a la radiación descendente.</w:t>
-      </w:r>
-    </w:p>
-    <w:p>
-      <w:r>
-        <w:rPr>
-          <w:rFonts w:ascii="Verdana" w:hAnsi="Verdana"/>
-          <w:i/>
-          <w:sz w:val="14"/>
-        </w:rPr>
-        <w:t>Note 64: Se asignarán valores positivos a los componentes descendentes w cuando las unidades sean Pa s –1.</w:t>
-      </w:r>
-    </w:p>
-    <w:p>
-      <w:r>
-        <w:rPr>
-          <w:rFonts w:ascii="Verdana" w:hAnsi="Verdana"/>
-          <w:i/>
-          <w:sz w:val="14"/>
-        </w:rPr>
-        <w:t>Note 66: Se asignarán valores negativos a los incrementos este-oeste.</w:t>
-      </w:r>
-    </w:p>
-    <w:p>
-      <w:r>
-        <w:rPr>
-          <w:rFonts w:ascii="Verdana" w:hAnsi="Verdana"/>
-          <w:i/>
-          <w:sz w:val="14"/>
-        </w:rPr>
-        <w:t>Note 75: Para los descriptores CREX F = B, no 0.</w:t>
-      </w:r>
-    </w:p>
-    <w:p>
-      <w:r>
-        <w:rPr>
-          <w:rFonts w:ascii="Verdana" w:hAnsi="Verdana"/>
-          <w:i/>
-          <w:sz w:val="14"/>
-        </w:rPr>
-        <w:t>Note 92: Para distinguir claramente los casos de datos faltantes y de píxeles saturados, los datos de imagen de n bits deberían cifrarse utilizando una anchura de datos de n + 1. Si tal descriptor no está disponible ya en la Clase 30, debería utilizarse un descriptor de operación 2 01 YYY para modificar la anchura de datos de la entrada existente, si fuese necesario. I.2 – BUFR/CREX Tabla B/30 – 1</w:t>
-      </w:r>
-    </w:p>
-    <w:p>
-      <w:r>
-        <w:rPr>
-          <w:rFonts w:ascii="Verdana" w:hAnsi="Verdana"/>
-          <w:i/>
-          <w:sz w:val="14"/>
-        </w:rPr>
-        <w:t>Note 105: Para indicar períodos de tiempo o desplazamientos que preceden al tiempo definido actualmente se emplearán períodos de tiempo negativos o desplazamientos.</w:t>
-      </w:r>
-    </w:p>
-    <w:p>
-      <w:r>
-        <w:rPr>
-          <w:rFonts w:ascii="Verdana" w:hAnsi="Verdana"/>
-          <w:i/>
-          <w:sz w:val="14"/>
-        </w:rPr>
-        <w:t>Note 110: Se asignarán valores negativos a los incrementos norte-sur.</w:t>
-      </w:r>
-    </w:p>
-    <w:p>
-      <w:r>
-        <w:rPr>
-          <w:rFonts w:ascii="Verdana" w:hAnsi="Verdana"/>
-          <w:i/>
-          <w:sz w:val="14"/>
-        </w:rPr>
-        <w:t>Note 115: La anchura de datos de los píxeles puede cambiarse mediante el descriptor 2 01 YYY.</w:t>
-      </w:r>
-    </w:p>
-    <w:p>
-      <w:r>
-        <w:rPr>
-          <w:rFonts w:ascii="Verdana" w:hAnsi="Verdana"/>
-          <w:i/>
-          <w:sz w:val="14"/>
-        </w:rPr>
-        <w:t>Note 121: En relación con determinados elementos de esta clase, pueden consignarse algunas indicaciones sobre la precisión prevista.</w:t>
-      </w:r>
-    </w:p>
-    <w:p>
-      <w:r>
-        <w:rPr>
-          <w:rFonts w:ascii="Verdana" w:hAnsi="Verdana"/>
-          <w:i/>
-          <w:sz w:val="14"/>
-        </w:rPr>
-        <w:t>Note 122: Se asignarán valores negativos a la latitud sur.</w:t>
-      </w:r>
-    </w:p>
-    <w:p>
-      <w:r>
-        <w:rPr>
-          <w:rFonts w:ascii="Verdana" w:hAnsi="Verdana"/>
-          <w:i/>
-          <w:sz w:val="14"/>
-        </w:rPr>
-        <w:t>Note 123: Se asignarán valores positivos a los componentes v en sentido sur–norte.</w:t>
-      </w:r>
-    </w:p>
-    <w:p>
-      <w:r>
-        <w:rPr>
-          <w:rFonts w:ascii="Verdana" w:hAnsi="Verdana"/>
-          <w:i/>
-          <w:sz w:val="14"/>
-        </w:rPr>
-        <w:t>Note 126: Los informes sobre la dirección del viento de superficie resultantes de mediciones dentro del 1° del Polo Norte o del Polo Sur se notificarán de manera que el cero de su acimut esté alineado, coincidiendo con los 0° del meridiano de Greenwich. I.2 – BUFR/CREX Tabla B/11 – 6</w:t>
-      </w:r>
-    </w:p>
-    <w:p>
-      <w:r>
-        <w:rPr>
-          <w:rFonts w:ascii="Verdana" w:hAnsi="Verdana"/>
-          <w:i/>
-          <w:sz w:val="14"/>
-        </w:rPr>
-        <w:t>Note 140: El tamaño del píxel en la horizontal – 1 está dado por la posición donde el factor de escala del mapa es igual a la unidad.</w:t>
-      </w:r>
-    </w:p>
-    <w:p>
-      <w:r>
-        <w:rPr>
-          <w:rFonts w:ascii="Verdana" w:hAnsi="Verdana"/>
-          <w:i/>
-          <w:sz w:val="14"/>
-        </w:rPr>
-        <w:t>Note 141: El tamaño del píxel en la horizontal – 2 está dado por la posición donde el factor de escala del mapa es igual a la unidad.</w:t>
-      </w:r>
-    </w:p>
-    <w:p>
-      <w:r>
-        <w:rPr>
-          <w:rFonts w:ascii="Verdana" w:hAnsi="Verdana"/>
-          <w:i/>
-          <w:sz w:val="14"/>
-        </w:rPr>
-        <w:t>Note 145: La significación de los períodos o desplazamientos de tiempo se puede indicar utilizando la clave de significación del tiempo correspondiente a la referencia de tabla 0 08 021.</w:t>
-      </w:r>
-    </w:p>
-    <w:p>
-      <w:r>
-        <w:rPr>
-          <w:rFonts w:ascii="Verdana" w:hAnsi="Verdana"/>
-          <w:i/>
-          <w:sz w:val="14"/>
-        </w:rPr>
-        <w:t>Note 149: La localización del tiempo, cuando se utiliza con valores de predicción, indicará la hora del estado inicial de la predicción o el comienzo del período de predicción; cuando se utilice con promedios de conjunto de valores de predicción, la localización del tiempo indicará el estado inicial o el comienzo de la primera predicción de las que se obtienen los valores medios de conjunto</w:t>
-      </w:r>
-    </w:p>
-    <w:p>
-      <w:r>
-        <w:rPr>
-          <w:rFonts w:ascii="Verdana" w:hAnsi="Verdana"/>
-          <w:i/>
-          <w:sz w:val="14"/>
-        </w:rPr>
-        <w:t>Note 155: Esta clase también puede contener elementos relativos a los procedimientos de observación.</w:t>
-      </w:r>
-    </w:p>
-    <w:p>
-      <w:r>
-        <w:rPr>
-          <w:rFonts w:ascii="Verdana" w:hAnsi="Verdana"/>
-          <w:i/>
-          <w:sz w:val="14"/>
-        </w:rPr>
-        <w:t>Note 156: Esta clase incluirá elementos que describen los instrumentos que se utilizan para obtener los elementos meteorológicos transmitidos.</w:t>
-      </w:r>
-    </w:p>
-    <w:p>
-      <w:r>
-        <w:rPr>
-          <w:rFonts w:ascii="Verdana" w:hAnsi="Verdana"/>
-          <w:i/>
-          <w:sz w:val="14"/>
-        </w:rPr>
-        <w:t>Note 158: Respecto a los períodos o desplazamientos de tiempo, e incrementos de tiempo, será necesario determinar la localización inicial del tiempo antes de utilizarlos, y a continuación, según corresponda, se indicará la definición y significación del tiempo.</w:t>
-      </w:r>
-    </w:p>
-    <w:p>
-      <w:r>
-        <w:rPr>
-          <w:rFonts w:ascii="Verdana" w:hAnsi="Verdana"/>
-          <w:i/>
-          <w:sz w:val="14"/>
-        </w:rPr>
-        <w:t>Note 160: Se asignarán valores negativos a la radiación ascendente.</w:t>
-      </w:r>
-    </w:p>
-    <w:p>
-      <w:r>
-        <w:rPr>
-          <w:rFonts w:ascii="Verdana" w:hAnsi="Verdana"/>
-          <w:i/>
-          <w:sz w:val="14"/>
-        </w:rPr>
-        <w:t>Note 161: Se asignarán valores positivos a los componentes ascendentes w cuando las unidades sean m s–1.</w:t>
-      </w:r>
-    </w:p>
-    <w:p>
-      <w:r>
-        <w:rPr>
-          <w:rFonts w:ascii="Verdana" w:hAnsi="Verdana"/>
-          <w:i/>
-          <w:sz w:val="14"/>
-        </w:rPr>
-        <w:t>Note 162: Intervalos útiles utilizados: de 1011 Bq a 1019 Bq para emisiones; de 10–2 Bq a 107 Bq y de 10–2 mSv a 107 mSv para concentraciones y dosis.</w:t>
-      </w:r>
-    </w:p>
-    <w:p>
-      <w:r>
-        <w:rPr>
-          <w:rFonts w:ascii="Verdana" w:hAnsi="Verdana"/>
-          <w:i/>
-          <w:sz w:val="14"/>
-        </w:rPr>
-        <w:t>Note 163: Los valores de la latitud y de los incrementos de latitud quedan comprendidos entre –90 grados y +90 grados.</w:t>
-      </w:r>
-    </w:p>
-    <w:p>
-      <w:r>
-        <w:rPr>
-          <w:rFonts w:ascii="Verdana" w:hAnsi="Verdana"/>
-          <w:i/>
-          <w:sz w:val="14"/>
-        </w:rPr>
-        <w:t>Note 164: Los valores de longitud quedarán comprendidos entre –180 grados y +180 grados.</w:t>
-      </w:r>
-    </w:p>
-    <w:p>
-      <w:r>
-        <w:rPr>
-          <w:rFonts w:ascii="Verdana" w:hAnsi="Verdana"/>
-          <w:i/>
-          <w:sz w:val="14"/>
-        </w:rPr>
-        <w:t>Note 165: Se indicarán los elementos verticales y la presión para determinar los valores de estos elementos con independencia del elemento o variable que indique la coordenada vertical.</w:t>
-      </w:r>
-    </w:p>
-    <w:p>
-      <w:r>
-        <w:rPr>
-          <w:rFonts w:ascii="Verdana" w:hAnsi="Verdana"/>
-          <w:i/>
-          <w:sz w:val="14"/>
-        </w:rPr>
-        <w:t>Note 166: Se asignarán valores negativos a la longitud oeste.</w:t>
-      </w:r>
-    </w:p>
-    <w:p>
-      <w:r>
-        <w:rPr>
-          <w:rFonts w:ascii="Verdana" w:hAnsi="Verdana"/>
-          <w:i/>
-          <w:sz w:val="14"/>
-        </w:rPr>
-        <w:t>Note 167: Se asignarán valores positivos a los componentes u en sentido oeste–este.</w:t>
-      </w:r>
-    </w:p>
-    <w:p>
-      <w:r>
-        <w:rPr>
-          <w:rFonts w:ascii="Verdana" w:hAnsi="Verdana"/>
-          <w:i/>
-          <w:sz w:val="14"/>
-        </w:rPr>
-        <w:t>Note 176: Cuando sea necesario indicar más de un período o desplazamiento de tiempo para hacer indicaciones de tiempo complejas se definirán en sucesión inmediata en el siguiente orden: período conjunto (según corresponda), seguido por el período de predicción (según corresponda), seguido por el período de promedio o acumulación (según corresponda).</w:t>
-      </w:r>
-    </w:p>
-    <w:p>
-      <w:r>
-        <w:rPr>
-          <w:rFonts w:ascii="Verdana" w:hAnsi="Verdana"/>
-          <w:i/>
-          <w:sz w:val="14"/>
-        </w:rPr>
-        <w:t>Note 178: Cuando se indique la expresión “período determinado” en la columna “nombre del elemento”, deberá indicarse el período correspondiente, utilizando referencias de la Clase 04.</w:t>
-      </w:r>
-    </w:p>
-    <w:p>
-      <w:r>
-        <w:rPr>
-          <w:rFonts w:ascii="Verdana" w:hAnsi="Verdana"/>
-          <w:i/>
-          <w:sz w:val="14"/>
-        </w:rPr>
-        <w:t>Note 179: Cuando se acumulen o promedien los valores (por ejemplo en relación con un determinado período de tiempo), el número total de valores de los que se obtienen los valores acumulados o promediados podrán representarse utilizando la referencia 0 08 022.</w:t>
-      </w:r>
-    </w:p>
-    <w:p>
-      <w:r>
-        <w:rPr>
-          <w:rFonts w:ascii="Verdana" w:hAnsi="Verdana"/>
-          <w:i/>
-          <w:sz w:val="14"/>
-        </w:rPr>
-        <w:t>Note 180: Normas para la información sobre vientos: Velocidad Dirección Valor faltante Valor faltante Calma 0 0 Observación normal &gt;0 1°–360° Velocidad solamente &gt;0 Valor faltante Dirección solamente Valor faltante 1°–360° “Ligero y variable” &gt;0 0 No hay observaciones</w:t>
-      </w:r>
-    </w:p>
-    <w:p>
-      <w:r>
-        <w:rPr>
-          <w:rFonts w:ascii="Verdana" w:hAnsi="Verdana"/>
-          <w:i/>
-          <w:sz w:val="14"/>
-        </w:rPr>
-        <w:t>Note 181: Normas de notificación sobre mar de viento y olas: Observación Velocidad Dirección Ninguna observación faltante faltante Calma 0 0 Observación normal &gt;0 1–360 Velocidad únicamente &gt;0 faltante Dirección únicamente faltante 1–360 &gt;0 0 “Ligero y variable”</w:t>
-      </w:r>
-    </w:p>
     <w:sectPr>
       <w:pgSz w:w="16838" w:h="11906" w:orient="landscape"/>
       <w:pgMar w:top="850" w:right="850" w:bottom="850" w:left="850" w:header="720" w:footer="720" w:gutter="0"/>
